--- a/test-corpus/corpus/generated/large1.docx
+++ b/test-corpus/corpus/generated/large1.docx
@@ -114,7 +114,7 @@
                       <a:solidFill>
                         <a:srgbClr val="D9E2F3"/>
                       </a:solidFill>
-                      <a:ln w="12700" cap="flat" cmpd="sng" algn="ctr">
+                      <a:ln w="3175" cap="flat" cmpd="sng" algn="ctr">
                         <a:solidFill>
                           <a:srgbClr val="2F5496"/>
                         </a:solidFill>
@@ -175,7 +175,7 @@
                       <a:solidFill>
                         <a:srgbClr val="D9E2F3"/>
                       </a:solidFill>
-                      <a:ln w="12700" cap="flat" cmpd="sng" algn="ctr">
+                      <a:ln w="3175" cap="flat" cmpd="sng" algn="ctr">
                         <a:solidFill>
                           <a:srgbClr val="2F5496"/>
                         </a:solidFill>
@@ -236,7 +236,7 @@
                       <a:solidFill>
                         <a:srgbClr val="D9E2F3"/>
                       </a:solidFill>
-                      <a:ln w="12700" cap="flat" cmpd="sng" algn="ctr">
+                      <a:ln w="3175" cap="flat" cmpd="sng" algn="ctr">
                         <a:solidFill>
                           <a:srgbClr val="2F5496"/>
                         </a:solidFill>
@@ -297,7 +297,7 @@
                       <a:solidFill>
                         <a:srgbClr val="D9E2F3"/>
                       </a:solidFill>
-                      <a:ln w="12700" cap="flat" cmpd="sng" algn="ctr">
+                      <a:ln w="3175" cap="flat" cmpd="sng" algn="ctr">
                         <a:solidFill>
                           <a:srgbClr val="2F5496"/>
                         </a:solidFill>
@@ -358,7 +358,7 @@
                       <a:solidFill>
                         <a:srgbClr val="D9E2F3"/>
                       </a:solidFill>
-                      <a:ln w="12700" cap="flat" cmpd="sng" algn="ctr">
+                      <a:ln w="3175" cap="flat" cmpd="sng" algn="ctr">
                         <a:solidFill>
                           <a:srgbClr val="2F5496"/>
                         </a:solidFill>
@@ -419,7 +419,7 @@
                       <a:solidFill>
                         <a:srgbClr val="D9E2F3"/>
                       </a:solidFill>
-                      <a:ln w="12700" cap="flat" cmpd="sng" algn="ctr">
+                      <a:ln w="3175" cap="flat" cmpd="sng" algn="ctr">
                         <a:solidFill>
                           <a:srgbClr val="2F5496"/>
                         </a:solidFill>
@@ -480,7 +480,7 @@
                       <a:solidFill>
                         <a:srgbClr val="D9E2F3"/>
                       </a:solidFill>
-                      <a:ln w="12700" cap="flat" cmpd="sng" algn="ctr">
+                      <a:ln w="3175" cap="flat" cmpd="sng" algn="ctr">
                         <a:solidFill>
                           <a:srgbClr val="2F5496"/>
                         </a:solidFill>
@@ -541,7 +541,7 @@
                       <a:solidFill>
                         <a:srgbClr val="D9E2F3"/>
                       </a:solidFill>
-                      <a:ln w="12700" cap="flat" cmpd="sng" algn="ctr">
+                      <a:ln w="3175" cap="flat" cmpd="sng" algn="ctr">
                         <a:solidFill>
                           <a:srgbClr val="2F5496"/>
                         </a:solidFill>
@@ -602,7 +602,7 @@
                       <a:solidFill>
                         <a:srgbClr val="D9E2F3"/>
                       </a:solidFill>
-                      <a:ln w="12700" cap="flat" cmpd="sng" algn="ctr">
+                      <a:ln w="3175" cap="flat" cmpd="sng" algn="ctr">
                         <a:solidFill>
                           <a:srgbClr val="2F5496"/>
                         </a:solidFill>
@@ -663,7 +663,7 @@
                       <a:solidFill>
                         <a:srgbClr val="D9E2F3"/>
                       </a:solidFill>
-                      <a:ln w="12700" cap="flat" cmpd="sng" algn="ctr">
+                      <a:ln w="3175" cap="flat" cmpd="sng" algn="ctr">
                         <a:solidFill>
                           <a:srgbClr val="2F5496"/>
                         </a:solidFill>
@@ -724,7 +724,7 @@
                       <a:solidFill>
                         <a:srgbClr val="D9E2F3"/>
                       </a:solidFill>
-                      <a:ln w="12700" cap="flat" cmpd="sng" algn="ctr">
+                      <a:ln w="3175" cap="flat" cmpd="sng" algn="ctr">
                         <a:solidFill>
                           <a:srgbClr val="2F5496"/>
                         </a:solidFill>
@@ -785,7 +785,7 @@
                       <a:solidFill>
                         <a:srgbClr val="D9E2F3"/>
                       </a:solidFill>
-                      <a:ln w="12700" cap="flat" cmpd="sng" algn="ctr">
+                      <a:ln w="3175" cap="flat" cmpd="sng" algn="ctr">
                         <a:solidFill>
                           <a:srgbClr val="2F5496"/>
                         </a:solidFill>
@@ -846,7 +846,7 @@
                       <a:solidFill>
                         <a:srgbClr val="D9E2F3"/>
                       </a:solidFill>
-                      <a:ln w="12700" cap="flat" cmpd="sng" algn="ctr">
+                      <a:ln w="3175" cap="flat" cmpd="sng" algn="ctr">
                         <a:solidFill>
                           <a:srgbClr val="2F5496"/>
                         </a:solidFill>
@@ -907,7 +907,7 @@
                       <a:solidFill>
                         <a:srgbClr val="D9E2F3"/>
                       </a:solidFill>
-                      <a:ln w="12700" cap="flat" cmpd="sng" algn="ctr">
+                      <a:ln w="3175" cap="flat" cmpd="sng" algn="ctr">
                         <a:solidFill>
                           <a:srgbClr val="2F5496"/>
                         </a:solidFill>
@@ -968,7 +968,7 @@
                       <a:solidFill>
                         <a:srgbClr val="D9E2F3"/>
                       </a:solidFill>
-                      <a:ln w="12700" cap="flat" cmpd="sng" algn="ctr">
+                      <a:ln w="3175" cap="flat" cmpd="sng" algn="ctr">
                         <a:solidFill>
                           <a:srgbClr val="2F5496"/>
                         </a:solidFill>
@@ -1029,7 +1029,7 @@
                       <a:solidFill>
                         <a:srgbClr val="D9E2F3"/>
                       </a:solidFill>
-                      <a:ln w="12700" cap="flat" cmpd="sng" algn="ctr">
+                      <a:ln w="3175" cap="flat" cmpd="sng" algn="ctr">
                         <a:solidFill>
                           <a:srgbClr val="2F5496"/>
                         </a:solidFill>
@@ -1090,7 +1090,7 @@
                       <a:solidFill>
                         <a:srgbClr val="D9E2F3"/>
                       </a:solidFill>
-                      <a:ln w="12700" cap="flat" cmpd="sng" algn="ctr">
+                      <a:ln w="3175" cap="flat" cmpd="sng" algn="ctr">
                         <a:solidFill>
                           <a:srgbClr val="2F5496"/>
                         </a:solidFill>
@@ -1151,7 +1151,7 @@
                       <a:solidFill>
                         <a:srgbClr val="D9E2F3"/>
                       </a:solidFill>
-                      <a:ln w="12700" cap="flat" cmpd="sng" algn="ctr">
+                      <a:ln w="3175" cap="flat" cmpd="sng" algn="ctr">
                         <a:solidFill>
                           <a:srgbClr val="2F5496"/>
                         </a:solidFill>
@@ -1212,7 +1212,7 @@
                       <a:solidFill>
                         <a:srgbClr val="D9E2F3"/>
                       </a:solidFill>
-                      <a:ln w="12700" cap="flat" cmpd="sng" algn="ctr">
+                      <a:ln w="3175" cap="flat" cmpd="sng" algn="ctr">
                         <a:solidFill>
                           <a:srgbClr val="2F5496"/>
                         </a:solidFill>
@@ -1273,7 +1273,7 @@
                       <a:solidFill>
                         <a:srgbClr val="D9E2F3"/>
                       </a:solidFill>
-                      <a:ln w="12700" cap="flat" cmpd="sng" algn="ctr">
+                      <a:ln w="3175" cap="flat" cmpd="sng" algn="ctr">
                         <a:solidFill>
                           <a:srgbClr val="2F5496"/>
                         </a:solidFill>
@@ -1334,7 +1334,7 @@
                       <a:solidFill>
                         <a:srgbClr val="D9E2F3"/>
                       </a:solidFill>
-                      <a:ln w="12700" cap="flat" cmpd="sng" algn="ctr">
+                      <a:ln w="3175" cap="flat" cmpd="sng" algn="ctr">
                         <a:solidFill>
                           <a:srgbClr val="2F5496"/>
                         </a:solidFill>
@@ -1395,7 +1395,7 @@
                       <a:solidFill>
                         <a:srgbClr val="D9E2F3"/>
                       </a:solidFill>
-                      <a:ln w="12700" cap="flat" cmpd="sng" algn="ctr">
+                      <a:ln w="3175" cap="flat" cmpd="sng" algn="ctr">
                         <a:solidFill>
                           <a:srgbClr val="2F5496"/>
                         </a:solidFill>
@@ -1456,7 +1456,7 @@
                       <a:solidFill>
                         <a:srgbClr val="D9E2F3"/>
                       </a:solidFill>
-                      <a:ln w="12700" cap="flat" cmpd="sng" algn="ctr">
+                      <a:ln w="3175" cap="flat" cmpd="sng" algn="ctr">
                         <a:solidFill>
                           <a:srgbClr val="2F5496"/>
                         </a:solidFill>
@@ -1517,7 +1517,7 @@
                       <a:solidFill>
                         <a:srgbClr val="D9E2F3"/>
                       </a:solidFill>
-                      <a:ln w="12700" cap="flat" cmpd="sng" algn="ctr">
+                      <a:ln w="3175" cap="flat" cmpd="sng" algn="ctr">
                         <a:solidFill>
                           <a:srgbClr val="2F5496"/>
                         </a:solidFill>
@@ -1578,7 +1578,7 @@
                       <a:solidFill>
                         <a:srgbClr val="D9E2F3"/>
                       </a:solidFill>
-                      <a:ln w="12700" cap="flat" cmpd="sng" algn="ctr">
+                      <a:ln w="3175" cap="flat" cmpd="sng" algn="ctr">
                         <a:solidFill>
                           <a:srgbClr val="2F5496"/>
                         </a:solidFill>
@@ -1639,7 +1639,7 @@
                       <a:solidFill>
                         <a:srgbClr val="D9E2F3"/>
                       </a:solidFill>
-                      <a:ln w="12700" cap="flat" cmpd="sng" algn="ctr">
+                      <a:ln w="3175" cap="flat" cmpd="sng" algn="ctr">
                         <a:solidFill>
                           <a:srgbClr val="2F5496"/>
                         </a:solidFill>
@@ -1700,7 +1700,7 @@
                       <a:solidFill>
                         <a:srgbClr val="D9E2F3"/>
                       </a:solidFill>
-                      <a:ln w="12700" cap="flat" cmpd="sng" algn="ctr">
+                      <a:ln w="3175" cap="flat" cmpd="sng" algn="ctr">
                         <a:solidFill>
                           <a:srgbClr val="2F5496"/>
                         </a:solidFill>
@@ -1761,7 +1761,7 @@
                       <a:solidFill>
                         <a:srgbClr val="D9E2F3"/>
                       </a:solidFill>
-                      <a:ln w="12700" cap="flat" cmpd="sng" algn="ctr">
+                      <a:ln w="3175" cap="flat" cmpd="sng" algn="ctr">
                         <a:solidFill>
                           <a:srgbClr val="2F5496"/>
                         </a:solidFill>
@@ -1822,7 +1822,7 @@
                       <a:solidFill>
                         <a:srgbClr val="D9E2F3"/>
                       </a:solidFill>
-                      <a:ln w="12700" cap="flat" cmpd="sng" algn="ctr">
+                      <a:ln w="3175" cap="flat" cmpd="sng" algn="ctr">
                         <a:solidFill>
                           <a:srgbClr val="2F5496"/>
                         </a:solidFill>
@@ -1883,7 +1883,7 @@
                       <a:solidFill>
                         <a:srgbClr val="D9E2F3"/>
                       </a:solidFill>
-                      <a:ln w="12700" cap="flat" cmpd="sng" algn="ctr">
+                      <a:ln w="3175" cap="flat" cmpd="sng" algn="ctr">
                         <a:solidFill>
                           <a:srgbClr val="2F5496"/>
                         </a:solidFill>
@@ -1944,7 +1944,7 @@
                       <a:solidFill>
                         <a:srgbClr val="D9E2F3"/>
                       </a:solidFill>
-                      <a:ln w="12700" cap="flat" cmpd="sng" algn="ctr">
+                      <a:ln w="3175" cap="flat" cmpd="sng" algn="ctr">
                         <a:solidFill>
                           <a:srgbClr val="2F5496"/>
                         </a:solidFill>
@@ -2005,7 +2005,7 @@
                       <a:solidFill>
                         <a:srgbClr val="D9E2F3"/>
                       </a:solidFill>
-                      <a:ln w="12700" cap="flat" cmpd="sng" algn="ctr">
+                      <a:ln w="3175" cap="flat" cmpd="sng" algn="ctr">
                         <a:solidFill>
                           <a:srgbClr val="2F5496"/>
                         </a:solidFill>
@@ -2066,7 +2066,7 @@
                       <a:solidFill>
                         <a:srgbClr val="D9E2F3"/>
                       </a:solidFill>
-                      <a:ln w="12700" cap="flat" cmpd="sng" algn="ctr">
+                      <a:ln w="3175" cap="flat" cmpd="sng" algn="ctr">
                         <a:solidFill>
                           <a:srgbClr val="2F5496"/>
                         </a:solidFill>
@@ -2127,7 +2127,7 @@
                       <a:solidFill>
                         <a:srgbClr val="D9E2F3"/>
                       </a:solidFill>
-                      <a:ln w="12700" cap="flat" cmpd="sng" algn="ctr">
+                      <a:ln w="3175" cap="flat" cmpd="sng" algn="ctr">
                         <a:solidFill>
                           <a:srgbClr val="2F5496"/>
                         </a:solidFill>
@@ -2188,7 +2188,7 @@
                       <a:solidFill>
                         <a:srgbClr val="D9E2F3"/>
                       </a:solidFill>
-                      <a:ln w="12700" cap="flat" cmpd="sng" algn="ctr">
+                      <a:ln w="3175" cap="flat" cmpd="sng" algn="ctr">
                         <a:solidFill>
                           <a:srgbClr val="2F5496"/>
                         </a:solidFill>
@@ -2249,7 +2249,7 @@
                       <a:solidFill>
                         <a:srgbClr val="D9E2F3"/>
                       </a:solidFill>
-                      <a:ln w="12700" cap="flat" cmpd="sng" algn="ctr">
+                      <a:ln w="3175" cap="flat" cmpd="sng" algn="ctr">
                         <a:solidFill>
                           <a:srgbClr val="2F5496"/>
                         </a:solidFill>
@@ -2310,7 +2310,7 @@
                       <a:solidFill>
                         <a:srgbClr val="D9E2F3"/>
                       </a:solidFill>
-                      <a:ln w="12700" cap="flat" cmpd="sng" algn="ctr">
+                      <a:ln w="3175" cap="flat" cmpd="sng" algn="ctr">
                         <a:solidFill>
                           <a:srgbClr val="2F5496"/>
                         </a:solidFill>
@@ -2371,7 +2371,7 @@
                       <a:solidFill>
                         <a:srgbClr val="D9E2F3"/>
                       </a:solidFill>
-                      <a:ln w="12700" cap="flat" cmpd="sng" algn="ctr">
+                      <a:ln w="3175" cap="flat" cmpd="sng" algn="ctr">
                         <a:solidFill>
                           <a:srgbClr val="2F5496"/>
                         </a:solidFill>
@@ -2432,7 +2432,7 @@
                       <a:solidFill>
                         <a:srgbClr val="D9E2F3"/>
                       </a:solidFill>
-                      <a:ln w="12700" cap="flat" cmpd="sng" algn="ctr">
+                      <a:ln w="3175" cap="flat" cmpd="sng" algn="ctr">
                         <a:solidFill>
                           <a:srgbClr val="2F5496"/>
                         </a:solidFill>
@@ -2493,7 +2493,7 @@
                       <a:solidFill>
                         <a:srgbClr val="D9E2F3"/>
                       </a:solidFill>
-                      <a:ln w="12700" cap="flat" cmpd="sng" algn="ctr">
+                      <a:ln w="3175" cap="flat" cmpd="sng" algn="ctr">
                         <a:solidFill>
                           <a:srgbClr val="2F5496"/>
                         </a:solidFill>
@@ -2554,7 +2554,7 @@
                       <a:solidFill>
                         <a:srgbClr val="D9E2F3"/>
                       </a:solidFill>
-                      <a:ln w="12700" cap="flat" cmpd="sng" algn="ctr">
+                      <a:ln w="3175" cap="flat" cmpd="sng" algn="ctr">
                         <a:solidFill>
                           <a:srgbClr val="2F5496"/>
                         </a:solidFill>
@@ -2615,7 +2615,7 @@
                       <a:solidFill>
                         <a:srgbClr val="D9E2F3"/>
                       </a:solidFill>
-                      <a:ln w="12700" cap="flat" cmpd="sng" algn="ctr">
+                      <a:ln w="3175" cap="flat" cmpd="sng" algn="ctr">
                         <a:solidFill>
                           <a:srgbClr val="2F5496"/>
                         </a:solidFill>
@@ -2676,7 +2676,7 @@
                       <a:solidFill>
                         <a:srgbClr val="D9E2F3"/>
                       </a:solidFill>
-                      <a:ln w="12700" cap="flat" cmpd="sng" algn="ctr">
+                      <a:ln w="3175" cap="flat" cmpd="sng" algn="ctr">
                         <a:solidFill>
                           <a:srgbClr val="2F5496"/>
                         </a:solidFill>
@@ -2737,7 +2737,7 @@
                       <a:solidFill>
                         <a:srgbClr val="D9E2F3"/>
                       </a:solidFill>
-                      <a:ln w="12700" cap="flat" cmpd="sng" algn="ctr">
+                      <a:ln w="3175" cap="flat" cmpd="sng" algn="ctr">
                         <a:solidFill>
                           <a:srgbClr val="2F5496"/>
                         </a:solidFill>
@@ -2798,7 +2798,7 @@
                       <a:solidFill>
                         <a:srgbClr val="D9E2F3"/>
                       </a:solidFill>
-                      <a:ln w="12700" cap="flat" cmpd="sng" algn="ctr">
+                      <a:ln w="3175" cap="flat" cmpd="sng" algn="ctr">
                         <a:solidFill>
                           <a:srgbClr val="2F5496"/>
                         </a:solidFill>
@@ -2859,7 +2859,7 @@
                       <a:solidFill>
                         <a:srgbClr val="D9E2F3"/>
                       </a:solidFill>
-                      <a:ln w="12700" cap="flat" cmpd="sng" algn="ctr">
+                      <a:ln w="3175" cap="flat" cmpd="sng" algn="ctr">
                         <a:solidFill>
                           <a:srgbClr val="2F5496"/>
                         </a:solidFill>
@@ -2920,7 +2920,7 @@
                       <a:solidFill>
                         <a:srgbClr val="D9E2F3"/>
                       </a:solidFill>
-                      <a:ln w="12700" cap="flat" cmpd="sng" algn="ctr">
+                      <a:ln w="3175" cap="flat" cmpd="sng" algn="ctr">
                         <a:solidFill>
                           <a:srgbClr val="2F5496"/>
                         </a:solidFill>
@@ -2981,7 +2981,7 @@
                       <a:solidFill>
                         <a:srgbClr val="D9E2F3"/>
                       </a:solidFill>
-                      <a:ln w="12700" cap="flat" cmpd="sng" algn="ctr">
+                      <a:ln w="3175" cap="flat" cmpd="sng" algn="ctr">
                         <a:solidFill>
                           <a:srgbClr val="2F5496"/>
                         </a:solidFill>
@@ -3042,7 +3042,7 @@
                       <a:solidFill>
                         <a:srgbClr val="D9E2F3"/>
                       </a:solidFill>
-                      <a:ln w="12700" cap="flat" cmpd="sng" algn="ctr">
+                      <a:ln w="3175" cap="flat" cmpd="sng" algn="ctr">
                         <a:solidFill>
                           <a:srgbClr val="2F5496"/>
                         </a:solidFill>
@@ -3103,7 +3103,7 @@
                       <a:solidFill>
                         <a:srgbClr val="D9E2F3"/>
                       </a:solidFill>
-                      <a:ln w="12700" cap="flat" cmpd="sng" algn="ctr">
+                      <a:ln w="3175" cap="flat" cmpd="sng" algn="ctr">
                         <a:solidFill>
                           <a:srgbClr val="2F5496"/>
                         </a:solidFill>
@@ -3164,7 +3164,7 @@
                       <a:solidFill>
                         <a:srgbClr val="D9E2F3"/>
                       </a:solidFill>
-                      <a:ln w="12700" cap="flat" cmpd="sng" algn="ctr">
+                      <a:ln w="3175" cap="flat" cmpd="sng" algn="ctr">
                         <a:solidFill>
                           <a:srgbClr val="2F5496"/>
                         </a:solidFill>
@@ -3225,7 +3225,7 @@
                       <a:solidFill>
                         <a:srgbClr val="D9E2F3"/>
                       </a:solidFill>
-                      <a:ln w="12700" cap="flat" cmpd="sng" algn="ctr">
+                      <a:ln w="3175" cap="flat" cmpd="sng" algn="ctr">
                         <a:solidFill>
                           <a:srgbClr val="2F5496"/>
                         </a:solidFill>
@@ -3286,7 +3286,7 @@
                       <a:solidFill>
                         <a:srgbClr val="D9E2F3"/>
                       </a:solidFill>
-                      <a:ln w="12700" cap="flat" cmpd="sng" algn="ctr">
+                      <a:ln w="3175" cap="flat" cmpd="sng" algn="ctr">
                         <a:solidFill>
                           <a:srgbClr val="2F5496"/>
                         </a:solidFill>
@@ -3347,7 +3347,7 @@
                       <a:solidFill>
                         <a:srgbClr val="D9E2F3"/>
                       </a:solidFill>
-                      <a:ln w="12700" cap="flat" cmpd="sng" algn="ctr">
+                      <a:ln w="3175" cap="flat" cmpd="sng" algn="ctr">
                         <a:solidFill>
                           <a:srgbClr val="2F5496"/>
                         </a:solidFill>
@@ -3408,7 +3408,7 @@
                       <a:solidFill>
                         <a:srgbClr val="D9E2F3"/>
                       </a:solidFill>
-                      <a:ln w="12700" cap="flat" cmpd="sng" algn="ctr">
+                      <a:ln w="3175" cap="flat" cmpd="sng" algn="ctr">
                         <a:solidFill>
                           <a:srgbClr val="2F5496"/>
                         </a:solidFill>
@@ -3469,7 +3469,7 @@
                       <a:solidFill>
                         <a:srgbClr val="D9E2F3"/>
                       </a:solidFill>
-                      <a:ln w="12700" cap="flat" cmpd="sng" algn="ctr">
+                      <a:ln w="3175" cap="flat" cmpd="sng" algn="ctr">
                         <a:solidFill>
                           <a:srgbClr val="2F5496"/>
                         </a:solidFill>
@@ -3530,7 +3530,7 @@
                       <a:solidFill>
                         <a:srgbClr val="D9E2F3"/>
                       </a:solidFill>
-                      <a:ln w="12700" cap="flat" cmpd="sng" algn="ctr">
+                      <a:ln w="3175" cap="flat" cmpd="sng" algn="ctr">
                         <a:solidFill>
                           <a:srgbClr val="2F5496"/>
                         </a:solidFill>
@@ -3591,7 +3591,7 @@
                       <a:solidFill>
                         <a:srgbClr val="D9E2F3"/>
                       </a:solidFill>
-                      <a:ln w="12700" cap="flat" cmpd="sng" algn="ctr">
+                      <a:ln w="3175" cap="flat" cmpd="sng" algn="ctr">
                         <a:solidFill>
                           <a:srgbClr val="2F5496"/>
                         </a:solidFill>
@@ -3652,7 +3652,7 @@
                       <a:solidFill>
                         <a:srgbClr val="D9E2F3"/>
                       </a:solidFill>
-                      <a:ln w="12700" cap="flat" cmpd="sng" algn="ctr">
+                      <a:ln w="3175" cap="flat" cmpd="sng" algn="ctr">
                         <a:solidFill>
                           <a:srgbClr val="2F5496"/>
                         </a:solidFill>
@@ -3713,7 +3713,7 @@
                       <a:solidFill>
                         <a:srgbClr val="D9E2F3"/>
                       </a:solidFill>
-                      <a:ln w="12700" cap="flat" cmpd="sng" algn="ctr">
+                      <a:ln w="3175" cap="flat" cmpd="sng" algn="ctr">
                         <a:solidFill>
                           <a:srgbClr val="2F5496"/>
                         </a:solidFill>
@@ -3774,7 +3774,7 @@
                       <a:solidFill>
                         <a:srgbClr val="D9E2F3"/>
                       </a:solidFill>
-                      <a:ln w="12700" cap="flat" cmpd="sng" algn="ctr">
+                      <a:ln w="3175" cap="flat" cmpd="sng" algn="ctr">
                         <a:solidFill>
                           <a:srgbClr val="2F5496"/>
                         </a:solidFill>
@@ -3835,7 +3835,7 @@
                       <a:solidFill>
                         <a:srgbClr val="D9E2F3"/>
                       </a:solidFill>
-                      <a:ln w="12700" cap="flat" cmpd="sng" algn="ctr">
+                      <a:ln w="3175" cap="flat" cmpd="sng" algn="ctr">
                         <a:solidFill>
                           <a:srgbClr val="2F5496"/>
                         </a:solidFill>
@@ -3896,7 +3896,7 @@
                       <a:solidFill>
                         <a:srgbClr val="D9E2F3"/>
                       </a:solidFill>
-                      <a:ln w="12700" cap="flat" cmpd="sng" algn="ctr">
+                      <a:ln w="3175" cap="flat" cmpd="sng" algn="ctr">
                         <a:solidFill>
                           <a:srgbClr val="2F5496"/>
                         </a:solidFill>
@@ -3957,7 +3957,7 @@
                       <a:solidFill>
                         <a:srgbClr val="D9E2F3"/>
                       </a:solidFill>
-                      <a:ln w="12700" cap="flat" cmpd="sng" algn="ctr">
+                      <a:ln w="3175" cap="flat" cmpd="sng" algn="ctr">
                         <a:solidFill>
                           <a:srgbClr val="2F5496"/>
                         </a:solidFill>
@@ -4018,7 +4018,7 @@
                       <a:solidFill>
                         <a:srgbClr val="D9E2F3"/>
                       </a:solidFill>
-                      <a:ln w="12700" cap="flat" cmpd="sng" algn="ctr">
+                      <a:ln w="3175" cap="flat" cmpd="sng" algn="ctr">
                         <a:solidFill>
                           <a:srgbClr val="2F5496"/>
                         </a:solidFill>
@@ -4079,7 +4079,7 @@
                       <a:solidFill>
                         <a:srgbClr val="D9E2F3"/>
                       </a:solidFill>
-                      <a:ln w="12700" cap="flat" cmpd="sng" algn="ctr">
+                      <a:ln w="3175" cap="flat" cmpd="sng" algn="ctr">
                         <a:solidFill>
                           <a:srgbClr val="2F5496"/>
                         </a:solidFill>
@@ -4140,7 +4140,7 @@
                       <a:solidFill>
                         <a:srgbClr val="D9E2F3"/>
                       </a:solidFill>
-                      <a:ln w="12700" cap="flat" cmpd="sng" algn="ctr">
+                      <a:ln w="3175" cap="flat" cmpd="sng" algn="ctr">
                         <a:solidFill>
                           <a:srgbClr val="2F5496"/>
                         </a:solidFill>
@@ -4201,7 +4201,7 @@
                       <a:solidFill>
                         <a:srgbClr val="D9E2F3"/>
                       </a:solidFill>
-                      <a:ln w="12700" cap="flat" cmpd="sng" algn="ctr">
+                      <a:ln w="3175" cap="flat" cmpd="sng" algn="ctr">
                         <a:solidFill>
                           <a:srgbClr val="2F5496"/>
                         </a:solidFill>
@@ -4262,7 +4262,7 @@
                       <a:solidFill>
                         <a:srgbClr val="D9E2F3"/>
                       </a:solidFill>
-                      <a:ln w="12700" cap="flat" cmpd="sng" algn="ctr">
+                      <a:ln w="3175" cap="flat" cmpd="sng" algn="ctr">
                         <a:solidFill>
                           <a:srgbClr val="2F5496"/>
                         </a:solidFill>
@@ -4323,7 +4323,7 @@
                       <a:solidFill>
                         <a:srgbClr val="D9E2F3"/>
                       </a:solidFill>
-                      <a:ln w="12700" cap="flat" cmpd="sng" algn="ctr">
+                      <a:ln w="3175" cap="flat" cmpd="sng" algn="ctr">
                         <a:solidFill>
                           <a:srgbClr val="2F5496"/>
                         </a:solidFill>
@@ -4384,7 +4384,7 @@
                       <a:solidFill>
                         <a:srgbClr val="D9E2F3"/>
                       </a:solidFill>
-                      <a:ln w="12700" cap="flat" cmpd="sng" algn="ctr">
+                      <a:ln w="3175" cap="flat" cmpd="sng" algn="ctr">
                         <a:solidFill>
                           <a:srgbClr val="2F5496"/>
                         </a:solidFill>
@@ -4445,7 +4445,7 @@
                       <a:solidFill>
                         <a:srgbClr val="D9E2F3"/>
                       </a:solidFill>
-                      <a:ln w="12700" cap="flat" cmpd="sng" algn="ctr">
+                      <a:ln w="3175" cap="flat" cmpd="sng" algn="ctr">
                         <a:solidFill>
                           <a:srgbClr val="2F5496"/>
                         </a:solidFill>
@@ -4506,7 +4506,7 @@
                       <a:solidFill>
                         <a:srgbClr val="D9E2F3"/>
                       </a:solidFill>
-                      <a:ln w="12700" cap="flat" cmpd="sng" algn="ctr">
+                      <a:ln w="3175" cap="flat" cmpd="sng" algn="ctr">
                         <a:solidFill>
                           <a:srgbClr val="2F5496"/>
                         </a:solidFill>
@@ -4567,7 +4567,7 @@
                       <a:solidFill>
                         <a:srgbClr val="D9E2F3"/>
                       </a:solidFill>
-                      <a:ln w="12700" cap="flat" cmpd="sng" algn="ctr">
+                      <a:ln w="3175" cap="flat" cmpd="sng" algn="ctr">
                         <a:solidFill>
                           <a:srgbClr val="2F5496"/>
                         </a:solidFill>
@@ -4628,7 +4628,7 @@
                       <a:solidFill>
                         <a:srgbClr val="D9E2F3"/>
                       </a:solidFill>
-                      <a:ln w="12700" cap="flat" cmpd="sng" algn="ctr">
+                      <a:ln w="3175" cap="flat" cmpd="sng" algn="ctr">
                         <a:solidFill>
                           <a:srgbClr val="2F5496"/>
                         </a:solidFill>
@@ -4689,7 +4689,7 @@
                       <a:solidFill>
                         <a:srgbClr val="D9E2F3"/>
                       </a:solidFill>
-                      <a:ln w="12700" cap="flat" cmpd="sng" algn="ctr">
+                      <a:ln w="3175" cap="flat" cmpd="sng" algn="ctr">
                         <a:solidFill>
                           <a:srgbClr val="2F5496"/>
                         </a:solidFill>
@@ -4750,7 +4750,7 @@
                       <a:solidFill>
                         <a:srgbClr val="D9E2F3"/>
                       </a:solidFill>
-                      <a:ln w="12700" cap="flat" cmpd="sng" algn="ctr">
+                      <a:ln w="3175" cap="flat" cmpd="sng" algn="ctr">
                         <a:solidFill>
                           <a:srgbClr val="2F5496"/>
                         </a:solidFill>
@@ -4811,7 +4811,7 @@
                       <a:solidFill>
                         <a:srgbClr val="D9E2F3"/>
                       </a:solidFill>
-                      <a:ln w="12700" cap="flat" cmpd="sng" algn="ctr">
+                      <a:ln w="3175" cap="flat" cmpd="sng" algn="ctr">
                         <a:solidFill>
                           <a:srgbClr val="2F5496"/>
                         </a:solidFill>
@@ -4872,7 +4872,7 @@
                       <a:solidFill>
                         <a:srgbClr val="D9E2F3"/>
                       </a:solidFill>
-                      <a:ln w="12700" cap="flat" cmpd="sng" algn="ctr">
+                      <a:ln w="3175" cap="flat" cmpd="sng" algn="ctr">
                         <a:solidFill>
                           <a:srgbClr val="2F5496"/>
                         </a:solidFill>
@@ -4933,7 +4933,7 @@
                       <a:solidFill>
                         <a:srgbClr val="D9E2F3"/>
                       </a:solidFill>
-                      <a:ln w="12700" cap="flat" cmpd="sng" algn="ctr">
+                      <a:ln w="3175" cap="flat" cmpd="sng" algn="ctr">
                         <a:solidFill>
                           <a:srgbClr val="2F5496"/>
                         </a:solidFill>
@@ -4994,7 +4994,7 @@
                       <a:solidFill>
                         <a:srgbClr val="D9E2F3"/>
                       </a:solidFill>
-                      <a:ln w="12700" cap="flat" cmpd="sng" algn="ctr">
+                      <a:ln w="3175" cap="flat" cmpd="sng" algn="ctr">
                         <a:solidFill>
                           <a:srgbClr val="2F5496"/>
                         </a:solidFill>
@@ -5055,7 +5055,7 @@
                       <a:solidFill>
                         <a:srgbClr val="D9E2F3"/>
                       </a:solidFill>
-                      <a:ln w="12700" cap="flat" cmpd="sng" algn="ctr">
+                      <a:ln w="3175" cap="flat" cmpd="sng" algn="ctr">
                         <a:solidFill>
                           <a:srgbClr val="2F5496"/>
                         </a:solidFill>
@@ -5116,7 +5116,7 @@
                       <a:solidFill>
                         <a:srgbClr val="D9E2F3"/>
                       </a:solidFill>
-                      <a:ln w="12700" cap="flat" cmpd="sng" algn="ctr">
+                      <a:ln w="3175" cap="flat" cmpd="sng" algn="ctr">
                         <a:solidFill>
                           <a:srgbClr val="2F5496"/>
                         </a:solidFill>
@@ -5177,7 +5177,7 @@
                       <a:solidFill>
                         <a:srgbClr val="D9E2F3"/>
                       </a:solidFill>
-                      <a:ln w="12700" cap="flat" cmpd="sng" algn="ctr">
+                      <a:ln w="3175" cap="flat" cmpd="sng" algn="ctr">
                         <a:solidFill>
                           <a:srgbClr val="2F5496"/>
                         </a:solidFill>
@@ -5238,7 +5238,7 @@
                       <a:solidFill>
                         <a:srgbClr val="D9E2F3"/>
                       </a:solidFill>
-                      <a:ln w="12700" cap="flat" cmpd="sng" algn="ctr">
+                      <a:ln w="3175" cap="flat" cmpd="sng" algn="ctr">
                         <a:solidFill>
                           <a:srgbClr val="2F5496"/>
                         </a:solidFill>
@@ -5299,7 +5299,7 @@
                       <a:solidFill>
                         <a:srgbClr val="D9E2F3"/>
                       </a:solidFill>
-                      <a:ln w="12700" cap="flat" cmpd="sng" algn="ctr">
+                      <a:ln w="3175" cap="flat" cmpd="sng" algn="ctr">
                         <a:solidFill>
                           <a:srgbClr val="2F5496"/>
                         </a:solidFill>
@@ -5360,7 +5360,7 @@
                       <a:solidFill>
                         <a:srgbClr val="D9E2F3"/>
                       </a:solidFill>
-                      <a:ln w="12700" cap="flat" cmpd="sng" algn="ctr">
+                      <a:ln w="3175" cap="flat" cmpd="sng" algn="ctr">
                         <a:solidFill>
                           <a:srgbClr val="2F5496"/>
                         </a:solidFill>
@@ -5421,7 +5421,7 @@
                       <a:solidFill>
                         <a:srgbClr val="D9E2F3"/>
                       </a:solidFill>
-                      <a:ln w="12700" cap="flat" cmpd="sng" algn="ctr">
+                      <a:ln w="3175" cap="flat" cmpd="sng" algn="ctr">
                         <a:solidFill>
                           <a:srgbClr val="2F5496"/>
                         </a:solidFill>
@@ -5482,7 +5482,7 @@
                       <a:solidFill>
                         <a:srgbClr val="D9E2F3"/>
                       </a:solidFill>
-                      <a:ln w="12700" cap="flat" cmpd="sng" algn="ctr">
+                      <a:ln w="3175" cap="flat" cmpd="sng" algn="ctr">
                         <a:solidFill>
                           <a:srgbClr val="2F5496"/>
                         </a:solidFill>
@@ -5543,7 +5543,7 @@
                       <a:solidFill>
                         <a:srgbClr val="D9E2F3"/>
                       </a:solidFill>
-                      <a:ln w="12700" cap="flat" cmpd="sng" algn="ctr">
+                      <a:ln w="3175" cap="flat" cmpd="sng" algn="ctr">
                         <a:solidFill>
                           <a:srgbClr val="2F5496"/>
                         </a:solidFill>
@@ -5604,7 +5604,7 @@
                       <a:solidFill>
                         <a:srgbClr val="D9E2F3"/>
                       </a:solidFill>
-                      <a:ln w="12700" cap="flat" cmpd="sng" algn="ctr">
+                      <a:ln w="3175" cap="flat" cmpd="sng" algn="ctr">
                         <a:solidFill>
                           <a:srgbClr val="2F5496"/>
                         </a:solidFill>
@@ -5665,7 +5665,7 @@
                       <a:solidFill>
                         <a:srgbClr val="D9E2F3"/>
                       </a:solidFill>
-                      <a:ln w="12700" cap="flat" cmpd="sng" algn="ctr">
+                      <a:ln w="3175" cap="flat" cmpd="sng" algn="ctr">
                         <a:solidFill>
                           <a:srgbClr val="2F5496"/>
                         </a:solidFill>
@@ -5726,7 +5726,7 @@
                       <a:solidFill>
                         <a:srgbClr val="D9E2F3"/>
                       </a:solidFill>
-                      <a:ln w="12700" cap="flat" cmpd="sng" algn="ctr">
+                      <a:ln w="3175" cap="flat" cmpd="sng" algn="ctr">
                         <a:solidFill>
                           <a:srgbClr val="2F5496"/>
                         </a:solidFill>
@@ -5787,7 +5787,7 @@
                       <a:solidFill>
                         <a:srgbClr val="D9E2F3"/>
                       </a:solidFill>
-                      <a:ln w="12700" cap="flat" cmpd="sng" algn="ctr">
+                      <a:ln w="3175" cap="flat" cmpd="sng" algn="ctr">
                         <a:solidFill>
                           <a:srgbClr val="2F5496"/>
                         </a:solidFill>
@@ -5848,7 +5848,7 @@
                       <a:solidFill>
                         <a:srgbClr val="D9E2F3"/>
                       </a:solidFill>
-                      <a:ln w="12700" cap="flat" cmpd="sng" algn="ctr">
+                      <a:ln w="3175" cap="flat" cmpd="sng" algn="ctr">
                         <a:solidFill>
                           <a:srgbClr val="2F5496"/>
                         </a:solidFill>
@@ -5909,7 +5909,7 @@
                       <a:solidFill>
                         <a:srgbClr val="D9E2F3"/>
                       </a:solidFill>
-                      <a:ln w="12700" cap="flat" cmpd="sng" algn="ctr">
+                      <a:ln w="3175" cap="flat" cmpd="sng" algn="ctr">
                         <a:solidFill>
                           <a:srgbClr val="2F5496"/>
                         </a:solidFill>
@@ -5970,7 +5970,7 @@
                       <a:solidFill>
                         <a:srgbClr val="D9E2F3"/>
                       </a:solidFill>
-                      <a:ln w="12700" cap="flat" cmpd="sng" algn="ctr">
+                      <a:ln w="3175" cap="flat" cmpd="sng" algn="ctr">
                         <a:solidFill>
                           <a:srgbClr val="2F5496"/>
                         </a:solidFill>
@@ -6031,7 +6031,7 @@
                       <a:solidFill>
                         <a:srgbClr val="D9E2F3"/>
                       </a:solidFill>
-                      <a:ln w="12700" cap="flat" cmpd="sng" algn="ctr">
+                      <a:ln w="3175" cap="flat" cmpd="sng" algn="ctr">
                         <a:solidFill>
                           <a:srgbClr val="2F5496"/>
                         </a:solidFill>
@@ -6092,7 +6092,7 @@
                       <a:solidFill>
                         <a:srgbClr val="D9E2F3"/>
                       </a:solidFill>
-                      <a:ln w="12700" cap="flat" cmpd="sng" algn="ctr">
+                      <a:ln w="3175" cap="flat" cmpd="sng" algn="ctr">
                         <a:solidFill>
                           <a:srgbClr val="2F5496"/>
                         </a:solidFill>
@@ -6153,7 +6153,7 @@
                       <a:solidFill>
                         <a:srgbClr val="D9E2F3"/>
                       </a:solidFill>
-                      <a:ln w="12700" cap="flat" cmpd="sng" algn="ctr">
+                      <a:ln w="3175" cap="flat" cmpd="sng" algn="ctr">
                         <a:solidFill>
                           <a:srgbClr val="2F5496"/>
                         </a:solidFill>
@@ -6214,7 +6214,7 @@
                       <a:solidFill>
                         <a:srgbClr val="D9E2F3"/>
                       </a:solidFill>
-                      <a:ln w="12700" cap="flat" cmpd="sng" algn="ctr">
+                      <a:ln w="3175" cap="flat" cmpd="sng" algn="ctr">
                         <a:solidFill>
                           <a:srgbClr val="2F5496"/>
                         </a:solidFill>
@@ -6275,7 +6275,7 @@
                       <a:solidFill>
                         <a:srgbClr val="D9E2F3"/>
                       </a:solidFill>
-                      <a:ln w="12700" cap="flat" cmpd="sng" algn="ctr">
+                      <a:ln w="3175" cap="flat" cmpd="sng" algn="ctr">
                         <a:solidFill>
                           <a:srgbClr val="2F5496"/>
                         </a:solidFill>
@@ -6336,7 +6336,7 @@
                       <a:solidFill>
                         <a:srgbClr val="D9E2F3"/>
                       </a:solidFill>
-                      <a:ln w="12700" cap="flat" cmpd="sng" algn="ctr">
+                      <a:ln w="3175" cap="flat" cmpd="sng" algn="ctr">
                         <a:solidFill>
                           <a:srgbClr val="2F5496"/>
                         </a:solidFill>
@@ -6397,7 +6397,7 @@
                       <a:solidFill>
                         <a:srgbClr val="D9E2F3"/>
                       </a:solidFill>
-                      <a:ln w="12700" cap="flat" cmpd="sng" algn="ctr">
+                      <a:ln w="3175" cap="flat" cmpd="sng" algn="ctr">
                         <a:solidFill>
                           <a:srgbClr val="2F5496"/>
                         </a:solidFill>
@@ -6458,7 +6458,7 @@
                       <a:solidFill>
                         <a:srgbClr val="D9E2F3"/>
                       </a:solidFill>
-                      <a:ln w="12700" cap="flat" cmpd="sng" algn="ctr">
+                      <a:ln w="3175" cap="flat" cmpd="sng" algn="ctr">
                         <a:solidFill>
                           <a:srgbClr val="2F5496"/>
                         </a:solidFill>
@@ -6519,7 +6519,7 @@
                       <a:solidFill>
                         <a:srgbClr val="D9E2F3"/>
                       </a:solidFill>
-                      <a:ln w="12700" cap="flat" cmpd="sng" algn="ctr">
+                      <a:ln w="3175" cap="flat" cmpd="sng" algn="ctr">
                         <a:solidFill>
                           <a:srgbClr val="2F5496"/>
                         </a:solidFill>
@@ -6580,7 +6580,7 @@
                       <a:solidFill>
                         <a:srgbClr val="D9E2F3"/>
                       </a:solidFill>
-                      <a:ln w="12700" cap="flat" cmpd="sng" algn="ctr">
+                      <a:ln w="3175" cap="flat" cmpd="sng" algn="ctr">
                         <a:solidFill>
                           <a:srgbClr val="2F5496"/>
                         </a:solidFill>
@@ -6641,7 +6641,7 @@
                       <a:solidFill>
                         <a:srgbClr val="D9E2F3"/>
                       </a:solidFill>
-                      <a:ln w="12700" cap="flat" cmpd="sng" algn="ctr">
+                      <a:ln w="3175" cap="flat" cmpd="sng" algn="ctr">
                         <a:solidFill>
                           <a:srgbClr val="2F5496"/>
                         </a:solidFill>
@@ -6702,7 +6702,7 @@
                       <a:solidFill>
                         <a:srgbClr val="D9E2F3"/>
                       </a:solidFill>
-                      <a:ln w="12700" cap="flat" cmpd="sng" algn="ctr">
+                      <a:ln w="3175" cap="flat" cmpd="sng" algn="ctr">
                         <a:solidFill>
                           <a:srgbClr val="2F5496"/>
                         </a:solidFill>
@@ -6763,7 +6763,7 @@
                       <a:solidFill>
                         <a:srgbClr val="D9E2F3"/>
                       </a:solidFill>
-                      <a:ln w="12700" cap="flat" cmpd="sng" algn="ctr">
+                      <a:ln w="3175" cap="flat" cmpd="sng" algn="ctr">
                         <a:solidFill>
                           <a:srgbClr val="2F5496"/>
                         </a:solidFill>
@@ -6824,7 +6824,7 @@
                       <a:solidFill>
                         <a:srgbClr val="D9E2F3"/>
                       </a:solidFill>
-                      <a:ln w="12700" cap="flat" cmpd="sng" algn="ctr">
+                      <a:ln w="3175" cap="flat" cmpd="sng" algn="ctr">
                         <a:solidFill>
                           <a:srgbClr val="2F5496"/>
                         </a:solidFill>
@@ -6885,7 +6885,7 @@
                       <a:solidFill>
                         <a:srgbClr val="D9E2F3"/>
                       </a:solidFill>
-                      <a:ln w="12700" cap="flat" cmpd="sng" algn="ctr">
+                      <a:ln w="3175" cap="flat" cmpd="sng" algn="ctr">
                         <a:solidFill>
                           <a:srgbClr val="2F5496"/>
                         </a:solidFill>
@@ -6946,7 +6946,7 @@
                       <a:solidFill>
                         <a:srgbClr val="D9E2F3"/>
                       </a:solidFill>
-                      <a:ln w="12700" cap="flat" cmpd="sng" algn="ctr">
+                      <a:ln w="3175" cap="flat" cmpd="sng" algn="ctr">
                         <a:solidFill>
                           <a:srgbClr val="2F5496"/>
                         </a:solidFill>
@@ -7007,7 +7007,7 @@
                       <a:solidFill>
                         <a:srgbClr val="D9E2F3"/>
                       </a:solidFill>
-                      <a:ln w="12700" cap="flat" cmpd="sng" algn="ctr">
+                      <a:ln w="3175" cap="flat" cmpd="sng" algn="ctr">
                         <a:solidFill>
                           <a:srgbClr val="2F5496"/>
                         </a:solidFill>
@@ -7068,7 +7068,7 @@
                       <a:solidFill>
                         <a:srgbClr val="D9E2F3"/>
                       </a:solidFill>
-                      <a:ln w="12700" cap="flat" cmpd="sng" algn="ctr">
+                      <a:ln w="3175" cap="flat" cmpd="sng" algn="ctr">
                         <a:solidFill>
                           <a:srgbClr val="2F5496"/>
                         </a:solidFill>
@@ -7129,7 +7129,7 @@
                       <a:solidFill>
                         <a:srgbClr val="D9E2F3"/>
                       </a:solidFill>
-                      <a:ln w="12700" cap="flat" cmpd="sng" algn="ctr">
+                      <a:ln w="3175" cap="flat" cmpd="sng" algn="ctr">
                         <a:solidFill>
                           <a:srgbClr val="2F5496"/>
                         </a:solidFill>
@@ -7190,7 +7190,7 @@
                       <a:solidFill>
                         <a:srgbClr val="D9E2F3"/>
                       </a:solidFill>
-                      <a:ln w="12700" cap="flat" cmpd="sng" algn="ctr">
+                      <a:ln w="3175" cap="flat" cmpd="sng" algn="ctr">
                         <a:solidFill>
                           <a:srgbClr val="2F5496"/>
                         </a:solidFill>
@@ -7251,7 +7251,7 @@
                       <a:solidFill>
                         <a:srgbClr val="D9E2F3"/>
                       </a:solidFill>
-                      <a:ln w="12700" cap="flat" cmpd="sng" algn="ctr">
+                      <a:ln w="3175" cap="flat" cmpd="sng" algn="ctr">
                         <a:solidFill>
                           <a:srgbClr val="2F5496"/>
                         </a:solidFill>
@@ -7312,7 +7312,7 @@
                       <a:solidFill>
                         <a:srgbClr val="D9E2F3"/>
                       </a:solidFill>
-                      <a:ln w="12700" cap="flat" cmpd="sng" algn="ctr">
+                      <a:ln w="3175" cap="flat" cmpd="sng" algn="ctr">
                         <a:solidFill>
                           <a:srgbClr val="2F5496"/>
                         </a:solidFill>
@@ -7373,7 +7373,7 @@
                       <a:solidFill>
                         <a:srgbClr val="D9E2F3"/>
                       </a:solidFill>
-                      <a:ln w="12700" cap="flat" cmpd="sng" algn="ctr">
+                      <a:ln w="3175" cap="flat" cmpd="sng" algn="ctr">
                         <a:solidFill>
                           <a:srgbClr val="2F5496"/>
                         </a:solidFill>
@@ -7434,7 +7434,7 @@
                       <a:solidFill>
                         <a:srgbClr val="D9E2F3"/>
                       </a:solidFill>
-                      <a:ln w="12700" cap="flat" cmpd="sng" algn="ctr">
+                      <a:ln w="3175" cap="flat" cmpd="sng" algn="ctr">
                         <a:solidFill>
                           <a:srgbClr val="2F5496"/>
                         </a:solidFill>
@@ -7495,7 +7495,7 @@
                       <a:solidFill>
                         <a:srgbClr val="D9E2F3"/>
                       </a:solidFill>
-                      <a:ln w="12700" cap="flat" cmpd="sng" algn="ctr">
+                      <a:ln w="3175" cap="flat" cmpd="sng" algn="ctr">
                         <a:solidFill>
                           <a:srgbClr val="2F5496"/>
                         </a:solidFill>
@@ -7556,7 +7556,7 @@
                       <a:solidFill>
                         <a:srgbClr val="D9E2F3"/>
                       </a:solidFill>
-                      <a:ln w="12700" cap="flat" cmpd="sng" algn="ctr">
+                      <a:ln w="3175" cap="flat" cmpd="sng" algn="ctr">
                         <a:solidFill>
                           <a:srgbClr val="2F5496"/>
                         </a:solidFill>
@@ -7617,7 +7617,7 @@
                       <a:solidFill>
                         <a:srgbClr val="D9E2F3"/>
                       </a:solidFill>
-                      <a:ln w="12700" cap="flat" cmpd="sng" algn="ctr">
+                      <a:ln w="3175" cap="flat" cmpd="sng" algn="ctr">
                         <a:solidFill>
                           <a:srgbClr val="2F5496"/>
                         </a:solidFill>
@@ -7678,7 +7678,7 @@
                       <a:solidFill>
                         <a:srgbClr val="D9E2F3"/>
                       </a:solidFill>
-                      <a:ln w="12700" cap="flat" cmpd="sng" algn="ctr">
+                      <a:ln w="3175" cap="flat" cmpd="sng" algn="ctr">
                         <a:solidFill>
                           <a:srgbClr val="2F5496"/>
                         </a:solidFill>
@@ -7739,7 +7739,7 @@
                       <a:solidFill>
                         <a:srgbClr val="D9E2F3"/>
                       </a:solidFill>
-                      <a:ln w="12700" cap="flat" cmpd="sng" algn="ctr">
+                      <a:ln w="3175" cap="flat" cmpd="sng" algn="ctr">
                         <a:solidFill>
                           <a:srgbClr val="2F5496"/>
                         </a:solidFill>
@@ -7800,7 +7800,7 @@
                       <a:solidFill>
                         <a:srgbClr val="D9E2F3"/>
                       </a:solidFill>
-                      <a:ln w="12700" cap="flat" cmpd="sng" algn="ctr">
+                      <a:ln w="3175" cap="flat" cmpd="sng" algn="ctr">
                         <a:solidFill>
                           <a:srgbClr val="2F5496"/>
                         </a:solidFill>
@@ -7861,7 +7861,7 @@
                       <a:solidFill>
                         <a:srgbClr val="D9E2F3"/>
                       </a:solidFill>
-                      <a:ln w="12700" cap="flat" cmpd="sng" algn="ctr">
+                      <a:ln w="3175" cap="flat" cmpd="sng" algn="ctr">
                         <a:solidFill>
                           <a:srgbClr val="2F5496"/>
                         </a:solidFill>
@@ -7922,7 +7922,7 @@
                       <a:solidFill>
                         <a:srgbClr val="D9E2F3"/>
                       </a:solidFill>
-                      <a:ln w="12700" cap="flat" cmpd="sng" algn="ctr">
+                      <a:ln w="3175" cap="flat" cmpd="sng" algn="ctr">
                         <a:solidFill>
                           <a:srgbClr val="2F5496"/>
                         </a:solidFill>
@@ -7983,7 +7983,7 @@
                       <a:solidFill>
                         <a:srgbClr val="D9E2F3"/>
                       </a:solidFill>
-                      <a:ln w="12700" cap="flat" cmpd="sng" algn="ctr">
+                      <a:ln w="3175" cap="flat" cmpd="sng" algn="ctr">
                         <a:solidFill>
                           <a:srgbClr val="2F5496"/>
                         </a:solidFill>
@@ -8044,7 +8044,7 @@
                       <a:solidFill>
                         <a:srgbClr val="D9E2F3"/>
                       </a:solidFill>
-                      <a:ln w="12700" cap="flat" cmpd="sng" algn="ctr">
+                      <a:ln w="3175" cap="flat" cmpd="sng" algn="ctr">
                         <a:solidFill>
                           <a:srgbClr val="2F5496"/>
                         </a:solidFill>
@@ -8105,7 +8105,7 @@
                       <a:solidFill>
                         <a:srgbClr val="D9E2F3"/>
                       </a:solidFill>
-                      <a:ln w="12700" cap="flat" cmpd="sng" algn="ctr">
+                      <a:ln w="3175" cap="flat" cmpd="sng" algn="ctr">
                         <a:solidFill>
                           <a:srgbClr val="2F5496"/>
                         </a:solidFill>
@@ -8166,7 +8166,7 @@
                       <a:solidFill>
                         <a:srgbClr val="D9E2F3"/>
                       </a:solidFill>
-                      <a:ln w="12700" cap="flat" cmpd="sng" algn="ctr">
+                      <a:ln w="3175" cap="flat" cmpd="sng" algn="ctr">
                         <a:solidFill>
                           <a:srgbClr val="2F5496"/>
                         </a:solidFill>
@@ -8227,7 +8227,7 @@
                       <a:solidFill>
                         <a:srgbClr val="D9E2F3"/>
                       </a:solidFill>
-                      <a:ln w="12700" cap="flat" cmpd="sng" algn="ctr">
+                      <a:ln w="3175" cap="flat" cmpd="sng" algn="ctr">
                         <a:solidFill>
                           <a:srgbClr val="2F5496"/>
                         </a:solidFill>
@@ -8288,7 +8288,7 @@
                       <a:solidFill>
                         <a:srgbClr val="D9E2F3"/>
                       </a:solidFill>
-                      <a:ln w="12700" cap="flat" cmpd="sng" algn="ctr">
+                      <a:ln w="3175" cap="flat" cmpd="sng" algn="ctr">
                         <a:solidFill>
                           <a:srgbClr val="2F5496"/>
                         </a:solidFill>
@@ -8349,7 +8349,7 @@
                       <a:solidFill>
                         <a:srgbClr val="D9E2F3"/>
                       </a:solidFill>
-                      <a:ln w="12700" cap="flat" cmpd="sng" algn="ctr">
+                      <a:ln w="3175" cap="flat" cmpd="sng" algn="ctr">
                         <a:solidFill>
                           <a:srgbClr val="2F5496"/>
                         </a:solidFill>
@@ -8410,7 +8410,7 @@
                       <a:solidFill>
                         <a:srgbClr val="D9E2F3"/>
                       </a:solidFill>
-                      <a:ln w="12700" cap="flat" cmpd="sng" algn="ctr">
+                      <a:ln w="3175" cap="flat" cmpd="sng" algn="ctr">
                         <a:solidFill>
                           <a:srgbClr val="2F5496"/>
                         </a:solidFill>
@@ -8471,7 +8471,7 @@
                       <a:solidFill>
                         <a:srgbClr val="D9E2F3"/>
                       </a:solidFill>
-                      <a:ln w="12700" cap="flat" cmpd="sng" algn="ctr">
+                      <a:ln w="3175" cap="flat" cmpd="sng" algn="ctr">
                         <a:solidFill>
                           <a:srgbClr val="2F5496"/>
                         </a:solidFill>
@@ -8532,7 +8532,7 @@
                       <a:solidFill>
                         <a:srgbClr val="D9E2F3"/>
                       </a:solidFill>
-                      <a:ln w="12700" cap="flat" cmpd="sng" algn="ctr">
+                      <a:ln w="3175" cap="flat" cmpd="sng" algn="ctr">
                         <a:solidFill>
                           <a:srgbClr val="2F5496"/>
                         </a:solidFill>
@@ -8593,7 +8593,7 @@
                       <a:solidFill>
                         <a:srgbClr val="D9E2F3"/>
                       </a:solidFill>
-                      <a:ln w="12700" cap="flat" cmpd="sng" algn="ctr">
+                      <a:ln w="3175" cap="flat" cmpd="sng" algn="ctr">
                         <a:solidFill>
                           <a:srgbClr val="2F5496"/>
                         </a:solidFill>
@@ -8654,7 +8654,7 @@
                       <a:solidFill>
                         <a:srgbClr val="D9E2F3"/>
                       </a:solidFill>
-                      <a:ln w="12700" cap="flat" cmpd="sng" algn="ctr">
+                      <a:ln w="3175" cap="flat" cmpd="sng" algn="ctr">
                         <a:solidFill>
                           <a:srgbClr val="2F5496"/>
                         </a:solidFill>
@@ -8715,7 +8715,7 @@
                       <a:solidFill>
                         <a:srgbClr val="D9E2F3"/>
                       </a:solidFill>
-                      <a:ln w="12700" cap="flat" cmpd="sng" algn="ctr">
+                      <a:ln w="3175" cap="flat" cmpd="sng" algn="ctr">
                         <a:solidFill>
                           <a:srgbClr val="2F5496"/>
                         </a:solidFill>
@@ -8776,7 +8776,7 @@
                       <a:solidFill>
                         <a:srgbClr val="D9E2F3"/>
                       </a:solidFill>
-                      <a:ln w="12700" cap="flat" cmpd="sng" algn="ctr">
+                      <a:ln w="3175" cap="flat" cmpd="sng" algn="ctr">
                         <a:solidFill>
                           <a:srgbClr val="2F5496"/>
                         </a:solidFill>
@@ -8837,7 +8837,7 @@
                       <a:solidFill>
                         <a:srgbClr val="D9E2F3"/>
                       </a:solidFill>
-                      <a:ln w="12700" cap="flat" cmpd="sng" algn="ctr">
+                      <a:ln w="3175" cap="flat" cmpd="sng" algn="ctr">
                         <a:solidFill>
                           <a:srgbClr val="2F5496"/>
                         </a:solidFill>
@@ -8898,7 +8898,7 @@
                       <a:solidFill>
                         <a:srgbClr val="D9E2F3"/>
                       </a:solidFill>
-                      <a:ln w="12700" cap="flat" cmpd="sng" algn="ctr">
+                      <a:ln w="3175" cap="flat" cmpd="sng" algn="ctr">
                         <a:solidFill>
                           <a:srgbClr val="2F5496"/>
                         </a:solidFill>
@@ -8959,7 +8959,7 @@
                       <a:solidFill>
                         <a:srgbClr val="D9E2F3"/>
                       </a:solidFill>
-                      <a:ln w="12700" cap="flat" cmpd="sng" algn="ctr">
+                      <a:ln w="3175" cap="flat" cmpd="sng" algn="ctr">
                         <a:solidFill>
                           <a:srgbClr val="2F5496"/>
                         </a:solidFill>
@@ -9020,7 +9020,7 @@
                       <a:solidFill>
                         <a:srgbClr val="D9E2F3"/>
                       </a:solidFill>
-                      <a:ln w="12700" cap="flat" cmpd="sng" algn="ctr">
+                      <a:ln w="3175" cap="flat" cmpd="sng" algn="ctr">
                         <a:solidFill>
                           <a:srgbClr val="2F5496"/>
                         </a:solidFill>
@@ -9081,7 +9081,7 @@
                       <a:solidFill>
                         <a:srgbClr val="D9E2F3"/>
                       </a:solidFill>
-                      <a:ln w="12700" cap="flat" cmpd="sng" algn="ctr">
+                      <a:ln w="3175" cap="flat" cmpd="sng" algn="ctr">
                         <a:solidFill>
                           <a:srgbClr val="2F5496"/>
                         </a:solidFill>
@@ -9142,7 +9142,7 @@
                       <a:solidFill>
                         <a:srgbClr val="D9E2F3"/>
                       </a:solidFill>
-                      <a:ln w="12700" cap="flat" cmpd="sng" algn="ctr">
+                      <a:ln w="3175" cap="flat" cmpd="sng" algn="ctr">
                         <a:solidFill>
                           <a:srgbClr val="2F5496"/>
                         </a:solidFill>
@@ -9203,7 +9203,7 @@
                       <a:solidFill>
                         <a:srgbClr val="D9E2F3"/>
                       </a:solidFill>
-                      <a:ln w="12700" cap="flat" cmpd="sng" algn="ctr">
+                      <a:ln w="3175" cap="flat" cmpd="sng" algn="ctr">
                         <a:solidFill>
                           <a:srgbClr val="2F5496"/>
                         </a:solidFill>
@@ -9264,7 +9264,7 @@
                       <a:solidFill>
                         <a:srgbClr val="D9E2F3"/>
                       </a:solidFill>
-                      <a:ln w="12700" cap="flat" cmpd="sng" algn="ctr">
+                      <a:ln w="3175" cap="flat" cmpd="sng" algn="ctr">
                         <a:solidFill>
                           <a:srgbClr val="2F5496"/>
                         </a:solidFill>
@@ -9325,7 +9325,7 @@
                       <a:solidFill>
                         <a:srgbClr val="D9E2F3"/>
                       </a:solidFill>
-                      <a:ln w="12700" cap="flat" cmpd="sng" algn="ctr">
+                      <a:ln w="3175" cap="flat" cmpd="sng" algn="ctr">
                         <a:solidFill>
                           <a:srgbClr val="2F5496"/>
                         </a:solidFill>
@@ -9386,7 +9386,7 @@
                       <a:solidFill>
                         <a:srgbClr val="D9E2F3"/>
                       </a:solidFill>
-                      <a:ln w="12700" cap="flat" cmpd="sng" algn="ctr">
+                      <a:ln w="3175" cap="flat" cmpd="sng" algn="ctr">
                         <a:solidFill>
                           <a:srgbClr val="2F5496"/>
                         </a:solidFill>
@@ -9447,7 +9447,7 @@
                       <a:solidFill>
                         <a:srgbClr val="D9E2F3"/>
                       </a:solidFill>
-                      <a:ln w="12700" cap="flat" cmpd="sng" algn="ctr">
+                      <a:ln w="3175" cap="flat" cmpd="sng" algn="ctr">
                         <a:solidFill>
                           <a:srgbClr val="2F5496"/>
                         </a:solidFill>
@@ -9508,7 +9508,7 @@
                       <a:solidFill>
                         <a:srgbClr val="D9E2F3"/>
                       </a:solidFill>
-                      <a:ln w="12700" cap="flat" cmpd="sng" algn="ctr">
+                      <a:ln w="3175" cap="flat" cmpd="sng" algn="ctr">
                         <a:solidFill>
                           <a:srgbClr val="2F5496"/>
                         </a:solidFill>
@@ -9569,7 +9569,7 @@
                       <a:solidFill>
                         <a:srgbClr val="D9E2F3"/>
                       </a:solidFill>
-                      <a:ln w="12700" cap="flat" cmpd="sng" algn="ctr">
+                      <a:ln w="3175" cap="flat" cmpd="sng" algn="ctr">
                         <a:solidFill>
                           <a:srgbClr val="2F5496"/>
                         </a:solidFill>
@@ -9630,7 +9630,7 @@
                       <a:solidFill>
                         <a:srgbClr val="D9E2F3"/>
                       </a:solidFill>
-                      <a:ln w="12700" cap="flat" cmpd="sng" algn="ctr">
+                      <a:ln w="3175" cap="flat" cmpd="sng" algn="ctr">
                         <a:solidFill>
                           <a:srgbClr val="2F5496"/>
                         </a:solidFill>
@@ -9691,7 +9691,7 @@
                       <a:solidFill>
                         <a:srgbClr val="D9E2F3"/>
                       </a:solidFill>
-                      <a:ln w="12700" cap="flat" cmpd="sng" algn="ctr">
+                      <a:ln w="3175" cap="flat" cmpd="sng" algn="ctr">
                         <a:solidFill>
                           <a:srgbClr val="2F5496"/>
                         </a:solidFill>
@@ -9752,7 +9752,7 @@
                       <a:solidFill>
                         <a:srgbClr val="D9E2F3"/>
                       </a:solidFill>
-                      <a:ln w="12700" cap="flat" cmpd="sng" algn="ctr">
+                      <a:ln w="3175" cap="flat" cmpd="sng" algn="ctr">
                         <a:solidFill>
                           <a:srgbClr val="2F5496"/>
                         </a:solidFill>
@@ -9813,7 +9813,7 @@
                       <a:solidFill>
                         <a:srgbClr val="D9E2F3"/>
                       </a:solidFill>
-                      <a:ln w="12700" cap="flat" cmpd="sng" algn="ctr">
+                      <a:ln w="3175" cap="flat" cmpd="sng" algn="ctr">
                         <a:solidFill>
                           <a:srgbClr val="2F5496"/>
                         </a:solidFill>
@@ -9874,7 +9874,7 @@
                       <a:solidFill>
                         <a:srgbClr val="D9E2F3"/>
                       </a:solidFill>
-                      <a:ln w="12700" cap="flat" cmpd="sng" algn="ctr">
+                      <a:ln w="3175" cap="flat" cmpd="sng" algn="ctr">
                         <a:solidFill>
                           <a:srgbClr val="2F5496"/>
                         </a:solidFill>
@@ -9935,7 +9935,7 @@
                       <a:solidFill>
                         <a:srgbClr val="D9E2F3"/>
                       </a:solidFill>
-                      <a:ln w="12700" cap="flat" cmpd="sng" algn="ctr">
+                      <a:ln w="3175" cap="flat" cmpd="sng" algn="ctr">
                         <a:solidFill>
                           <a:srgbClr val="2F5496"/>
                         </a:solidFill>
@@ -9996,7 +9996,7 @@
                       <a:solidFill>
                         <a:srgbClr val="D9E2F3"/>
                       </a:solidFill>
-                      <a:ln w="12700" cap="flat" cmpd="sng" algn="ctr">
+                      <a:ln w="3175" cap="flat" cmpd="sng" algn="ctr">
                         <a:solidFill>
                           <a:srgbClr val="2F5496"/>
                         </a:solidFill>
@@ -10057,7 +10057,7 @@
                       <a:solidFill>
                         <a:srgbClr val="D9E2F3"/>
                       </a:solidFill>
-                      <a:ln w="12700" cap="flat" cmpd="sng" algn="ctr">
+                      <a:ln w="3175" cap="flat" cmpd="sng" algn="ctr">
                         <a:solidFill>
                           <a:srgbClr val="2F5496"/>
                         </a:solidFill>
@@ -10118,7 +10118,7 @@
                       <a:solidFill>
                         <a:srgbClr val="D9E2F3"/>
                       </a:solidFill>
-                      <a:ln w="12700" cap="flat" cmpd="sng" algn="ctr">
+                      <a:ln w="3175" cap="flat" cmpd="sng" algn="ctr">
                         <a:solidFill>
                           <a:srgbClr val="2F5496"/>
                         </a:solidFill>
@@ -10179,7 +10179,7 @@
                       <a:solidFill>
                         <a:srgbClr val="D9E2F3"/>
                       </a:solidFill>
-                      <a:ln w="12700" cap="flat" cmpd="sng" algn="ctr">
+                      <a:ln w="3175" cap="flat" cmpd="sng" algn="ctr">
                         <a:solidFill>
                           <a:srgbClr val="2F5496"/>
                         </a:solidFill>
@@ -10240,7 +10240,7 @@
                       <a:solidFill>
                         <a:srgbClr val="D9E2F3"/>
                       </a:solidFill>
-                      <a:ln w="12700" cap="flat" cmpd="sng" algn="ctr">
+                      <a:ln w="3175" cap="flat" cmpd="sng" algn="ctr">
                         <a:solidFill>
                           <a:srgbClr val="2F5496"/>
                         </a:solidFill>
@@ -10301,7 +10301,7 @@
                       <a:solidFill>
                         <a:srgbClr val="D9E2F3"/>
                       </a:solidFill>
-                      <a:ln w="12700" cap="flat" cmpd="sng" algn="ctr">
+                      <a:ln w="3175" cap="flat" cmpd="sng" algn="ctr">
                         <a:solidFill>
                           <a:srgbClr val="2F5496"/>
                         </a:solidFill>
@@ -10362,7 +10362,7 @@
                       <a:solidFill>
                         <a:srgbClr val="D9E2F3"/>
                       </a:solidFill>
-                      <a:ln w="12700" cap="flat" cmpd="sng" algn="ctr">
+                      <a:ln w="3175" cap="flat" cmpd="sng" algn="ctr">
                         <a:solidFill>
                           <a:srgbClr val="2F5496"/>
                         </a:solidFill>
@@ -10423,7 +10423,7 @@
                       <a:solidFill>
                         <a:srgbClr val="D9E2F3"/>
                       </a:solidFill>
-                      <a:ln w="12700" cap="flat" cmpd="sng" algn="ctr">
+                      <a:ln w="3175" cap="flat" cmpd="sng" algn="ctr">
                         <a:solidFill>
                           <a:srgbClr val="2F5496"/>
                         </a:solidFill>
@@ -10484,7 +10484,7 @@
                       <a:solidFill>
                         <a:srgbClr val="D9E2F3"/>
                       </a:solidFill>
-                      <a:ln w="12700" cap="flat" cmpd="sng" algn="ctr">
+                      <a:ln w="3175" cap="flat" cmpd="sng" algn="ctr">
                         <a:solidFill>
                           <a:srgbClr val="2F5496"/>
                         </a:solidFill>
@@ -10545,7 +10545,7 @@
                       <a:solidFill>
                         <a:srgbClr val="D9E2F3"/>
                       </a:solidFill>
-                      <a:ln w="12700" cap="flat" cmpd="sng" algn="ctr">
+                      <a:ln w="3175" cap="flat" cmpd="sng" algn="ctr">
                         <a:solidFill>
                           <a:srgbClr val="2F5496"/>
                         </a:solidFill>
@@ -10606,7 +10606,7 @@
                       <a:solidFill>
                         <a:srgbClr val="D9E2F3"/>
                       </a:solidFill>
-                      <a:ln w="12700" cap="flat" cmpd="sng" algn="ctr">
+                      <a:ln w="3175" cap="flat" cmpd="sng" algn="ctr">
                         <a:solidFill>
                           <a:srgbClr val="2F5496"/>
                         </a:solidFill>
@@ -10667,7 +10667,7 @@
                       <a:solidFill>
                         <a:srgbClr val="D9E2F3"/>
                       </a:solidFill>
-                      <a:ln w="12700" cap="flat" cmpd="sng" algn="ctr">
+                      <a:ln w="3175" cap="flat" cmpd="sng" algn="ctr">
                         <a:solidFill>
                           <a:srgbClr val="2F5496"/>
                         </a:solidFill>
@@ -10728,7 +10728,7 @@
                       <a:solidFill>
                         <a:srgbClr val="D9E2F3"/>
                       </a:solidFill>
-                      <a:ln w="12700" cap="flat" cmpd="sng" algn="ctr">
+                      <a:ln w="3175" cap="flat" cmpd="sng" algn="ctr">
                         <a:solidFill>
                           <a:srgbClr val="2F5496"/>
                         </a:solidFill>
@@ -10789,7 +10789,7 @@
                       <a:solidFill>
                         <a:srgbClr val="D9E2F3"/>
                       </a:solidFill>
-                      <a:ln w="12700" cap="flat" cmpd="sng" algn="ctr">
+                      <a:ln w="3175" cap="flat" cmpd="sng" algn="ctr">
                         <a:solidFill>
                           <a:srgbClr val="2F5496"/>
                         </a:solidFill>
@@ -10850,7 +10850,7 @@
                       <a:solidFill>
                         <a:srgbClr val="D9E2F3"/>
                       </a:solidFill>
-                      <a:ln w="12700" cap="flat" cmpd="sng" algn="ctr">
+                      <a:ln w="3175" cap="flat" cmpd="sng" algn="ctr">
                         <a:solidFill>
                           <a:srgbClr val="2F5496"/>
                         </a:solidFill>
@@ -10911,7 +10911,7 @@
                       <a:solidFill>
                         <a:srgbClr val="D9E2F3"/>
                       </a:solidFill>
-                      <a:ln w="12700" cap="flat" cmpd="sng" algn="ctr">
+                      <a:ln w="3175" cap="flat" cmpd="sng" algn="ctr">
                         <a:solidFill>
                           <a:srgbClr val="2F5496"/>
                         </a:solidFill>
@@ -10972,7 +10972,7 @@
                       <a:solidFill>
                         <a:srgbClr val="D9E2F3"/>
                       </a:solidFill>
-                      <a:ln w="12700" cap="flat" cmpd="sng" algn="ctr">
+                      <a:ln w="3175" cap="flat" cmpd="sng" algn="ctr">
                         <a:solidFill>
                           <a:srgbClr val="2F5496"/>
                         </a:solidFill>
@@ -11033,7 +11033,7 @@
                       <a:solidFill>
                         <a:srgbClr val="D9E2F3"/>
                       </a:solidFill>
-                      <a:ln w="12700" cap="flat" cmpd="sng" algn="ctr">
+                      <a:ln w="3175" cap="flat" cmpd="sng" algn="ctr">
                         <a:solidFill>
                           <a:srgbClr val="2F5496"/>
                         </a:solidFill>
@@ -11094,7 +11094,7 @@
                       <a:solidFill>
                         <a:srgbClr val="D9E2F3"/>
                       </a:solidFill>
-                      <a:ln w="12700" cap="flat" cmpd="sng" algn="ctr">
+                      <a:ln w="3175" cap="flat" cmpd="sng" algn="ctr">
                         <a:solidFill>
                           <a:srgbClr val="2F5496"/>
                         </a:solidFill>
@@ -11155,7 +11155,7 @@
                       <a:solidFill>
                         <a:srgbClr val="D9E2F3"/>
                       </a:solidFill>
-                      <a:ln w="12700" cap="flat" cmpd="sng" algn="ctr">
+                      <a:ln w="3175" cap="flat" cmpd="sng" algn="ctr">
                         <a:solidFill>
                           <a:srgbClr val="2F5496"/>
                         </a:solidFill>
@@ -11216,7 +11216,7 @@
                       <a:solidFill>
                         <a:srgbClr val="D9E2F3"/>
                       </a:solidFill>
-                      <a:ln w="12700" cap="flat" cmpd="sng" algn="ctr">
+                      <a:ln w="3175" cap="flat" cmpd="sng" algn="ctr">
                         <a:solidFill>
                           <a:srgbClr val="2F5496"/>
                         </a:solidFill>
@@ -11277,7 +11277,7 @@
                       <a:solidFill>
                         <a:srgbClr val="D9E2F3"/>
                       </a:solidFill>
-                      <a:ln w="12700" cap="flat" cmpd="sng" algn="ctr">
+                      <a:ln w="3175" cap="flat" cmpd="sng" algn="ctr">
                         <a:solidFill>
                           <a:srgbClr val="2F5496"/>
                         </a:solidFill>
@@ -11338,7 +11338,7 @@
                       <a:solidFill>
                         <a:srgbClr val="D9E2F3"/>
                       </a:solidFill>
-                      <a:ln w="12700" cap="flat" cmpd="sng" algn="ctr">
+                      <a:ln w="3175" cap="flat" cmpd="sng" algn="ctr">
                         <a:solidFill>
                           <a:srgbClr val="2F5496"/>
                         </a:solidFill>
@@ -11399,7 +11399,7 @@
                       <a:solidFill>
                         <a:srgbClr val="D9E2F3"/>
                       </a:solidFill>
-                      <a:ln w="12700" cap="flat" cmpd="sng" algn="ctr">
+                      <a:ln w="3175" cap="flat" cmpd="sng" algn="ctr">
                         <a:solidFill>
                           <a:srgbClr val="2F5496"/>
                         </a:solidFill>
@@ -11460,7 +11460,7 @@
                       <a:solidFill>
                         <a:srgbClr val="D9E2F3"/>
                       </a:solidFill>
-                      <a:ln w="12700" cap="flat" cmpd="sng" algn="ctr">
+                      <a:ln w="3175" cap="flat" cmpd="sng" algn="ctr">
                         <a:solidFill>
                           <a:srgbClr val="2F5496"/>
                         </a:solidFill>
@@ -11521,7 +11521,7 @@
                       <a:solidFill>
                         <a:srgbClr val="D9E2F3"/>
                       </a:solidFill>
-                      <a:ln w="12700" cap="flat" cmpd="sng" algn="ctr">
+                      <a:ln w="3175" cap="flat" cmpd="sng" algn="ctr">
                         <a:solidFill>
                           <a:srgbClr val="2F5496"/>
                         </a:solidFill>
@@ -11582,7 +11582,7 @@
                       <a:solidFill>
                         <a:srgbClr val="D9E2F3"/>
                       </a:solidFill>
-                      <a:ln w="12700" cap="flat" cmpd="sng" algn="ctr">
+                      <a:ln w="3175" cap="flat" cmpd="sng" algn="ctr">
                         <a:solidFill>
                           <a:srgbClr val="2F5496"/>
                         </a:solidFill>
@@ -11643,7 +11643,7 @@
                       <a:solidFill>
                         <a:srgbClr val="D9E2F3"/>
                       </a:solidFill>
-                      <a:ln w="12700" cap="flat" cmpd="sng" algn="ctr">
+                      <a:ln w="3175" cap="flat" cmpd="sng" algn="ctr">
                         <a:solidFill>
                           <a:srgbClr val="2F5496"/>
                         </a:solidFill>
@@ -11704,7 +11704,7 @@
                       <a:solidFill>
                         <a:srgbClr val="D9E2F3"/>
                       </a:solidFill>
-                      <a:ln w="12700" cap="flat" cmpd="sng" algn="ctr">
+                      <a:ln w="3175" cap="flat" cmpd="sng" algn="ctr">
                         <a:solidFill>
                           <a:srgbClr val="2F5496"/>
                         </a:solidFill>
@@ -11765,7 +11765,7 @@
                       <a:solidFill>
                         <a:srgbClr val="D9E2F3"/>
                       </a:solidFill>
-                      <a:ln w="12700" cap="flat" cmpd="sng" algn="ctr">
+                      <a:ln w="3175" cap="flat" cmpd="sng" algn="ctr">
                         <a:solidFill>
                           <a:srgbClr val="2F5496"/>
                         </a:solidFill>
@@ -11826,7 +11826,7 @@
                       <a:solidFill>
                         <a:srgbClr val="D9E2F3"/>
                       </a:solidFill>
-                      <a:ln w="12700" cap="flat" cmpd="sng" algn="ctr">
+                      <a:ln w="3175" cap="flat" cmpd="sng" algn="ctr">
                         <a:solidFill>
                           <a:srgbClr val="2F5496"/>
                         </a:solidFill>
@@ -11887,7 +11887,7 @@
                       <a:solidFill>
                         <a:srgbClr val="D9E2F3"/>
                       </a:solidFill>
-                      <a:ln w="12700" cap="flat" cmpd="sng" algn="ctr">
+                      <a:ln w="3175" cap="flat" cmpd="sng" algn="ctr">
                         <a:solidFill>
                           <a:srgbClr val="2F5496"/>
                         </a:solidFill>
@@ -11948,7 +11948,7 @@
                       <a:solidFill>
                         <a:srgbClr val="D9E2F3"/>
                       </a:solidFill>
-                      <a:ln w="12700" cap="flat" cmpd="sng" algn="ctr">
+                      <a:ln w="3175" cap="flat" cmpd="sng" algn="ctr">
                         <a:solidFill>
                           <a:srgbClr val="2F5496"/>
                         </a:solidFill>
@@ -12009,7 +12009,7 @@
                       <a:solidFill>
                         <a:srgbClr val="D9E2F3"/>
                       </a:solidFill>
-                      <a:ln w="12700" cap="flat" cmpd="sng" algn="ctr">
+                      <a:ln w="3175" cap="flat" cmpd="sng" algn="ctr">
                         <a:solidFill>
                           <a:srgbClr val="2F5496"/>
                         </a:solidFill>
@@ -12070,7 +12070,7 @@
                       <a:solidFill>
                         <a:srgbClr val="D9E2F3"/>
                       </a:solidFill>
-                      <a:ln w="12700" cap="flat" cmpd="sng" algn="ctr">
+                      <a:ln w="3175" cap="flat" cmpd="sng" algn="ctr">
                         <a:solidFill>
                           <a:srgbClr val="2F5496"/>
                         </a:solidFill>
@@ -12131,7 +12131,7 @@
                       <a:solidFill>
                         <a:srgbClr val="D9E2F3"/>
                       </a:solidFill>
-                      <a:ln w="12700" cap="flat" cmpd="sng" algn="ctr">
+                      <a:ln w="3175" cap="flat" cmpd="sng" algn="ctr">
                         <a:solidFill>
                           <a:srgbClr val="2F5496"/>
                         </a:solidFill>
@@ -12192,7 +12192,7 @@
                       <a:solidFill>
                         <a:srgbClr val="D9E2F3"/>
                       </a:solidFill>
-                      <a:ln w="12700" cap="flat" cmpd="sng" algn="ctr">
+                      <a:ln w="3175" cap="flat" cmpd="sng" algn="ctr">
                         <a:solidFill>
                           <a:srgbClr val="2F5496"/>
                         </a:solidFill>
@@ -12253,7 +12253,7 @@
                       <a:solidFill>
                         <a:srgbClr val="D9E2F3"/>
                       </a:solidFill>
-                      <a:ln w="12700" cap="flat" cmpd="sng" algn="ctr">
+                      <a:ln w="3175" cap="flat" cmpd="sng" algn="ctr">
                         <a:solidFill>
                           <a:srgbClr val="2F5496"/>
                         </a:solidFill>
@@ -12314,7 +12314,7 @@
                       <a:solidFill>
                         <a:srgbClr val="D9E2F3"/>
                       </a:solidFill>
-                      <a:ln w="12700" cap="flat" cmpd="sng" algn="ctr">
+                      <a:ln w="3175" cap="flat" cmpd="sng" algn="ctr">
                         <a:solidFill>
                           <a:srgbClr val="2F5496"/>
                         </a:solidFill>
@@ -12375,7 +12375,7 @@
                       <a:solidFill>
                         <a:srgbClr val="D9E2F3"/>
                       </a:solidFill>
-                      <a:ln w="12700" cap="flat" cmpd="sng" algn="ctr">
+                      <a:ln w="3175" cap="flat" cmpd="sng" algn="ctr">
                         <a:solidFill>
                           <a:srgbClr val="2F5496"/>
                         </a:solidFill>
@@ -12436,7 +12436,7 @@
                       <a:solidFill>
                         <a:srgbClr val="D9E2F3"/>
                       </a:solidFill>
-                      <a:ln w="12700" cap="flat" cmpd="sng" algn="ctr">
+                      <a:ln w="3175" cap="flat" cmpd="sng" algn="ctr">
                         <a:solidFill>
                           <a:srgbClr val="2F5496"/>
                         </a:solidFill>
@@ -12497,7 +12497,7 @@
                       <a:solidFill>
                         <a:srgbClr val="D9E2F3"/>
                       </a:solidFill>
-                      <a:ln w="12700" cap="flat" cmpd="sng" algn="ctr">
+                      <a:ln w="3175" cap="flat" cmpd="sng" algn="ctr">
                         <a:solidFill>
                           <a:srgbClr val="2F5496"/>
                         </a:solidFill>
@@ -12558,7 +12558,7 @@
                       <a:solidFill>
                         <a:srgbClr val="D9E2F3"/>
                       </a:solidFill>
-                      <a:ln w="12700" cap="flat" cmpd="sng" algn="ctr">
+                      <a:ln w="3175" cap="flat" cmpd="sng" algn="ctr">
                         <a:solidFill>
                           <a:srgbClr val="2F5496"/>
                         </a:solidFill>
@@ -12619,7 +12619,7 @@
                       <a:solidFill>
                         <a:srgbClr val="D9E2F3"/>
                       </a:solidFill>
-                      <a:ln w="12700" cap="flat" cmpd="sng" algn="ctr">
+                      <a:ln w="3175" cap="flat" cmpd="sng" algn="ctr">
                         <a:solidFill>
                           <a:srgbClr val="2F5496"/>
                         </a:solidFill>
@@ -12680,7 +12680,7 @@
                       <a:solidFill>
                         <a:srgbClr val="D9E2F3"/>
                       </a:solidFill>
-                      <a:ln w="12700" cap="flat" cmpd="sng" algn="ctr">
+                      <a:ln w="3175" cap="flat" cmpd="sng" algn="ctr">
                         <a:solidFill>
                           <a:srgbClr val="2F5496"/>
                         </a:solidFill>
@@ -12741,7 +12741,7 @@
                       <a:solidFill>
                         <a:srgbClr val="D9E2F3"/>
                       </a:solidFill>
-                      <a:ln w="12700" cap="flat" cmpd="sng" algn="ctr">
+                      <a:ln w="3175" cap="flat" cmpd="sng" algn="ctr">
                         <a:solidFill>
                           <a:srgbClr val="2F5496"/>
                         </a:solidFill>
@@ -12802,7 +12802,7 @@
                       <a:solidFill>
                         <a:srgbClr val="D9E2F3"/>
                       </a:solidFill>
-                      <a:ln w="12700" cap="flat" cmpd="sng" algn="ctr">
+                      <a:ln w="3175" cap="flat" cmpd="sng" algn="ctr">
                         <a:solidFill>
                           <a:srgbClr val="2F5496"/>
                         </a:solidFill>
@@ -12863,7 +12863,7 @@
                       <a:solidFill>
                         <a:srgbClr val="D9E2F3"/>
                       </a:solidFill>
-                      <a:ln w="12700" cap="flat" cmpd="sng" algn="ctr">
+                      <a:ln w="3175" cap="flat" cmpd="sng" algn="ctr">
                         <a:solidFill>
                           <a:srgbClr val="2F5496"/>
                         </a:solidFill>
@@ -12924,7 +12924,7 @@
                       <a:solidFill>
                         <a:srgbClr val="D9E2F3"/>
                       </a:solidFill>
-                      <a:ln w="12700" cap="flat" cmpd="sng" algn="ctr">
+                      <a:ln w="3175" cap="flat" cmpd="sng" algn="ctr">
                         <a:solidFill>
                           <a:srgbClr val="2F5496"/>
                         </a:solidFill>
@@ -12985,7 +12985,7 @@
                       <a:solidFill>
                         <a:srgbClr val="D9E2F3"/>
                       </a:solidFill>
-                      <a:ln w="12700" cap="flat" cmpd="sng" algn="ctr">
+                      <a:ln w="3175" cap="flat" cmpd="sng" algn="ctr">
                         <a:solidFill>
                           <a:srgbClr val="2F5496"/>
                         </a:solidFill>
@@ -13046,7 +13046,7 @@
                       <a:solidFill>
                         <a:srgbClr val="D9E2F3"/>
                       </a:solidFill>
-                      <a:ln w="12700" cap="flat" cmpd="sng" algn="ctr">
+                      <a:ln w="3175" cap="flat" cmpd="sng" algn="ctr">
                         <a:solidFill>
                           <a:srgbClr val="2F5496"/>
                         </a:solidFill>
@@ -13107,7 +13107,7 @@
                       <a:solidFill>
                         <a:srgbClr val="D9E2F3"/>
                       </a:solidFill>
-                      <a:ln w="12700" cap="flat" cmpd="sng" algn="ctr">
+                      <a:ln w="3175" cap="flat" cmpd="sng" algn="ctr">
                         <a:solidFill>
                           <a:srgbClr val="2F5496"/>
                         </a:solidFill>
@@ -13168,7 +13168,7 @@
                       <a:solidFill>
                         <a:srgbClr val="D9E2F3"/>
                       </a:solidFill>
-                      <a:ln w="12700" cap="flat" cmpd="sng" algn="ctr">
+                      <a:ln w="3175" cap="flat" cmpd="sng" algn="ctr">
                         <a:solidFill>
                           <a:srgbClr val="2F5496"/>
                         </a:solidFill>
@@ -13229,7 +13229,7 @@
                       <a:solidFill>
                         <a:srgbClr val="D9E2F3"/>
                       </a:solidFill>
-                      <a:ln w="12700" cap="flat" cmpd="sng" algn="ctr">
+                      <a:ln w="3175" cap="flat" cmpd="sng" algn="ctr">
                         <a:solidFill>
                           <a:srgbClr val="2F5496"/>
                         </a:solidFill>
@@ -13290,7 +13290,7 @@
                       <a:solidFill>
                         <a:srgbClr val="D9E2F3"/>
                       </a:solidFill>
-                      <a:ln w="12700" cap="flat" cmpd="sng" algn="ctr">
+                      <a:ln w="3175" cap="flat" cmpd="sng" algn="ctr">
                         <a:solidFill>
                           <a:srgbClr val="2F5496"/>
                         </a:solidFill>
@@ -13351,7 +13351,7 @@
                       <a:solidFill>
                         <a:srgbClr val="D9E2F3"/>
                       </a:solidFill>
-                      <a:ln w="12700" cap="flat" cmpd="sng" algn="ctr">
+                      <a:ln w="3175" cap="flat" cmpd="sng" algn="ctr">
                         <a:solidFill>
                           <a:srgbClr val="2F5496"/>
                         </a:solidFill>
@@ -13412,7 +13412,7 @@
                       <a:solidFill>
                         <a:srgbClr val="D9E2F3"/>
                       </a:solidFill>
-                      <a:ln w="12700" cap="flat" cmpd="sng" algn="ctr">
+                      <a:ln w="3175" cap="flat" cmpd="sng" algn="ctr">
                         <a:solidFill>
                           <a:srgbClr val="2F5496"/>
                         </a:solidFill>
@@ -13473,7 +13473,7 @@
                       <a:solidFill>
                         <a:srgbClr val="D9E2F3"/>
                       </a:solidFill>
-                      <a:ln w="12700" cap="flat" cmpd="sng" algn="ctr">
+                      <a:ln w="3175" cap="flat" cmpd="sng" algn="ctr">
                         <a:solidFill>
                           <a:srgbClr val="2F5496"/>
                         </a:solidFill>
@@ -13534,7 +13534,7 @@
                       <a:solidFill>
                         <a:srgbClr val="D9E2F3"/>
                       </a:solidFill>
-                      <a:ln w="12700" cap="flat" cmpd="sng" algn="ctr">
+                      <a:ln w="3175" cap="flat" cmpd="sng" algn="ctr">
                         <a:solidFill>
                           <a:srgbClr val="2F5496"/>
                         </a:solidFill>
@@ -13595,7 +13595,7 @@
                       <a:solidFill>
                         <a:srgbClr val="D9E2F3"/>
                       </a:solidFill>
-                      <a:ln w="12700" cap="flat" cmpd="sng" algn="ctr">
+                      <a:ln w="3175" cap="flat" cmpd="sng" algn="ctr">
                         <a:solidFill>
                           <a:srgbClr val="2F5496"/>
                         </a:solidFill>
@@ -13656,7 +13656,7 @@
                       <a:solidFill>
                         <a:srgbClr val="D9E2F3"/>
                       </a:solidFill>
-                      <a:ln w="12700" cap="flat" cmpd="sng" algn="ctr">
+                      <a:ln w="3175" cap="flat" cmpd="sng" algn="ctr">
                         <a:solidFill>
                           <a:srgbClr val="2F5496"/>
                         </a:solidFill>
@@ -13717,7 +13717,7 @@
                       <a:solidFill>
                         <a:srgbClr val="D9E2F3"/>
                       </a:solidFill>
-                      <a:ln w="12700" cap="flat" cmpd="sng" algn="ctr">
+                      <a:ln w="3175" cap="flat" cmpd="sng" algn="ctr">
                         <a:solidFill>
                           <a:srgbClr val="2F5496"/>
                         </a:solidFill>
@@ -13778,7 +13778,7 @@
                       <a:solidFill>
                         <a:srgbClr val="D9E2F3"/>
                       </a:solidFill>
-                      <a:ln w="12700" cap="flat" cmpd="sng" algn="ctr">
+                      <a:ln w="3175" cap="flat" cmpd="sng" algn="ctr">
                         <a:solidFill>
                           <a:srgbClr val="2F5496"/>
                         </a:solidFill>
@@ -13839,7 +13839,7 @@
                       <a:solidFill>
                         <a:srgbClr val="D9E2F3"/>
                       </a:solidFill>
-                      <a:ln w="12700" cap="flat" cmpd="sng" algn="ctr">
+                      <a:ln w="3175" cap="flat" cmpd="sng" algn="ctr">
                         <a:solidFill>
                           <a:srgbClr val="2F5496"/>
                         </a:solidFill>
@@ -13900,7 +13900,7 @@
                       <a:solidFill>
                         <a:srgbClr val="D9E2F3"/>
                       </a:solidFill>
-                      <a:ln w="12700" cap="flat" cmpd="sng" algn="ctr">
+                      <a:ln w="3175" cap="flat" cmpd="sng" algn="ctr">
                         <a:solidFill>
                           <a:srgbClr val="2F5496"/>
                         </a:solidFill>
@@ -13961,7 +13961,7 @@
                       <a:solidFill>
                         <a:srgbClr val="D9E2F3"/>
                       </a:solidFill>
-                      <a:ln w="12700" cap="flat" cmpd="sng" algn="ctr">
+                      <a:ln w="3175" cap="flat" cmpd="sng" algn="ctr">
                         <a:solidFill>
                           <a:srgbClr val="2F5496"/>
                         </a:solidFill>
@@ -14022,7 +14022,7 @@
                       <a:solidFill>
                         <a:srgbClr val="D9E2F3"/>
                       </a:solidFill>
-                      <a:ln w="12700" cap="flat" cmpd="sng" algn="ctr">
+                      <a:ln w="3175" cap="flat" cmpd="sng" algn="ctr">
                         <a:solidFill>
                           <a:srgbClr val="2F5496"/>
                         </a:solidFill>
@@ -14083,7 +14083,7 @@
                       <a:solidFill>
                         <a:srgbClr val="D9E2F3"/>
                       </a:solidFill>
-                      <a:ln w="12700" cap="flat" cmpd="sng" algn="ctr">
+                      <a:ln w="3175" cap="flat" cmpd="sng" algn="ctr">
                         <a:solidFill>
                           <a:srgbClr val="2F5496"/>
                         </a:solidFill>
@@ -14144,7 +14144,7 @@
                       <a:solidFill>
                         <a:srgbClr val="D9E2F3"/>
                       </a:solidFill>
-                      <a:ln w="12700" cap="flat" cmpd="sng" algn="ctr">
+                      <a:ln w="3175" cap="flat" cmpd="sng" algn="ctr">
                         <a:solidFill>
                           <a:srgbClr val="2F5496"/>
                         </a:solidFill>
@@ -14205,7 +14205,7 @@
                       <a:solidFill>
                         <a:srgbClr val="D9E2F3"/>
                       </a:solidFill>
-                      <a:ln w="12700" cap="flat" cmpd="sng" algn="ctr">
+                      <a:ln w="3175" cap="flat" cmpd="sng" algn="ctr">
                         <a:solidFill>
                           <a:srgbClr val="2F5496"/>
                         </a:solidFill>
@@ -14266,7 +14266,7 @@
                       <a:solidFill>
                         <a:srgbClr val="D9E2F3"/>
                       </a:solidFill>
-                      <a:ln w="12700" cap="flat" cmpd="sng" algn="ctr">
+                      <a:ln w="3175" cap="flat" cmpd="sng" algn="ctr">
                         <a:solidFill>
                           <a:srgbClr val="2F5496"/>
                         </a:solidFill>
@@ -14327,7 +14327,7 @@
                       <a:solidFill>
                         <a:srgbClr val="D9E2F3"/>
                       </a:solidFill>
-                      <a:ln w="12700" cap="flat" cmpd="sng" algn="ctr">
+                      <a:ln w="3175" cap="flat" cmpd="sng" algn="ctr">
                         <a:solidFill>
                           <a:srgbClr val="2F5496"/>
                         </a:solidFill>
@@ -14388,7 +14388,7 @@
                       <a:solidFill>
                         <a:srgbClr val="D9E2F3"/>
                       </a:solidFill>
-                      <a:ln w="12700" cap="flat" cmpd="sng" algn="ctr">
+                      <a:ln w="3175" cap="flat" cmpd="sng" algn="ctr">
                         <a:solidFill>
                           <a:srgbClr val="2F5496"/>
                         </a:solidFill>
@@ -14449,7 +14449,7 @@
                       <a:solidFill>
                         <a:srgbClr val="D9E2F3"/>
                       </a:solidFill>
-                      <a:ln w="12700" cap="flat" cmpd="sng" algn="ctr">
+                      <a:ln w="3175" cap="flat" cmpd="sng" algn="ctr">
                         <a:solidFill>
                           <a:srgbClr val="2F5496"/>
                         </a:solidFill>
@@ -14510,7 +14510,7 @@
                       <a:solidFill>
                         <a:srgbClr val="D9E2F3"/>
                       </a:solidFill>
-                      <a:ln w="12700" cap="flat" cmpd="sng" algn="ctr">
+                      <a:ln w="3175" cap="flat" cmpd="sng" algn="ctr">
                         <a:solidFill>
                           <a:srgbClr val="2F5496"/>
                         </a:solidFill>
@@ -14571,7 +14571,7 @@
                       <a:solidFill>
                         <a:srgbClr val="D9E2F3"/>
                       </a:solidFill>
-                      <a:ln w="12700" cap="flat" cmpd="sng" algn="ctr">
+                      <a:ln w="3175" cap="flat" cmpd="sng" algn="ctr">
                         <a:solidFill>
                           <a:srgbClr val="2F5496"/>
                         </a:solidFill>
@@ -14632,7 +14632,7 @@
                       <a:solidFill>
                         <a:srgbClr val="D9E2F3"/>
                       </a:solidFill>
-                      <a:ln w="12700" cap="flat" cmpd="sng" algn="ctr">
+                      <a:ln w="3175" cap="flat" cmpd="sng" algn="ctr">
                         <a:solidFill>
                           <a:srgbClr val="2F5496"/>
                         </a:solidFill>
@@ -14693,7 +14693,7 @@
                       <a:solidFill>
                         <a:srgbClr val="D9E2F3"/>
                       </a:solidFill>
-                      <a:ln w="12700" cap="flat" cmpd="sng" algn="ctr">
+                      <a:ln w="3175" cap="flat" cmpd="sng" algn="ctr">
                         <a:solidFill>
                           <a:srgbClr val="2F5496"/>
                         </a:solidFill>
@@ -14754,7 +14754,7 @@
                       <a:solidFill>
                         <a:srgbClr val="D9E2F3"/>
                       </a:solidFill>
-                      <a:ln w="12700" cap="flat" cmpd="sng" algn="ctr">
+                      <a:ln w="3175" cap="flat" cmpd="sng" algn="ctr">
                         <a:solidFill>
                           <a:srgbClr val="2F5496"/>
                         </a:solidFill>
@@ -14815,7 +14815,7 @@
                       <a:solidFill>
                         <a:srgbClr val="D9E2F3"/>
                       </a:solidFill>
-                      <a:ln w="12700" cap="flat" cmpd="sng" algn="ctr">
+                      <a:ln w="3175" cap="flat" cmpd="sng" algn="ctr">
                         <a:solidFill>
                           <a:srgbClr val="2F5496"/>
                         </a:solidFill>
@@ -14876,7 +14876,7 @@
                       <a:solidFill>
                         <a:srgbClr val="D9E2F3"/>
                       </a:solidFill>
-                      <a:ln w="12700" cap="flat" cmpd="sng" algn="ctr">
+                      <a:ln w="3175" cap="flat" cmpd="sng" algn="ctr">
                         <a:solidFill>
                           <a:srgbClr val="2F5496"/>
                         </a:solidFill>
@@ -14937,7 +14937,7 @@
                       <a:solidFill>
                         <a:srgbClr val="D9E2F3"/>
                       </a:solidFill>
-                      <a:ln w="12700" cap="flat" cmpd="sng" algn="ctr">
+                      <a:ln w="3175" cap="flat" cmpd="sng" algn="ctr">
                         <a:solidFill>
                           <a:srgbClr val="2F5496"/>
                         </a:solidFill>
@@ -14998,7 +14998,7 @@
                       <a:solidFill>
                         <a:srgbClr val="D9E2F3"/>
                       </a:solidFill>
-                      <a:ln w="12700" cap="flat" cmpd="sng" algn="ctr">
+                      <a:ln w="3175" cap="flat" cmpd="sng" algn="ctr">
                         <a:solidFill>
                           <a:srgbClr val="2F5496"/>
                         </a:solidFill>
@@ -15059,7 +15059,7 @@
                       <a:solidFill>
                         <a:srgbClr val="D9E2F3"/>
                       </a:solidFill>
-                      <a:ln w="12700" cap="flat" cmpd="sng" algn="ctr">
+                      <a:ln w="3175" cap="flat" cmpd="sng" algn="ctr">
                         <a:solidFill>
                           <a:srgbClr val="2F5496"/>
                         </a:solidFill>
@@ -15120,7 +15120,7 @@
                       <a:solidFill>
                         <a:srgbClr val="D9E2F3"/>
                       </a:solidFill>
-                      <a:ln w="12700" cap="flat" cmpd="sng" algn="ctr">
+                      <a:ln w="3175" cap="flat" cmpd="sng" algn="ctr">
                         <a:solidFill>
                           <a:srgbClr val="2F5496"/>
                         </a:solidFill>
@@ -15181,7 +15181,7 @@
                       <a:solidFill>
                         <a:srgbClr val="D9E2F3"/>
                       </a:solidFill>
-                      <a:ln w="12700" cap="flat" cmpd="sng" algn="ctr">
+                      <a:ln w="3175" cap="flat" cmpd="sng" algn="ctr">
                         <a:solidFill>
                           <a:srgbClr val="2F5496"/>
                         </a:solidFill>
@@ -15242,7 +15242,7 @@
                       <a:solidFill>
                         <a:srgbClr val="D9E2F3"/>
                       </a:solidFill>
-                      <a:ln w="12700" cap="flat" cmpd="sng" algn="ctr">
+                      <a:ln w="3175" cap="flat" cmpd="sng" algn="ctr">
                         <a:solidFill>
                           <a:srgbClr val="2F5496"/>
                         </a:solidFill>
@@ -15303,7 +15303,7 @@
                       <a:solidFill>
                         <a:srgbClr val="D9E2F3"/>
                       </a:solidFill>
-                      <a:ln w="12700" cap="flat" cmpd="sng" algn="ctr">
+                      <a:ln w="3175" cap="flat" cmpd="sng" algn="ctr">
                         <a:solidFill>
                           <a:srgbClr val="2F5496"/>
                         </a:solidFill>
@@ -15364,7 +15364,7 @@
                       <a:solidFill>
                         <a:srgbClr val="D9E2F3"/>
                       </a:solidFill>
-                      <a:ln w="12700" cap="flat" cmpd="sng" algn="ctr">
+                      <a:ln w="3175" cap="flat" cmpd="sng" algn="ctr">
                         <a:solidFill>
                           <a:srgbClr val="2F5496"/>
                         </a:solidFill>
@@ -15425,7 +15425,7 @@
                       <a:solidFill>
                         <a:srgbClr val="D9E2F3"/>
                       </a:solidFill>
-                      <a:ln w="12700" cap="flat" cmpd="sng" algn="ctr">
+                      <a:ln w="3175" cap="flat" cmpd="sng" algn="ctr">
                         <a:solidFill>
                           <a:srgbClr val="2F5496"/>
                         </a:solidFill>
@@ -15486,7 +15486,7 @@
                       <a:solidFill>
                         <a:srgbClr val="D9E2F3"/>
                       </a:solidFill>
-                      <a:ln w="12700" cap="flat" cmpd="sng" algn="ctr">
+                      <a:ln w="3175" cap="flat" cmpd="sng" algn="ctr">
                         <a:solidFill>
                           <a:srgbClr val="2F5496"/>
                         </a:solidFill>
@@ -15547,7 +15547,7 @@
                       <a:solidFill>
                         <a:srgbClr val="D9E2F3"/>
                       </a:solidFill>
-                      <a:ln w="12700" cap="flat" cmpd="sng" algn="ctr">
+                      <a:ln w="3175" cap="flat" cmpd="sng" algn="ctr">
                         <a:solidFill>
                           <a:srgbClr val="2F5496"/>
                         </a:solidFill>
@@ -15608,7 +15608,7 @@
                       <a:solidFill>
                         <a:srgbClr val="D9E2F3"/>
                       </a:solidFill>
-                      <a:ln w="12700" cap="flat" cmpd="sng" algn="ctr">
+                      <a:ln w="3175" cap="flat" cmpd="sng" algn="ctr">
                         <a:solidFill>
                           <a:srgbClr val="2F5496"/>
                         </a:solidFill>
@@ -15669,7 +15669,7 @@
                       <a:solidFill>
                         <a:srgbClr val="D9E2F3"/>
                       </a:solidFill>
-                      <a:ln w="12700" cap="flat" cmpd="sng" algn="ctr">
+                      <a:ln w="3175" cap="flat" cmpd="sng" algn="ctr">
                         <a:solidFill>
                           <a:srgbClr val="2F5496"/>
                         </a:solidFill>
@@ -15730,7 +15730,7 @@
                       <a:solidFill>
                         <a:srgbClr val="D9E2F3"/>
                       </a:solidFill>
-                      <a:ln w="12700" cap="flat" cmpd="sng" algn="ctr">
+                      <a:ln w="3175" cap="flat" cmpd="sng" algn="ctr">
                         <a:solidFill>
                           <a:srgbClr val="2F5496"/>
                         </a:solidFill>
@@ -15791,7 +15791,7 @@
                       <a:solidFill>
                         <a:srgbClr val="D9E2F3"/>
                       </a:solidFill>
-                      <a:ln w="12700" cap="flat" cmpd="sng" algn="ctr">
+                      <a:ln w="3175" cap="flat" cmpd="sng" algn="ctr">
                         <a:solidFill>
                           <a:srgbClr val="2F5496"/>
                         </a:solidFill>
@@ -15852,7 +15852,7 @@
                       <a:solidFill>
                         <a:srgbClr val="D9E2F3"/>
                       </a:solidFill>
-                      <a:ln w="12700" cap="flat" cmpd="sng" algn="ctr">
+                      <a:ln w="3175" cap="flat" cmpd="sng" algn="ctr">
                         <a:solidFill>
                           <a:srgbClr val="2F5496"/>
                         </a:solidFill>
@@ -15913,7 +15913,7 @@
                       <a:solidFill>
                         <a:srgbClr val="D9E2F3"/>
                       </a:solidFill>
-                      <a:ln w="12700" cap="flat" cmpd="sng" algn="ctr">
+                      <a:ln w="3175" cap="flat" cmpd="sng" algn="ctr">
                         <a:solidFill>
                           <a:srgbClr val="2F5496"/>
                         </a:solidFill>
@@ -15974,7 +15974,7 @@
                       <a:solidFill>
                         <a:srgbClr val="D9E2F3"/>
                       </a:solidFill>
-                      <a:ln w="12700" cap="flat" cmpd="sng" algn="ctr">
+                      <a:ln w="3175" cap="flat" cmpd="sng" algn="ctr">
                         <a:solidFill>
                           <a:srgbClr val="2F5496"/>
                         </a:solidFill>
@@ -16035,7 +16035,7 @@
                       <a:solidFill>
                         <a:srgbClr val="D9E2F3"/>
                       </a:solidFill>
-                      <a:ln w="12700" cap="flat" cmpd="sng" algn="ctr">
+                      <a:ln w="3175" cap="flat" cmpd="sng" algn="ctr">
                         <a:solidFill>
                           <a:srgbClr val="2F5496"/>
                         </a:solidFill>
@@ -16096,7 +16096,7 @@
                       <a:solidFill>
                         <a:srgbClr val="D9E2F3"/>
                       </a:solidFill>
-                      <a:ln w="12700" cap="flat" cmpd="sng" algn="ctr">
+                      <a:ln w="3175" cap="flat" cmpd="sng" algn="ctr">
                         <a:solidFill>
                           <a:srgbClr val="2F5496"/>
                         </a:solidFill>
@@ -16157,7 +16157,7 @@
                       <a:solidFill>
                         <a:srgbClr val="D9E2F3"/>
                       </a:solidFill>
-                      <a:ln w="12700" cap="flat" cmpd="sng" algn="ctr">
+                      <a:ln w="3175" cap="flat" cmpd="sng" algn="ctr">
                         <a:solidFill>
                           <a:srgbClr val="2F5496"/>
                         </a:solidFill>
@@ -16218,7 +16218,7 @@
                       <a:solidFill>
                         <a:srgbClr val="D9E2F3"/>
                       </a:solidFill>
-                      <a:ln w="12700" cap="flat" cmpd="sng" algn="ctr">
+                      <a:ln w="3175" cap="flat" cmpd="sng" algn="ctr">
                         <a:solidFill>
                           <a:srgbClr val="2F5496"/>
                         </a:solidFill>
@@ -16279,7 +16279,7 @@
                       <a:solidFill>
                         <a:srgbClr val="D9E2F3"/>
                       </a:solidFill>
-                      <a:ln w="12700" cap="flat" cmpd="sng" algn="ctr">
+                      <a:ln w="3175" cap="flat" cmpd="sng" algn="ctr">
                         <a:solidFill>
                           <a:srgbClr val="2F5496"/>
                         </a:solidFill>
@@ -16340,7 +16340,7 @@
                       <a:solidFill>
                         <a:srgbClr val="D9E2F3"/>
                       </a:solidFill>
-                      <a:ln w="12700" cap="flat" cmpd="sng" algn="ctr">
+                      <a:ln w="3175" cap="flat" cmpd="sng" algn="ctr">
                         <a:solidFill>
                           <a:srgbClr val="2F5496"/>
                         </a:solidFill>
@@ -16401,7 +16401,7 @@
                       <a:solidFill>
                         <a:srgbClr val="D9E2F3"/>
                       </a:solidFill>
-                      <a:ln w="12700" cap="flat" cmpd="sng" algn="ctr">
+                      <a:ln w="3175" cap="flat" cmpd="sng" algn="ctr">
                         <a:solidFill>
                           <a:srgbClr val="2F5496"/>
                         </a:solidFill>
@@ -16462,7 +16462,7 @@
                       <a:solidFill>
                         <a:srgbClr val="D9E2F3"/>
                       </a:solidFill>
-                      <a:ln w="12700" cap="flat" cmpd="sng" algn="ctr">
+                      <a:ln w="3175" cap="flat" cmpd="sng" algn="ctr">
                         <a:solidFill>
                           <a:srgbClr val="2F5496"/>
                         </a:solidFill>
@@ -16523,7 +16523,7 @@
                       <a:solidFill>
                         <a:srgbClr val="D9E2F3"/>
                       </a:solidFill>
-                      <a:ln w="12700" cap="flat" cmpd="sng" algn="ctr">
+                      <a:ln w="3175" cap="flat" cmpd="sng" algn="ctr">
                         <a:solidFill>
                           <a:srgbClr val="2F5496"/>
                         </a:solidFill>
@@ -16584,7 +16584,7 @@
                       <a:solidFill>
                         <a:srgbClr val="D9E2F3"/>
                       </a:solidFill>
-                      <a:ln w="12700" cap="flat" cmpd="sng" algn="ctr">
+                      <a:ln w="3175" cap="flat" cmpd="sng" algn="ctr">
                         <a:solidFill>
                           <a:srgbClr val="2F5496"/>
                         </a:solidFill>
@@ -16645,7 +16645,7 @@
                       <a:solidFill>
                         <a:srgbClr val="D9E2F3"/>
                       </a:solidFill>
-                      <a:ln w="12700" cap="flat" cmpd="sng" algn="ctr">
+                      <a:ln w="3175" cap="flat" cmpd="sng" algn="ctr">
                         <a:solidFill>
                           <a:srgbClr val="2F5496"/>
                         </a:solidFill>
@@ -16706,7 +16706,7 @@
                       <a:solidFill>
                         <a:srgbClr val="D9E2F3"/>
                       </a:solidFill>
-                      <a:ln w="12700" cap="flat" cmpd="sng" algn="ctr">
+                      <a:ln w="3175" cap="flat" cmpd="sng" algn="ctr">
                         <a:solidFill>
                           <a:srgbClr val="2F5496"/>
                         </a:solidFill>
@@ -16767,7 +16767,7 @@
                       <a:solidFill>
                         <a:srgbClr val="D9E2F3"/>
                       </a:solidFill>
-                      <a:ln w="12700" cap="flat" cmpd="sng" algn="ctr">
+                      <a:ln w="3175" cap="flat" cmpd="sng" algn="ctr">
                         <a:solidFill>
                           <a:srgbClr val="2F5496"/>
                         </a:solidFill>
@@ -16828,7 +16828,7 @@
                       <a:solidFill>
                         <a:srgbClr val="D9E2F3"/>
                       </a:solidFill>
-                      <a:ln w="12700" cap="flat" cmpd="sng" algn="ctr">
+                      <a:ln w="3175" cap="flat" cmpd="sng" algn="ctr">
                         <a:solidFill>
                           <a:srgbClr val="2F5496"/>
                         </a:solidFill>
@@ -16889,7 +16889,7 @@
                       <a:solidFill>
                         <a:srgbClr val="D9E2F3"/>
                       </a:solidFill>
-                      <a:ln w="12700" cap="flat" cmpd="sng" algn="ctr">
+                      <a:ln w="3175" cap="flat" cmpd="sng" algn="ctr">
                         <a:solidFill>
                           <a:srgbClr val="2F5496"/>
                         </a:solidFill>
@@ -16950,7 +16950,7 @@
                       <a:solidFill>
                         <a:srgbClr val="D9E2F3"/>
                       </a:solidFill>
-                      <a:ln w="12700" cap="flat" cmpd="sng" algn="ctr">
+                      <a:ln w="3175" cap="flat" cmpd="sng" algn="ctr">
                         <a:solidFill>
                           <a:srgbClr val="2F5496"/>
                         </a:solidFill>
@@ -17011,7 +17011,7 @@
                       <a:solidFill>
                         <a:srgbClr val="D9E2F3"/>
                       </a:solidFill>
-                      <a:ln w="12700" cap="flat" cmpd="sng" algn="ctr">
+                      <a:ln w="3175" cap="flat" cmpd="sng" algn="ctr">
                         <a:solidFill>
                           <a:srgbClr val="2F5496"/>
                         </a:solidFill>
@@ -17072,7 +17072,7 @@
                       <a:solidFill>
                         <a:srgbClr val="D9E2F3"/>
                       </a:solidFill>
-                      <a:ln w="12700" cap="flat" cmpd="sng" algn="ctr">
+                      <a:ln w="3175" cap="flat" cmpd="sng" algn="ctr">
                         <a:solidFill>
                           <a:srgbClr val="2F5496"/>
                         </a:solidFill>
@@ -17133,7 +17133,7 @@
                       <a:solidFill>
                         <a:srgbClr val="D9E2F3"/>
                       </a:solidFill>
-                      <a:ln w="12700" cap="flat" cmpd="sng" algn="ctr">
+                      <a:ln w="3175" cap="flat" cmpd="sng" algn="ctr">
                         <a:solidFill>
                           <a:srgbClr val="2F5496"/>
                         </a:solidFill>
@@ -17194,7 +17194,7 @@
                       <a:solidFill>
                         <a:srgbClr val="D9E2F3"/>
                       </a:solidFill>
-                      <a:ln w="12700" cap="flat" cmpd="sng" algn="ctr">
+                      <a:ln w="3175" cap="flat" cmpd="sng" algn="ctr">
                         <a:solidFill>
                           <a:srgbClr val="2F5496"/>
                         </a:solidFill>
@@ -17255,7 +17255,7 @@
                       <a:solidFill>
                         <a:srgbClr val="D9E2F3"/>
                       </a:solidFill>
-                      <a:ln w="12700" cap="flat" cmpd="sng" algn="ctr">
+                      <a:ln w="3175" cap="flat" cmpd="sng" algn="ctr">
                         <a:solidFill>
                           <a:srgbClr val="2F5496"/>
                         </a:solidFill>
@@ -17316,7 +17316,7 @@
                       <a:solidFill>
                         <a:srgbClr val="D9E2F3"/>
                       </a:solidFill>
-                      <a:ln w="12700" cap="flat" cmpd="sng" algn="ctr">
+                      <a:ln w="3175" cap="flat" cmpd="sng" algn="ctr">
                         <a:solidFill>
                           <a:srgbClr val="2F5496"/>
                         </a:solidFill>
@@ -17377,7 +17377,7 @@
                       <a:solidFill>
                         <a:srgbClr val="D9E2F3"/>
                       </a:solidFill>
-                      <a:ln w="12700" cap="flat" cmpd="sng" algn="ctr">
+                      <a:ln w="3175" cap="flat" cmpd="sng" algn="ctr">
                         <a:solidFill>
                           <a:srgbClr val="2F5496"/>
                         </a:solidFill>
@@ -17438,7 +17438,7 @@
                       <a:solidFill>
                         <a:srgbClr val="D9E2F3"/>
                       </a:solidFill>
-                      <a:ln w="12700" cap="flat" cmpd="sng" algn="ctr">
+                      <a:ln w="3175" cap="flat" cmpd="sng" algn="ctr">
                         <a:solidFill>
                           <a:srgbClr val="2F5496"/>
                         </a:solidFill>
@@ -17499,7 +17499,7 @@
                       <a:solidFill>
                         <a:srgbClr val="D9E2F3"/>
                       </a:solidFill>
-                      <a:ln w="12700" cap="flat" cmpd="sng" algn="ctr">
+                      <a:ln w="3175" cap="flat" cmpd="sng" algn="ctr">
                         <a:solidFill>
                           <a:srgbClr val="2F5496"/>
                         </a:solidFill>
@@ -17560,7 +17560,7 @@
                       <a:solidFill>
                         <a:srgbClr val="D9E2F3"/>
                       </a:solidFill>
-                      <a:ln w="12700" cap="flat" cmpd="sng" algn="ctr">
+                      <a:ln w="3175" cap="flat" cmpd="sng" algn="ctr">
                         <a:solidFill>
                           <a:srgbClr val="2F5496"/>
                         </a:solidFill>
@@ -17621,7 +17621,7 @@
                       <a:solidFill>
                         <a:srgbClr val="D9E2F3"/>
                       </a:solidFill>
-                      <a:ln w="12700" cap="flat" cmpd="sng" algn="ctr">
+                      <a:ln w="3175" cap="flat" cmpd="sng" algn="ctr">
                         <a:solidFill>
                           <a:srgbClr val="2F5496"/>
                         </a:solidFill>
@@ -17682,7 +17682,7 @@
                       <a:solidFill>
                         <a:srgbClr val="D9E2F3"/>
                       </a:solidFill>
-                      <a:ln w="12700" cap="flat" cmpd="sng" algn="ctr">
+                      <a:ln w="3175" cap="flat" cmpd="sng" algn="ctr">
                         <a:solidFill>
                           <a:srgbClr val="2F5496"/>
                         </a:solidFill>
@@ -17743,7 +17743,7 @@
                       <a:solidFill>
                         <a:srgbClr val="D9E2F3"/>
                       </a:solidFill>
-                      <a:ln w="12700" cap="flat" cmpd="sng" algn="ctr">
+                      <a:ln w="3175" cap="flat" cmpd="sng" algn="ctr">
                         <a:solidFill>
                           <a:srgbClr val="2F5496"/>
                         </a:solidFill>
@@ -17804,7 +17804,7 @@
                       <a:solidFill>
                         <a:srgbClr val="D9E2F3"/>
                       </a:solidFill>
-                      <a:ln w="12700" cap="flat" cmpd="sng" algn="ctr">
+                      <a:ln w="3175" cap="flat" cmpd="sng" algn="ctr">
                         <a:solidFill>
                           <a:srgbClr val="2F5496"/>
                         </a:solidFill>
@@ -17865,7 +17865,7 @@
                       <a:solidFill>
                         <a:srgbClr val="D9E2F3"/>
                       </a:solidFill>
-                      <a:ln w="12700" cap="flat" cmpd="sng" algn="ctr">
+                      <a:ln w="3175" cap="flat" cmpd="sng" algn="ctr">
                         <a:solidFill>
                           <a:srgbClr val="2F5496"/>
                         </a:solidFill>
@@ -17926,7 +17926,7 @@
                       <a:solidFill>
                         <a:srgbClr val="D9E2F3"/>
                       </a:solidFill>
-                      <a:ln w="12700" cap="flat" cmpd="sng" algn="ctr">
+                      <a:ln w="3175" cap="flat" cmpd="sng" algn="ctr">
                         <a:solidFill>
                           <a:srgbClr val="2F5496"/>
                         </a:solidFill>
@@ -17987,7 +17987,7 @@
                       <a:solidFill>
                         <a:srgbClr val="D9E2F3"/>
                       </a:solidFill>
-                      <a:ln w="12700" cap="flat" cmpd="sng" algn="ctr">
+                      <a:ln w="3175" cap="flat" cmpd="sng" algn="ctr">
                         <a:solidFill>
                           <a:srgbClr val="2F5496"/>
                         </a:solidFill>
@@ -18048,7 +18048,7 @@
                       <a:solidFill>
                         <a:srgbClr val="D9E2F3"/>
                       </a:solidFill>
-                      <a:ln w="12700" cap="flat" cmpd="sng" algn="ctr">
+                      <a:ln w="3175" cap="flat" cmpd="sng" algn="ctr">
                         <a:solidFill>
                           <a:srgbClr val="2F5496"/>
                         </a:solidFill>
@@ -18109,7 +18109,7 @@
                       <a:solidFill>
                         <a:srgbClr val="D9E2F3"/>
                       </a:solidFill>
-                      <a:ln w="12700" cap="flat" cmpd="sng" algn="ctr">
+                      <a:ln w="3175" cap="flat" cmpd="sng" algn="ctr">
                         <a:solidFill>
                           <a:srgbClr val="2F5496"/>
                         </a:solidFill>
@@ -18170,7 +18170,7 @@
                       <a:solidFill>
                         <a:srgbClr val="D9E2F3"/>
                       </a:solidFill>
-                      <a:ln w="12700" cap="flat" cmpd="sng" algn="ctr">
+                      <a:ln w="3175" cap="flat" cmpd="sng" algn="ctr">
                         <a:solidFill>
                           <a:srgbClr val="2F5496"/>
                         </a:solidFill>
@@ -18231,7 +18231,7 @@
                       <a:solidFill>
                         <a:srgbClr val="D9E2F3"/>
                       </a:solidFill>
-                      <a:ln w="12700" cap="flat" cmpd="sng" algn="ctr">
+                      <a:ln w="3175" cap="flat" cmpd="sng" algn="ctr">
                         <a:solidFill>
                           <a:srgbClr val="2F5496"/>
                         </a:solidFill>
@@ -18292,7 +18292,7 @@
                       <a:solidFill>
                         <a:srgbClr val="D9E2F3"/>
                       </a:solidFill>
-                      <a:ln w="12700" cap="flat" cmpd="sng" algn="ctr">
+                      <a:ln w="3175" cap="flat" cmpd="sng" algn="ctr">
                         <a:solidFill>
                           <a:srgbClr val="2F5496"/>
                         </a:solidFill>
@@ -18353,7 +18353,7 @@
                       <a:solidFill>
                         <a:srgbClr val="D9E2F3"/>
                       </a:solidFill>
-                      <a:ln w="12700" cap="flat" cmpd="sng" algn="ctr">
+                      <a:ln w="3175" cap="flat" cmpd="sng" algn="ctr">
                         <a:solidFill>
                           <a:srgbClr val="2F5496"/>
                         </a:solidFill>
@@ -18414,7 +18414,7 @@
                       <a:solidFill>
                         <a:srgbClr val="D9E2F3"/>
                       </a:solidFill>
-                      <a:ln w="12700" cap="flat" cmpd="sng" algn="ctr">
+                      <a:ln w="3175" cap="flat" cmpd="sng" algn="ctr">
                         <a:solidFill>
                           <a:srgbClr val="2F5496"/>
                         </a:solidFill>
@@ -18475,7 +18475,7 @@
                       <a:solidFill>
                         <a:srgbClr val="D9E2F3"/>
                       </a:solidFill>
-                      <a:ln w="12700" cap="flat" cmpd="sng" algn="ctr">
+                      <a:ln w="3175" cap="flat" cmpd="sng" algn="ctr">
                         <a:solidFill>
                           <a:srgbClr val="2F5496"/>
                         </a:solidFill>
@@ -18536,7 +18536,7 @@
                       <a:solidFill>
                         <a:srgbClr val="D9E2F3"/>
                       </a:solidFill>
-                      <a:ln w="12700" cap="flat" cmpd="sng" algn="ctr">
+                      <a:ln w="3175" cap="flat" cmpd="sng" algn="ctr">
                         <a:solidFill>
                           <a:srgbClr val="2F5496"/>
                         </a:solidFill>
@@ -18597,7 +18597,7 @@
                       <a:solidFill>
                         <a:srgbClr val="D9E2F3"/>
                       </a:solidFill>
-                      <a:ln w="12700" cap="flat" cmpd="sng" algn="ctr">
+                      <a:ln w="3175" cap="flat" cmpd="sng" algn="ctr">
                         <a:solidFill>
                           <a:srgbClr val="2F5496"/>
                         </a:solidFill>
@@ -18658,7 +18658,7 @@
                       <a:solidFill>
                         <a:srgbClr val="D9E2F3"/>
                       </a:solidFill>
-                      <a:ln w="12700" cap="flat" cmpd="sng" algn="ctr">
+                      <a:ln w="3175" cap="flat" cmpd="sng" algn="ctr">
                         <a:solidFill>
                           <a:srgbClr val="2F5496"/>
                         </a:solidFill>
@@ -18719,7 +18719,7 @@
                       <a:solidFill>
                         <a:srgbClr val="D9E2F3"/>
                       </a:solidFill>
-                      <a:ln w="12700" cap="flat" cmpd="sng" algn="ctr">
+                      <a:ln w="3175" cap="flat" cmpd="sng" algn="ctr">
                         <a:solidFill>
                           <a:srgbClr val="2F5496"/>
                         </a:solidFill>
@@ -18780,7 +18780,7 @@
                       <a:solidFill>
                         <a:srgbClr val="D9E2F3"/>
                       </a:solidFill>
-                      <a:ln w="12700" cap="flat" cmpd="sng" algn="ctr">
+                      <a:ln w="3175" cap="flat" cmpd="sng" algn="ctr">
                         <a:solidFill>
                           <a:srgbClr val="2F5496"/>
                         </a:solidFill>
@@ -18841,7 +18841,7 @@
                       <a:solidFill>
                         <a:srgbClr val="D9E2F3"/>
                       </a:solidFill>
-                      <a:ln w="12700" cap="flat" cmpd="sng" algn="ctr">
+                      <a:ln w="3175" cap="flat" cmpd="sng" algn="ctr">
                         <a:solidFill>
                           <a:srgbClr val="2F5496"/>
                         </a:solidFill>
@@ -18902,7 +18902,7 @@
                       <a:solidFill>
                         <a:srgbClr val="D9E2F3"/>
                       </a:solidFill>
-                      <a:ln w="12700" cap="flat" cmpd="sng" algn="ctr">
+                      <a:ln w="3175" cap="flat" cmpd="sng" algn="ctr">
                         <a:solidFill>
                           <a:srgbClr val="2F5496"/>
                         </a:solidFill>
@@ -18963,7 +18963,7 @@
                       <a:solidFill>
                         <a:srgbClr val="D9E2F3"/>
                       </a:solidFill>
-                      <a:ln w="12700" cap="flat" cmpd="sng" algn="ctr">
+                      <a:ln w="3175" cap="flat" cmpd="sng" algn="ctr">
                         <a:solidFill>
                           <a:srgbClr val="2F5496"/>
                         </a:solidFill>
@@ -19024,7 +19024,7 @@
                       <a:solidFill>
                         <a:srgbClr val="D9E2F3"/>
                       </a:solidFill>
-                      <a:ln w="12700" cap="flat" cmpd="sng" algn="ctr">
+                      <a:ln w="3175" cap="flat" cmpd="sng" algn="ctr">
                         <a:solidFill>
                           <a:srgbClr val="2F5496"/>
                         </a:solidFill>
@@ -19085,7 +19085,7 @@
                       <a:solidFill>
                         <a:srgbClr val="D9E2F3"/>
                       </a:solidFill>
-                      <a:ln w="12700" cap="flat" cmpd="sng" algn="ctr">
+                      <a:ln w="3175" cap="flat" cmpd="sng" algn="ctr">
                         <a:solidFill>
                           <a:srgbClr val="2F5496"/>
                         </a:solidFill>
@@ -19146,7 +19146,7 @@
                       <a:solidFill>
                         <a:srgbClr val="D9E2F3"/>
                       </a:solidFill>
-                      <a:ln w="12700" cap="flat" cmpd="sng" algn="ctr">
+                      <a:ln w="3175" cap="flat" cmpd="sng" algn="ctr">
                         <a:solidFill>
                           <a:srgbClr val="2F5496"/>
                         </a:solidFill>
@@ -19207,7 +19207,7 @@
                       <a:solidFill>
                         <a:srgbClr val="D9E2F3"/>
                       </a:solidFill>
-                      <a:ln w="12700" cap="flat" cmpd="sng" algn="ctr">
+                      <a:ln w="3175" cap="flat" cmpd="sng" algn="ctr">
                         <a:solidFill>
                           <a:srgbClr val="2F5496"/>
                         </a:solidFill>
@@ -19268,7 +19268,7 @@
                       <a:solidFill>
                         <a:srgbClr val="D9E2F3"/>
                       </a:solidFill>
-                      <a:ln w="12700" cap="flat" cmpd="sng" algn="ctr">
+                      <a:ln w="3175" cap="flat" cmpd="sng" algn="ctr">
                         <a:solidFill>
                           <a:srgbClr val="2F5496"/>
                         </a:solidFill>
@@ -19329,7 +19329,7 @@
                       <a:solidFill>
                         <a:srgbClr val="D9E2F3"/>
                       </a:solidFill>
-                      <a:ln w="12700" cap="flat" cmpd="sng" algn="ctr">
+                      <a:ln w="3175" cap="flat" cmpd="sng" algn="ctr">
                         <a:solidFill>
                           <a:srgbClr val="2F5496"/>
                         </a:solidFill>
@@ -19390,7 +19390,7 @@
                       <a:solidFill>
                         <a:srgbClr val="D9E2F3"/>
                       </a:solidFill>
-                      <a:ln w="12700" cap="flat" cmpd="sng" algn="ctr">
+                      <a:ln w="3175" cap="flat" cmpd="sng" algn="ctr">
                         <a:solidFill>
                           <a:srgbClr val="2F5496"/>
                         </a:solidFill>
@@ -19451,7 +19451,7 @@
                       <a:prstGeom prst="line">
                         <a:avLst/>
                       </a:prstGeom>
-                      <a:ln w="12700" cap="flat" cmpd="sng" algn="ctr">
+                      <a:ln w="3175" cap="flat" cmpd="sng" algn="ctr">
                         <a:solidFill>
                           <a:srgbClr val="2F5496"/>
                         </a:solidFill>
@@ -19489,7 +19489,7 @@
                       <a:prstGeom prst="line">
                         <a:avLst/>
                       </a:prstGeom>
-                      <a:ln w="12700" cap="flat" cmpd="sng" algn="ctr">
+                      <a:ln w="3175" cap="flat" cmpd="sng" algn="ctr">
                         <a:solidFill>
                           <a:srgbClr val="2F5496"/>
                         </a:solidFill>
@@ -19527,7 +19527,7 @@
                       <a:prstGeom prst="line">
                         <a:avLst/>
                       </a:prstGeom>
-                      <a:ln w="12700" cap="flat" cmpd="sng" algn="ctr">
+                      <a:ln w="3175" cap="flat" cmpd="sng" algn="ctr">
                         <a:solidFill>
                           <a:srgbClr val="2F5496"/>
                         </a:solidFill>
@@ -19565,7 +19565,7 @@
                       <a:prstGeom prst="line">
                         <a:avLst/>
                       </a:prstGeom>
-                      <a:ln w="12700" cap="flat" cmpd="sng" algn="ctr">
+                      <a:ln w="3175" cap="flat" cmpd="sng" algn="ctr">
                         <a:solidFill>
                           <a:srgbClr val="2F5496"/>
                         </a:solidFill>
@@ -19603,7 +19603,7 @@
                       <a:prstGeom prst="line">
                         <a:avLst/>
                       </a:prstGeom>
-                      <a:ln w="12700" cap="flat" cmpd="sng" algn="ctr">
+                      <a:ln w="3175" cap="flat" cmpd="sng" algn="ctr">
                         <a:solidFill>
                           <a:srgbClr val="2F5496"/>
                         </a:solidFill>
@@ -19641,7 +19641,7 @@
                       <a:prstGeom prst="line">
                         <a:avLst/>
                       </a:prstGeom>
-                      <a:ln w="12700" cap="flat" cmpd="sng" algn="ctr">
+                      <a:ln w="3175" cap="flat" cmpd="sng" algn="ctr">
                         <a:solidFill>
                           <a:srgbClr val="2F5496"/>
                         </a:solidFill>
@@ -19679,7 +19679,7 @@
                       <a:prstGeom prst="line">
                         <a:avLst/>
                       </a:prstGeom>
-                      <a:ln w="12700" cap="flat" cmpd="sng" algn="ctr">
+                      <a:ln w="3175" cap="flat" cmpd="sng" algn="ctr">
                         <a:solidFill>
                           <a:srgbClr val="2F5496"/>
                         </a:solidFill>
@@ -19717,7 +19717,7 @@
                       <a:prstGeom prst="line">
                         <a:avLst/>
                       </a:prstGeom>
-                      <a:ln w="12700" cap="flat" cmpd="sng" algn="ctr">
+                      <a:ln w="3175" cap="flat" cmpd="sng" algn="ctr">
                         <a:solidFill>
                           <a:srgbClr val="2F5496"/>
                         </a:solidFill>
@@ -19755,7 +19755,7 @@
                       <a:prstGeom prst="line">
                         <a:avLst/>
                       </a:prstGeom>
-                      <a:ln w="12700" cap="flat" cmpd="sng" algn="ctr">
+                      <a:ln w="3175" cap="flat" cmpd="sng" algn="ctr">
                         <a:solidFill>
                           <a:srgbClr val="2F5496"/>
                         </a:solidFill>
@@ -19793,7 +19793,7 @@
                       <a:prstGeom prst="line">
                         <a:avLst/>
                       </a:prstGeom>
-                      <a:ln w="12700" cap="flat" cmpd="sng" algn="ctr">
+                      <a:ln w="3175" cap="flat" cmpd="sng" algn="ctr">
                         <a:solidFill>
                           <a:srgbClr val="2F5496"/>
                         </a:solidFill>
@@ -19831,7 +19831,7 @@
                       <a:prstGeom prst="line">
                         <a:avLst/>
                       </a:prstGeom>
-                      <a:ln w="12700" cap="flat" cmpd="sng" algn="ctr">
+                      <a:ln w="3175" cap="flat" cmpd="sng" algn="ctr">
                         <a:solidFill>
                           <a:srgbClr val="2F5496"/>
                         </a:solidFill>
@@ -19869,7 +19869,7 @@
                       <a:prstGeom prst="line">
                         <a:avLst/>
                       </a:prstGeom>
-                      <a:ln w="12700" cap="flat" cmpd="sng" algn="ctr">
+                      <a:ln w="3175" cap="flat" cmpd="sng" algn="ctr">
                         <a:solidFill>
                           <a:srgbClr val="2F5496"/>
                         </a:solidFill>
@@ -19907,7 +19907,7 @@
                       <a:prstGeom prst="line">
                         <a:avLst/>
                       </a:prstGeom>
-                      <a:ln w="12700" cap="flat" cmpd="sng" algn="ctr">
+                      <a:ln w="3175" cap="flat" cmpd="sng" algn="ctr">
                         <a:solidFill>
                           <a:srgbClr val="2F5496"/>
                         </a:solidFill>
@@ -19945,7 +19945,7 @@
                       <a:prstGeom prst="line">
                         <a:avLst/>
                       </a:prstGeom>
-                      <a:ln w="12700" cap="flat" cmpd="sng" algn="ctr">
+                      <a:ln w="3175" cap="flat" cmpd="sng" algn="ctr">
                         <a:solidFill>
                           <a:srgbClr val="2F5496"/>
                         </a:solidFill>
@@ -19983,7 +19983,7 @@
                       <a:prstGeom prst="line">
                         <a:avLst/>
                       </a:prstGeom>
-                      <a:ln w="12700" cap="flat" cmpd="sng" algn="ctr">
+                      <a:ln w="3175" cap="flat" cmpd="sng" algn="ctr">
                         <a:solidFill>
                           <a:srgbClr val="2F5496"/>
                         </a:solidFill>
@@ -20021,7 +20021,7 @@
                       <a:prstGeom prst="line">
                         <a:avLst/>
                       </a:prstGeom>
-                      <a:ln w="12700" cap="flat" cmpd="sng" algn="ctr">
+                      <a:ln w="3175" cap="flat" cmpd="sng" algn="ctr">
                         <a:solidFill>
                           <a:srgbClr val="2F5496"/>
                         </a:solidFill>
@@ -20059,7 +20059,7 @@
                       <a:prstGeom prst="line">
                         <a:avLst/>
                       </a:prstGeom>
-                      <a:ln w="12700" cap="flat" cmpd="sng" algn="ctr">
+                      <a:ln w="3175" cap="flat" cmpd="sng" algn="ctr">
                         <a:solidFill>
                           <a:srgbClr val="2F5496"/>
                         </a:solidFill>
@@ -20097,7 +20097,7 @@
                       <a:prstGeom prst="line">
                         <a:avLst/>
                       </a:prstGeom>
-                      <a:ln w="12700" cap="flat" cmpd="sng" algn="ctr">
+                      <a:ln w="3175" cap="flat" cmpd="sng" algn="ctr">
                         <a:solidFill>
                           <a:srgbClr val="2F5496"/>
                         </a:solidFill>
@@ -20135,7 +20135,7 @@
                       <a:prstGeom prst="line">
                         <a:avLst/>
                       </a:prstGeom>
-                      <a:ln w="12700" cap="flat" cmpd="sng" algn="ctr">
+                      <a:ln w="3175" cap="flat" cmpd="sng" algn="ctr">
                         <a:solidFill>
                           <a:srgbClr val="2F5496"/>
                         </a:solidFill>
@@ -20173,7 +20173,7 @@
                       <a:prstGeom prst="line">
                         <a:avLst/>
                       </a:prstGeom>
-                      <a:ln w="12700" cap="flat" cmpd="sng" algn="ctr">
+                      <a:ln w="3175" cap="flat" cmpd="sng" algn="ctr">
                         <a:solidFill>
                           <a:srgbClr val="2F5496"/>
                         </a:solidFill>
@@ -20211,7 +20211,7 @@
                       <a:prstGeom prst="line">
                         <a:avLst/>
                       </a:prstGeom>
-                      <a:ln w="12700" cap="flat" cmpd="sng" algn="ctr">
+                      <a:ln w="3175" cap="flat" cmpd="sng" algn="ctr">
                         <a:solidFill>
                           <a:srgbClr val="2F5496"/>
                         </a:solidFill>
@@ -20249,7 +20249,7 @@
                       <a:prstGeom prst="line">
                         <a:avLst/>
                       </a:prstGeom>
-                      <a:ln w="12700" cap="flat" cmpd="sng" algn="ctr">
+                      <a:ln w="3175" cap="flat" cmpd="sng" algn="ctr">
                         <a:solidFill>
                           <a:srgbClr val="2F5496"/>
                         </a:solidFill>
@@ -20287,7 +20287,7 @@
                       <a:prstGeom prst="line">
                         <a:avLst/>
                       </a:prstGeom>
-                      <a:ln w="12700" cap="flat" cmpd="sng" algn="ctr">
+                      <a:ln w="3175" cap="flat" cmpd="sng" algn="ctr">
                         <a:solidFill>
                           <a:srgbClr val="2F5496"/>
                         </a:solidFill>
@@ -20325,7 +20325,7 @@
                       <a:prstGeom prst="line">
                         <a:avLst/>
                       </a:prstGeom>
-                      <a:ln w="12700" cap="flat" cmpd="sng" algn="ctr">
+                      <a:ln w="3175" cap="flat" cmpd="sng" algn="ctr">
                         <a:solidFill>
                           <a:srgbClr val="2F5496"/>
                         </a:solidFill>
@@ -20363,7 +20363,7 @@
                       <a:prstGeom prst="line">
                         <a:avLst/>
                       </a:prstGeom>
-                      <a:ln w="12700" cap="flat" cmpd="sng" algn="ctr">
+                      <a:ln w="3175" cap="flat" cmpd="sng" algn="ctr">
                         <a:solidFill>
                           <a:srgbClr val="2F5496"/>
                         </a:solidFill>
@@ -20401,7 +20401,7 @@
                       <a:prstGeom prst="line">
                         <a:avLst/>
                       </a:prstGeom>
-                      <a:ln w="12700" cap="flat" cmpd="sng" algn="ctr">
+                      <a:ln w="3175" cap="flat" cmpd="sng" algn="ctr">
                         <a:solidFill>
                           <a:srgbClr val="2F5496"/>
                         </a:solidFill>
@@ -20439,7 +20439,7 @@
                       <a:prstGeom prst="line">
                         <a:avLst/>
                       </a:prstGeom>
-                      <a:ln w="12700" cap="flat" cmpd="sng" algn="ctr">
+                      <a:ln w="3175" cap="flat" cmpd="sng" algn="ctr">
                         <a:solidFill>
                           <a:srgbClr val="2F5496"/>
                         </a:solidFill>
@@ -20477,7 +20477,7 @@
                       <a:prstGeom prst="line">
                         <a:avLst/>
                       </a:prstGeom>
-                      <a:ln w="12700" cap="flat" cmpd="sng" algn="ctr">
+                      <a:ln w="3175" cap="flat" cmpd="sng" algn="ctr">
                         <a:solidFill>
                           <a:srgbClr val="2F5496"/>
                         </a:solidFill>
@@ -20515,7 +20515,7 @@
                       <a:prstGeom prst="line">
                         <a:avLst/>
                       </a:prstGeom>
-                      <a:ln w="12700" cap="flat" cmpd="sng" algn="ctr">
+                      <a:ln w="3175" cap="flat" cmpd="sng" algn="ctr">
                         <a:solidFill>
                           <a:srgbClr val="2F5496"/>
                         </a:solidFill>
@@ -20553,7 +20553,7 @@
                       <a:prstGeom prst="line">
                         <a:avLst/>
                       </a:prstGeom>
-                      <a:ln w="12700" cap="flat" cmpd="sng" algn="ctr">
+                      <a:ln w="3175" cap="flat" cmpd="sng" algn="ctr">
                         <a:solidFill>
                           <a:srgbClr val="2F5496"/>
                         </a:solidFill>
@@ -20591,7 +20591,7 @@
                       <a:prstGeom prst="line">
                         <a:avLst/>
                       </a:prstGeom>
-                      <a:ln w="12700" cap="flat" cmpd="sng" algn="ctr">
+                      <a:ln w="3175" cap="flat" cmpd="sng" algn="ctr">
                         <a:solidFill>
                           <a:srgbClr val="2F5496"/>
                         </a:solidFill>
@@ -20629,7 +20629,7 @@
                       <a:prstGeom prst="line">
                         <a:avLst/>
                       </a:prstGeom>
-                      <a:ln w="12700" cap="flat" cmpd="sng" algn="ctr">
+                      <a:ln w="3175" cap="flat" cmpd="sng" algn="ctr">
                         <a:solidFill>
                           <a:srgbClr val="2F5496"/>
                         </a:solidFill>
@@ -20667,7 +20667,7 @@
                       <a:prstGeom prst="line">
                         <a:avLst/>
                       </a:prstGeom>
-                      <a:ln w="12700" cap="flat" cmpd="sng" algn="ctr">
+                      <a:ln w="3175" cap="flat" cmpd="sng" algn="ctr">
                         <a:solidFill>
                           <a:srgbClr val="2F5496"/>
                         </a:solidFill>
@@ -20705,7 +20705,7 @@
                       <a:prstGeom prst="line">
                         <a:avLst/>
                       </a:prstGeom>
-                      <a:ln w="12700" cap="flat" cmpd="sng" algn="ctr">
+                      <a:ln w="3175" cap="flat" cmpd="sng" algn="ctr">
                         <a:solidFill>
                           <a:srgbClr val="2F5496"/>
                         </a:solidFill>
@@ -20743,7 +20743,7 @@
                       <a:prstGeom prst="line">
                         <a:avLst/>
                       </a:prstGeom>
-                      <a:ln w="12700" cap="flat" cmpd="sng" algn="ctr">
+                      <a:ln w="3175" cap="flat" cmpd="sng" algn="ctr">
                         <a:solidFill>
                           <a:srgbClr val="2F5496"/>
                         </a:solidFill>
@@ -20781,7 +20781,7 @@
                       <a:prstGeom prst="line">
                         <a:avLst/>
                       </a:prstGeom>
-                      <a:ln w="12700" cap="flat" cmpd="sng" algn="ctr">
+                      <a:ln w="3175" cap="flat" cmpd="sng" algn="ctr">
                         <a:solidFill>
                           <a:srgbClr val="2F5496"/>
                         </a:solidFill>
@@ -20819,7 +20819,7 @@
                       <a:prstGeom prst="line">
                         <a:avLst/>
                       </a:prstGeom>
-                      <a:ln w="12700" cap="flat" cmpd="sng" algn="ctr">
+                      <a:ln w="3175" cap="flat" cmpd="sng" algn="ctr">
                         <a:solidFill>
                           <a:srgbClr val="2F5496"/>
                         </a:solidFill>
@@ -20857,7 +20857,7 @@
                       <a:prstGeom prst="line">
                         <a:avLst/>
                       </a:prstGeom>
-                      <a:ln w="12700" cap="flat" cmpd="sng" algn="ctr">
+                      <a:ln w="3175" cap="flat" cmpd="sng" algn="ctr">
                         <a:solidFill>
                           <a:srgbClr val="2F5496"/>
                         </a:solidFill>
@@ -20895,7 +20895,7 @@
                       <a:prstGeom prst="line">
                         <a:avLst/>
                       </a:prstGeom>
-                      <a:ln w="12700" cap="flat" cmpd="sng" algn="ctr">
+                      <a:ln w="3175" cap="flat" cmpd="sng" algn="ctr">
                         <a:solidFill>
                           <a:srgbClr val="2F5496"/>
                         </a:solidFill>
@@ -20933,7 +20933,7 @@
                       <a:prstGeom prst="line">
                         <a:avLst/>
                       </a:prstGeom>
-                      <a:ln w="12700" cap="flat" cmpd="sng" algn="ctr">
+                      <a:ln w="3175" cap="flat" cmpd="sng" algn="ctr">
                         <a:solidFill>
                           <a:srgbClr val="2F5496"/>
                         </a:solidFill>
@@ -20971,7 +20971,7 @@
                       <a:prstGeom prst="line">
                         <a:avLst/>
                       </a:prstGeom>
-                      <a:ln w="12700" cap="flat" cmpd="sng" algn="ctr">
+                      <a:ln w="3175" cap="flat" cmpd="sng" algn="ctr">
                         <a:solidFill>
                           <a:srgbClr val="2F5496"/>
                         </a:solidFill>
@@ -21009,7 +21009,7 @@
                       <a:prstGeom prst="line">
                         <a:avLst/>
                       </a:prstGeom>
-                      <a:ln w="12700" cap="flat" cmpd="sng" algn="ctr">
+                      <a:ln w="3175" cap="flat" cmpd="sng" algn="ctr">
                         <a:solidFill>
                           <a:srgbClr val="2F5496"/>
                         </a:solidFill>
@@ -21047,7 +21047,7 @@
                       <a:prstGeom prst="line">
                         <a:avLst/>
                       </a:prstGeom>
-                      <a:ln w="12700" cap="flat" cmpd="sng" algn="ctr">
+                      <a:ln w="3175" cap="flat" cmpd="sng" algn="ctr">
                         <a:solidFill>
                           <a:srgbClr val="2F5496"/>
                         </a:solidFill>
@@ -21085,7 +21085,7 @@
                       <a:prstGeom prst="line">
                         <a:avLst/>
                       </a:prstGeom>
-                      <a:ln w="12700" cap="flat" cmpd="sng" algn="ctr">
+                      <a:ln w="3175" cap="flat" cmpd="sng" algn="ctr">
                         <a:solidFill>
                           <a:srgbClr val="2F5496"/>
                         </a:solidFill>
@@ -21123,7 +21123,7 @@
                       <a:prstGeom prst="line">
                         <a:avLst/>
                       </a:prstGeom>
-                      <a:ln w="12700" cap="flat" cmpd="sng" algn="ctr">
+                      <a:ln w="3175" cap="flat" cmpd="sng" algn="ctr">
                         <a:solidFill>
                           <a:srgbClr val="2F5496"/>
                         </a:solidFill>
@@ -21161,7 +21161,7 @@
                       <a:prstGeom prst="line">
                         <a:avLst/>
                       </a:prstGeom>
-                      <a:ln w="12700" cap="flat" cmpd="sng" algn="ctr">
+                      <a:ln w="3175" cap="flat" cmpd="sng" algn="ctr">
                         <a:solidFill>
                           <a:srgbClr val="2F5496"/>
                         </a:solidFill>
@@ -21199,7 +21199,7 @@
                       <a:prstGeom prst="line">
                         <a:avLst/>
                       </a:prstGeom>
-                      <a:ln w="12700" cap="flat" cmpd="sng" algn="ctr">
+                      <a:ln w="3175" cap="flat" cmpd="sng" algn="ctr">
                         <a:solidFill>
                           <a:srgbClr val="2F5496"/>
                         </a:solidFill>
@@ -21237,7 +21237,7 @@
                       <a:prstGeom prst="line">
                         <a:avLst/>
                       </a:prstGeom>
-                      <a:ln w="12700" cap="flat" cmpd="sng" algn="ctr">
+                      <a:ln w="3175" cap="flat" cmpd="sng" algn="ctr">
                         <a:solidFill>
                           <a:srgbClr val="2F5496"/>
                         </a:solidFill>
@@ -21275,7 +21275,7 @@
                       <a:prstGeom prst="line">
                         <a:avLst/>
                       </a:prstGeom>
-                      <a:ln w="12700" cap="flat" cmpd="sng" algn="ctr">
+                      <a:ln w="3175" cap="flat" cmpd="sng" algn="ctr">
                         <a:solidFill>
                           <a:srgbClr val="2F5496"/>
                         </a:solidFill>
@@ -21313,7 +21313,7 @@
                       <a:prstGeom prst="line">
                         <a:avLst/>
                       </a:prstGeom>
-                      <a:ln w="12700" cap="flat" cmpd="sng" algn="ctr">
+                      <a:ln w="3175" cap="flat" cmpd="sng" algn="ctr">
                         <a:solidFill>
                           <a:srgbClr val="2F5496"/>
                         </a:solidFill>
@@ -21351,7 +21351,7 @@
                       <a:prstGeom prst="line">
                         <a:avLst/>
                       </a:prstGeom>
-                      <a:ln w="12700" cap="flat" cmpd="sng" algn="ctr">
+                      <a:ln w="3175" cap="flat" cmpd="sng" algn="ctr">
                         <a:solidFill>
                           <a:srgbClr val="2F5496"/>
                         </a:solidFill>
@@ -21389,7 +21389,7 @@
                       <a:prstGeom prst="line">
                         <a:avLst/>
                       </a:prstGeom>
-                      <a:ln w="12700" cap="flat" cmpd="sng" algn="ctr">
+                      <a:ln w="3175" cap="flat" cmpd="sng" algn="ctr">
                         <a:solidFill>
                           <a:srgbClr val="2F5496"/>
                         </a:solidFill>
@@ -21427,7 +21427,7 @@
                       <a:prstGeom prst="line">
                         <a:avLst/>
                       </a:prstGeom>
-                      <a:ln w="12700" cap="flat" cmpd="sng" algn="ctr">
+                      <a:ln w="3175" cap="flat" cmpd="sng" algn="ctr">
                         <a:solidFill>
                           <a:srgbClr val="2F5496"/>
                         </a:solidFill>
@@ -21465,7 +21465,7 @@
                       <a:prstGeom prst="line">
                         <a:avLst/>
                       </a:prstGeom>
-                      <a:ln w="12700" cap="flat" cmpd="sng" algn="ctr">
+                      <a:ln w="3175" cap="flat" cmpd="sng" algn="ctr">
                         <a:solidFill>
                           <a:srgbClr val="2F5496"/>
                         </a:solidFill>
@@ -21503,7 +21503,7 @@
                       <a:prstGeom prst="line">
                         <a:avLst/>
                       </a:prstGeom>
-                      <a:ln w="12700" cap="flat" cmpd="sng" algn="ctr">
+                      <a:ln w="3175" cap="flat" cmpd="sng" algn="ctr">
                         <a:solidFill>
                           <a:srgbClr val="2F5496"/>
                         </a:solidFill>
@@ -21541,7 +21541,7 @@
                       <a:prstGeom prst="line">
                         <a:avLst/>
                       </a:prstGeom>
-                      <a:ln w="12700" cap="flat" cmpd="sng" algn="ctr">
+                      <a:ln w="3175" cap="flat" cmpd="sng" algn="ctr">
                         <a:solidFill>
                           <a:srgbClr val="2F5496"/>
                         </a:solidFill>
@@ -21579,7 +21579,7 @@
                       <a:prstGeom prst="line">
                         <a:avLst/>
                       </a:prstGeom>
-                      <a:ln w="12700" cap="flat" cmpd="sng" algn="ctr">
+                      <a:ln w="3175" cap="flat" cmpd="sng" algn="ctr">
                         <a:solidFill>
                           <a:srgbClr val="2F5496"/>
                         </a:solidFill>
@@ -21617,7 +21617,7 @@
                       <a:prstGeom prst="line">
                         <a:avLst/>
                       </a:prstGeom>
-                      <a:ln w="12700" cap="flat" cmpd="sng" algn="ctr">
+                      <a:ln w="3175" cap="flat" cmpd="sng" algn="ctr">
                         <a:solidFill>
                           <a:srgbClr val="2F5496"/>
                         </a:solidFill>
@@ -21655,7 +21655,7 @@
                       <a:prstGeom prst="line">
                         <a:avLst/>
                       </a:prstGeom>
-                      <a:ln w="12700" cap="flat" cmpd="sng" algn="ctr">
+                      <a:ln w="3175" cap="flat" cmpd="sng" algn="ctr">
                         <a:solidFill>
                           <a:srgbClr val="2F5496"/>
                         </a:solidFill>
@@ -21693,7 +21693,7 @@
                       <a:prstGeom prst="line">
                         <a:avLst/>
                       </a:prstGeom>
-                      <a:ln w="12700" cap="flat" cmpd="sng" algn="ctr">
+                      <a:ln w="3175" cap="flat" cmpd="sng" algn="ctr">
                         <a:solidFill>
                           <a:srgbClr val="2F5496"/>
                         </a:solidFill>
@@ -21731,7 +21731,7 @@
                       <a:prstGeom prst="line">
                         <a:avLst/>
                       </a:prstGeom>
-                      <a:ln w="12700" cap="flat" cmpd="sng" algn="ctr">
+                      <a:ln w="3175" cap="flat" cmpd="sng" algn="ctr">
                         <a:solidFill>
                           <a:srgbClr val="2F5496"/>
                         </a:solidFill>
@@ -21769,7 +21769,7 @@
                       <a:prstGeom prst="line">
                         <a:avLst/>
                       </a:prstGeom>
-                      <a:ln w="12700" cap="flat" cmpd="sng" algn="ctr">
+                      <a:ln w="3175" cap="flat" cmpd="sng" algn="ctr">
                         <a:solidFill>
                           <a:srgbClr val="2F5496"/>
                         </a:solidFill>
@@ -21807,7 +21807,7 @@
                       <a:prstGeom prst="line">
                         <a:avLst/>
                       </a:prstGeom>
-                      <a:ln w="12700" cap="flat" cmpd="sng" algn="ctr">
+                      <a:ln w="3175" cap="flat" cmpd="sng" algn="ctr">
                         <a:solidFill>
                           <a:srgbClr val="2F5496"/>
                         </a:solidFill>
@@ -21845,7 +21845,7 @@
                       <a:prstGeom prst="line">
                         <a:avLst/>
                       </a:prstGeom>
-                      <a:ln w="12700" cap="flat" cmpd="sng" algn="ctr">
+                      <a:ln w="3175" cap="flat" cmpd="sng" algn="ctr">
                         <a:solidFill>
                           <a:srgbClr val="2F5496"/>
                         </a:solidFill>
@@ -21883,7 +21883,7 @@
                       <a:prstGeom prst="line">
                         <a:avLst/>
                       </a:prstGeom>
-                      <a:ln w="12700" cap="flat" cmpd="sng" algn="ctr">
+                      <a:ln w="3175" cap="flat" cmpd="sng" algn="ctr">
                         <a:solidFill>
                           <a:srgbClr val="2F5496"/>
                         </a:solidFill>
@@ -21921,7 +21921,7 @@
                       <a:prstGeom prst="line">
                         <a:avLst/>
                       </a:prstGeom>
-                      <a:ln w="12700" cap="flat" cmpd="sng" algn="ctr">
+                      <a:ln w="3175" cap="flat" cmpd="sng" algn="ctr">
                         <a:solidFill>
                           <a:srgbClr val="2F5496"/>
                         </a:solidFill>
@@ -21959,7 +21959,7 @@
                       <a:prstGeom prst="line">
                         <a:avLst/>
                       </a:prstGeom>
-                      <a:ln w="12700" cap="flat" cmpd="sng" algn="ctr">
+                      <a:ln w="3175" cap="flat" cmpd="sng" algn="ctr">
                         <a:solidFill>
                           <a:srgbClr val="2F5496"/>
                         </a:solidFill>
@@ -21997,7 +21997,7 @@
                       <a:prstGeom prst="line">
                         <a:avLst/>
                       </a:prstGeom>
-                      <a:ln w="12700" cap="flat" cmpd="sng" algn="ctr">
+                      <a:ln w="3175" cap="flat" cmpd="sng" algn="ctr">
                         <a:solidFill>
                           <a:srgbClr val="2F5496"/>
                         </a:solidFill>
@@ -22035,7 +22035,7 @@
                       <a:prstGeom prst="line">
                         <a:avLst/>
                       </a:prstGeom>
-                      <a:ln w="12700" cap="flat" cmpd="sng" algn="ctr">
+                      <a:ln w="3175" cap="flat" cmpd="sng" algn="ctr">
                         <a:solidFill>
                           <a:srgbClr val="2F5496"/>
                         </a:solidFill>
@@ -22073,7 +22073,7 @@
                       <a:prstGeom prst="line">
                         <a:avLst/>
                       </a:prstGeom>
-                      <a:ln w="12700" cap="flat" cmpd="sng" algn="ctr">
+                      <a:ln w="3175" cap="flat" cmpd="sng" algn="ctr">
                         <a:solidFill>
                           <a:srgbClr val="2F5496"/>
                         </a:solidFill>
@@ -22111,7 +22111,7 @@
                       <a:prstGeom prst="line">
                         <a:avLst/>
                       </a:prstGeom>
-                      <a:ln w="12700" cap="flat" cmpd="sng" algn="ctr">
+                      <a:ln w="3175" cap="flat" cmpd="sng" algn="ctr">
                         <a:solidFill>
                           <a:srgbClr val="2F5496"/>
                         </a:solidFill>
@@ -22149,7 +22149,7 @@
                       <a:prstGeom prst="line">
                         <a:avLst/>
                       </a:prstGeom>
-                      <a:ln w="12700" cap="flat" cmpd="sng" algn="ctr">
+                      <a:ln w="3175" cap="flat" cmpd="sng" algn="ctr">
                         <a:solidFill>
                           <a:srgbClr val="2F5496"/>
                         </a:solidFill>
@@ -22187,7 +22187,7 @@
                       <a:prstGeom prst="line">
                         <a:avLst/>
                       </a:prstGeom>
-                      <a:ln w="12700" cap="flat" cmpd="sng" algn="ctr">
+                      <a:ln w="3175" cap="flat" cmpd="sng" algn="ctr">
                         <a:solidFill>
                           <a:srgbClr val="2F5496"/>
                         </a:solidFill>
@@ -22225,7 +22225,7 @@
                       <a:prstGeom prst="line">
                         <a:avLst/>
                       </a:prstGeom>
-                      <a:ln w="12700" cap="flat" cmpd="sng" algn="ctr">
+                      <a:ln w="3175" cap="flat" cmpd="sng" algn="ctr">
                         <a:solidFill>
                           <a:srgbClr val="2F5496"/>
                         </a:solidFill>
@@ -22263,7 +22263,7 @@
                       <a:prstGeom prst="line">
                         <a:avLst/>
                       </a:prstGeom>
-                      <a:ln w="12700" cap="flat" cmpd="sng" algn="ctr">
+                      <a:ln w="3175" cap="flat" cmpd="sng" algn="ctr">
                         <a:solidFill>
                           <a:srgbClr val="2F5496"/>
                         </a:solidFill>
@@ -22301,7 +22301,7 @@
                       <a:prstGeom prst="line">
                         <a:avLst/>
                       </a:prstGeom>
-                      <a:ln w="12700" cap="flat" cmpd="sng" algn="ctr">
+                      <a:ln w="3175" cap="flat" cmpd="sng" algn="ctr">
                         <a:solidFill>
                           <a:srgbClr val="2F5496"/>
                         </a:solidFill>
@@ -22339,7 +22339,7 @@
                       <a:prstGeom prst="line">
                         <a:avLst/>
                       </a:prstGeom>
-                      <a:ln w="12700" cap="flat" cmpd="sng" algn="ctr">
+                      <a:ln w="3175" cap="flat" cmpd="sng" algn="ctr">
                         <a:solidFill>
                           <a:srgbClr val="2F5496"/>
                         </a:solidFill>
@@ -22377,7 +22377,7 @@
                       <a:prstGeom prst="line">
                         <a:avLst/>
                       </a:prstGeom>
-                      <a:ln w="12700" cap="flat" cmpd="sng" algn="ctr">
+                      <a:ln w="3175" cap="flat" cmpd="sng" algn="ctr">
                         <a:solidFill>
                           <a:srgbClr val="2F5496"/>
                         </a:solidFill>
@@ -22415,7 +22415,7 @@
                       <a:prstGeom prst="line">
                         <a:avLst/>
                       </a:prstGeom>
-                      <a:ln w="12700" cap="flat" cmpd="sng" algn="ctr">
+                      <a:ln w="3175" cap="flat" cmpd="sng" algn="ctr">
                         <a:solidFill>
                           <a:srgbClr val="2F5496"/>
                         </a:solidFill>
@@ -22453,7 +22453,7 @@
                       <a:prstGeom prst="line">
                         <a:avLst/>
                       </a:prstGeom>
-                      <a:ln w="12700" cap="flat" cmpd="sng" algn="ctr">
+                      <a:ln w="3175" cap="flat" cmpd="sng" algn="ctr">
                         <a:solidFill>
                           <a:srgbClr val="2F5496"/>
                         </a:solidFill>
@@ -22491,7 +22491,7 @@
                       <a:prstGeom prst="line">
                         <a:avLst/>
                       </a:prstGeom>
-                      <a:ln w="12700" cap="flat" cmpd="sng" algn="ctr">
+                      <a:ln w="3175" cap="flat" cmpd="sng" algn="ctr">
                         <a:solidFill>
                           <a:srgbClr val="2F5496"/>
                         </a:solidFill>
@@ -22529,7 +22529,7 @@
                       <a:prstGeom prst="line">
                         <a:avLst/>
                       </a:prstGeom>
-                      <a:ln w="12700" cap="flat" cmpd="sng" algn="ctr">
+                      <a:ln w="3175" cap="flat" cmpd="sng" algn="ctr">
                         <a:solidFill>
                           <a:srgbClr val="2F5496"/>
                         </a:solidFill>
@@ -22567,7 +22567,7 @@
                       <a:prstGeom prst="line">
                         <a:avLst/>
                       </a:prstGeom>
-                      <a:ln w="12700" cap="flat" cmpd="sng" algn="ctr">
+                      <a:ln w="3175" cap="flat" cmpd="sng" algn="ctr">
                         <a:solidFill>
                           <a:srgbClr val="2F5496"/>
                         </a:solidFill>
@@ -22605,7 +22605,7 @@
                       <a:prstGeom prst="line">
                         <a:avLst/>
                       </a:prstGeom>
-                      <a:ln w="12700" cap="flat" cmpd="sng" algn="ctr">
+                      <a:ln w="3175" cap="flat" cmpd="sng" algn="ctr">
                         <a:solidFill>
                           <a:srgbClr val="2F5496"/>
                         </a:solidFill>
@@ -22643,7 +22643,7 @@
                       <a:prstGeom prst="line">
                         <a:avLst/>
                       </a:prstGeom>
-                      <a:ln w="12700" cap="flat" cmpd="sng" algn="ctr">
+                      <a:ln w="3175" cap="flat" cmpd="sng" algn="ctr">
                         <a:solidFill>
                           <a:srgbClr val="2F5496"/>
                         </a:solidFill>
@@ -22681,7 +22681,7 @@
                       <a:prstGeom prst="line">
                         <a:avLst/>
                       </a:prstGeom>
-                      <a:ln w="12700" cap="flat" cmpd="sng" algn="ctr">
+                      <a:ln w="3175" cap="flat" cmpd="sng" algn="ctr">
                         <a:solidFill>
                           <a:srgbClr val="2F5496"/>
                         </a:solidFill>
@@ -22719,7 +22719,7 @@
                       <a:prstGeom prst="line">
                         <a:avLst/>
                       </a:prstGeom>
-                      <a:ln w="12700" cap="flat" cmpd="sng" algn="ctr">
+                      <a:ln w="3175" cap="flat" cmpd="sng" algn="ctr">
                         <a:solidFill>
                           <a:srgbClr val="2F5496"/>
                         </a:solidFill>
@@ -22757,7 +22757,7 @@
                       <a:prstGeom prst="line">
                         <a:avLst/>
                       </a:prstGeom>
-                      <a:ln w="12700" cap="flat" cmpd="sng" algn="ctr">
+                      <a:ln w="3175" cap="flat" cmpd="sng" algn="ctr">
                         <a:solidFill>
                           <a:srgbClr val="2F5496"/>
                         </a:solidFill>
@@ -22795,7 +22795,7 @@
                       <a:prstGeom prst="line">
                         <a:avLst/>
                       </a:prstGeom>
-                      <a:ln w="12700" cap="flat" cmpd="sng" algn="ctr">
+                      <a:ln w="3175" cap="flat" cmpd="sng" algn="ctr">
                         <a:solidFill>
                           <a:srgbClr val="2F5496"/>
                         </a:solidFill>
@@ -22833,7 +22833,7 @@
                       <a:prstGeom prst="line">
                         <a:avLst/>
                       </a:prstGeom>
-                      <a:ln w="12700" cap="flat" cmpd="sng" algn="ctr">
+                      <a:ln w="3175" cap="flat" cmpd="sng" algn="ctr">
                         <a:solidFill>
                           <a:srgbClr val="2F5496"/>
                         </a:solidFill>
@@ -22871,7 +22871,7 @@
                       <a:prstGeom prst="line">
                         <a:avLst/>
                       </a:prstGeom>
-                      <a:ln w="12700" cap="flat" cmpd="sng" algn="ctr">
+                      <a:ln w="3175" cap="flat" cmpd="sng" algn="ctr">
                         <a:solidFill>
                           <a:srgbClr val="2F5496"/>
                         </a:solidFill>
@@ -22909,7 +22909,7 @@
                       <a:prstGeom prst="line">
                         <a:avLst/>
                       </a:prstGeom>
-                      <a:ln w="12700" cap="flat" cmpd="sng" algn="ctr">
+                      <a:ln w="3175" cap="flat" cmpd="sng" algn="ctr">
                         <a:solidFill>
                           <a:srgbClr val="2F5496"/>
                         </a:solidFill>
@@ -22947,7 +22947,7 @@
                       <a:prstGeom prst="line">
                         <a:avLst/>
                       </a:prstGeom>
-                      <a:ln w="12700" cap="flat" cmpd="sng" algn="ctr">
+                      <a:ln w="3175" cap="flat" cmpd="sng" algn="ctr">
                         <a:solidFill>
                           <a:srgbClr val="2F5496"/>
                         </a:solidFill>
@@ -22985,7 +22985,7 @@
                       <a:prstGeom prst="line">
                         <a:avLst/>
                       </a:prstGeom>
-                      <a:ln w="12700" cap="flat" cmpd="sng" algn="ctr">
+                      <a:ln w="3175" cap="flat" cmpd="sng" algn="ctr">
                         <a:solidFill>
                           <a:srgbClr val="2F5496"/>
                         </a:solidFill>
@@ -23023,7 +23023,7 @@
                       <a:prstGeom prst="line">
                         <a:avLst/>
                       </a:prstGeom>
-                      <a:ln w="12700" cap="flat" cmpd="sng" algn="ctr">
+                      <a:ln w="3175" cap="flat" cmpd="sng" algn="ctr">
                         <a:solidFill>
                           <a:srgbClr val="2F5496"/>
                         </a:solidFill>
@@ -23061,7 +23061,7 @@
                       <a:prstGeom prst="line">
                         <a:avLst/>
                       </a:prstGeom>
-                      <a:ln w="12700" cap="flat" cmpd="sng" algn="ctr">
+                      <a:ln w="3175" cap="flat" cmpd="sng" algn="ctr">
                         <a:solidFill>
                           <a:srgbClr val="2F5496"/>
                         </a:solidFill>
@@ -23099,7 +23099,7 @@
                       <a:prstGeom prst="line">
                         <a:avLst/>
                       </a:prstGeom>
-                      <a:ln w="12700" cap="flat" cmpd="sng" algn="ctr">
+                      <a:ln w="3175" cap="flat" cmpd="sng" algn="ctr">
                         <a:solidFill>
                           <a:srgbClr val="2F5496"/>
                         </a:solidFill>
@@ -23137,7 +23137,7 @@
                       <a:prstGeom prst="line">
                         <a:avLst/>
                       </a:prstGeom>
-                      <a:ln w="12700" cap="flat" cmpd="sng" algn="ctr">
+                      <a:ln w="3175" cap="flat" cmpd="sng" algn="ctr">
                         <a:solidFill>
                           <a:srgbClr val="2F5496"/>
                         </a:solidFill>
@@ -23175,7 +23175,7 @@
                       <a:prstGeom prst="line">
                         <a:avLst/>
                       </a:prstGeom>
-                      <a:ln w="12700" cap="flat" cmpd="sng" algn="ctr">
+                      <a:ln w="3175" cap="flat" cmpd="sng" algn="ctr">
                         <a:solidFill>
                           <a:srgbClr val="2F5496"/>
                         </a:solidFill>
@@ -23213,7 +23213,7 @@
                       <a:prstGeom prst="line">
                         <a:avLst/>
                       </a:prstGeom>
-                      <a:ln w="12700" cap="flat" cmpd="sng" algn="ctr">
+                      <a:ln w="3175" cap="flat" cmpd="sng" algn="ctr">
                         <a:solidFill>
                           <a:srgbClr val="2F5496"/>
                         </a:solidFill>
@@ -23251,7 +23251,7 @@
                       <a:prstGeom prst="line">
                         <a:avLst/>
                       </a:prstGeom>
-                      <a:ln w="12700" cap="flat" cmpd="sng" algn="ctr">
+                      <a:ln w="3175" cap="flat" cmpd="sng" algn="ctr">
                         <a:solidFill>
                           <a:srgbClr val="2F5496"/>
                         </a:solidFill>
@@ -23289,7 +23289,7 @@
                       <a:prstGeom prst="line">
                         <a:avLst/>
                       </a:prstGeom>
-                      <a:ln w="12700" cap="flat" cmpd="sng" algn="ctr">
+                      <a:ln w="3175" cap="flat" cmpd="sng" algn="ctr">
                         <a:solidFill>
                           <a:srgbClr val="2F5496"/>
                         </a:solidFill>
@@ -23327,7 +23327,7 @@
                       <a:prstGeom prst="line">
                         <a:avLst/>
                       </a:prstGeom>
-                      <a:ln w="12700" cap="flat" cmpd="sng" algn="ctr">
+                      <a:ln w="3175" cap="flat" cmpd="sng" algn="ctr">
                         <a:solidFill>
                           <a:srgbClr val="2F5496"/>
                         </a:solidFill>
@@ -23365,7 +23365,7 @@
                       <a:prstGeom prst="line">
                         <a:avLst/>
                       </a:prstGeom>
-                      <a:ln w="12700" cap="flat" cmpd="sng" algn="ctr">
+                      <a:ln w="3175" cap="flat" cmpd="sng" algn="ctr">
                         <a:solidFill>
                           <a:srgbClr val="2F5496"/>
                         </a:solidFill>
@@ -23403,7 +23403,7 @@
                       <a:prstGeom prst="line">
                         <a:avLst/>
                       </a:prstGeom>
-                      <a:ln w="12700" cap="flat" cmpd="sng" algn="ctr">
+                      <a:ln w="3175" cap="flat" cmpd="sng" algn="ctr">
                         <a:solidFill>
                           <a:srgbClr val="2F5496"/>
                         </a:solidFill>
@@ -23441,7 +23441,7 @@
                       <a:prstGeom prst="line">
                         <a:avLst/>
                       </a:prstGeom>
-                      <a:ln w="12700" cap="flat" cmpd="sng" algn="ctr">
+                      <a:ln w="3175" cap="flat" cmpd="sng" algn="ctr">
                         <a:solidFill>
                           <a:srgbClr val="2F5496"/>
                         </a:solidFill>
@@ -23479,7 +23479,7 @@
                       <a:prstGeom prst="line">
                         <a:avLst/>
                       </a:prstGeom>
-                      <a:ln w="12700" cap="flat" cmpd="sng" algn="ctr">
+                      <a:ln w="3175" cap="flat" cmpd="sng" algn="ctr">
                         <a:solidFill>
                           <a:srgbClr val="2F5496"/>
                         </a:solidFill>
@@ -23517,7 +23517,7 @@
                       <a:prstGeom prst="line">
                         <a:avLst/>
                       </a:prstGeom>
-                      <a:ln w="12700" cap="flat" cmpd="sng" algn="ctr">
+                      <a:ln w="3175" cap="flat" cmpd="sng" algn="ctr">
                         <a:solidFill>
                           <a:srgbClr val="2F5496"/>
                         </a:solidFill>
@@ -23555,7 +23555,7 @@
                       <a:prstGeom prst="line">
                         <a:avLst/>
                       </a:prstGeom>
-                      <a:ln w="12700" cap="flat" cmpd="sng" algn="ctr">
+                      <a:ln w="3175" cap="flat" cmpd="sng" algn="ctr">
                         <a:solidFill>
                           <a:srgbClr val="2F5496"/>
                         </a:solidFill>
@@ -23593,7 +23593,7 @@
                       <a:prstGeom prst="line">
                         <a:avLst/>
                       </a:prstGeom>
-                      <a:ln w="12700" cap="flat" cmpd="sng" algn="ctr">
+                      <a:ln w="3175" cap="flat" cmpd="sng" algn="ctr">
                         <a:solidFill>
                           <a:srgbClr val="2F5496"/>
                         </a:solidFill>
@@ -23631,7 +23631,7 @@
                       <a:prstGeom prst="line">
                         <a:avLst/>
                       </a:prstGeom>
-                      <a:ln w="12700" cap="flat" cmpd="sng" algn="ctr">
+                      <a:ln w="3175" cap="flat" cmpd="sng" algn="ctr">
                         <a:solidFill>
                           <a:srgbClr val="2F5496"/>
                         </a:solidFill>
@@ -23669,7 +23669,7 @@
                       <a:prstGeom prst="line">
                         <a:avLst/>
                       </a:prstGeom>
-                      <a:ln w="12700" cap="flat" cmpd="sng" algn="ctr">
+                      <a:ln w="3175" cap="flat" cmpd="sng" algn="ctr">
                         <a:solidFill>
                           <a:srgbClr val="2F5496"/>
                         </a:solidFill>
@@ -23707,7 +23707,7 @@
                       <a:prstGeom prst="line">
                         <a:avLst/>
                       </a:prstGeom>
-                      <a:ln w="12700" cap="flat" cmpd="sng" algn="ctr">
+                      <a:ln w="3175" cap="flat" cmpd="sng" algn="ctr">
                         <a:solidFill>
                           <a:srgbClr val="2F5496"/>
                         </a:solidFill>
@@ -23745,7 +23745,7 @@
                       <a:prstGeom prst="line">
                         <a:avLst/>
                       </a:prstGeom>
-                      <a:ln w="12700" cap="flat" cmpd="sng" algn="ctr">
+                      <a:ln w="3175" cap="flat" cmpd="sng" algn="ctr">
                         <a:solidFill>
                           <a:srgbClr val="2F5496"/>
                         </a:solidFill>
@@ -23783,7 +23783,7 @@
                       <a:prstGeom prst="line">
                         <a:avLst/>
                       </a:prstGeom>
-                      <a:ln w="12700" cap="flat" cmpd="sng" algn="ctr">
+                      <a:ln w="3175" cap="flat" cmpd="sng" algn="ctr">
                         <a:solidFill>
                           <a:srgbClr val="2F5496"/>
                         </a:solidFill>
@@ -23821,7 +23821,7 @@
                       <a:prstGeom prst="line">
                         <a:avLst/>
                       </a:prstGeom>
-                      <a:ln w="12700" cap="flat" cmpd="sng" algn="ctr">
+                      <a:ln w="3175" cap="flat" cmpd="sng" algn="ctr">
                         <a:solidFill>
                           <a:srgbClr val="2F5496"/>
                         </a:solidFill>
@@ -23859,7 +23859,7 @@
                       <a:prstGeom prst="line">
                         <a:avLst/>
                       </a:prstGeom>
-                      <a:ln w="12700" cap="flat" cmpd="sng" algn="ctr">
+                      <a:ln w="3175" cap="flat" cmpd="sng" algn="ctr">
                         <a:solidFill>
                           <a:srgbClr val="2F5496"/>
                         </a:solidFill>
@@ -23897,7 +23897,7 @@
                       <a:prstGeom prst="line">
                         <a:avLst/>
                       </a:prstGeom>
-                      <a:ln w="12700" cap="flat" cmpd="sng" algn="ctr">
+                      <a:ln w="3175" cap="flat" cmpd="sng" algn="ctr">
                         <a:solidFill>
                           <a:srgbClr val="2F5496"/>
                         </a:solidFill>
@@ -23935,7 +23935,7 @@
                       <a:prstGeom prst="line">
                         <a:avLst/>
                       </a:prstGeom>
-                      <a:ln w="12700" cap="flat" cmpd="sng" algn="ctr">
+                      <a:ln w="3175" cap="flat" cmpd="sng" algn="ctr">
                         <a:solidFill>
                           <a:srgbClr val="2F5496"/>
                         </a:solidFill>
@@ -23973,7 +23973,7 @@
                       <a:prstGeom prst="line">
                         <a:avLst/>
                       </a:prstGeom>
-                      <a:ln w="12700" cap="flat" cmpd="sng" algn="ctr">
+                      <a:ln w="3175" cap="flat" cmpd="sng" algn="ctr">
                         <a:solidFill>
                           <a:srgbClr val="2F5496"/>
                         </a:solidFill>
@@ -24011,7 +24011,7 @@
                       <a:prstGeom prst="line">
                         <a:avLst/>
                       </a:prstGeom>
-                      <a:ln w="12700" cap="flat" cmpd="sng" algn="ctr">
+                      <a:ln w="3175" cap="flat" cmpd="sng" algn="ctr">
                         <a:solidFill>
                           <a:srgbClr val="2F5496"/>
                         </a:solidFill>
@@ -24049,7 +24049,7 @@
                       <a:prstGeom prst="line">
                         <a:avLst/>
                       </a:prstGeom>
-                      <a:ln w="12700" cap="flat" cmpd="sng" algn="ctr">
+                      <a:ln w="3175" cap="flat" cmpd="sng" algn="ctr">
                         <a:solidFill>
                           <a:srgbClr val="2F5496"/>
                         </a:solidFill>
@@ -24087,7 +24087,7 @@
                       <a:prstGeom prst="line">
                         <a:avLst/>
                       </a:prstGeom>
-                      <a:ln w="12700" cap="flat" cmpd="sng" algn="ctr">
+                      <a:ln w="3175" cap="flat" cmpd="sng" algn="ctr">
                         <a:solidFill>
                           <a:srgbClr val="2F5496"/>
                         </a:solidFill>
@@ -24125,7 +24125,7 @@
                       <a:prstGeom prst="line">
                         <a:avLst/>
                       </a:prstGeom>
-                      <a:ln w="12700" cap="flat" cmpd="sng" algn="ctr">
+                      <a:ln w="3175" cap="flat" cmpd="sng" algn="ctr">
                         <a:solidFill>
                           <a:srgbClr val="2F5496"/>
                         </a:solidFill>
@@ -24163,7 +24163,7 @@
                       <a:prstGeom prst="line">
                         <a:avLst/>
                       </a:prstGeom>
-                      <a:ln w="12700" cap="flat" cmpd="sng" algn="ctr">
+                      <a:ln w="3175" cap="flat" cmpd="sng" algn="ctr">
                         <a:solidFill>
                           <a:srgbClr val="2F5496"/>
                         </a:solidFill>
@@ -24201,7 +24201,7 @@
                       <a:prstGeom prst="line">
                         <a:avLst/>
                       </a:prstGeom>
-                      <a:ln w="12700" cap="flat" cmpd="sng" algn="ctr">
+                      <a:ln w="3175" cap="flat" cmpd="sng" algn="ctr">
                         <a:solidFill>
                           <a:srgbClr val="2F5496"/>
                         </a:solidFill>
@@ -24239,7 +24239,7 @@
                       <a:prstGeom prst="line">
                         <a:avLst/>
                       </a:prstGeom>
-                      <a:ln w="12700" cap="flat" cmpd="sng" algn="ctr">
+                      <a:ln w="3175" cap="flat" cmpd="sng" algn="ctr">
                         <a:solidFill>
                           <a:srgbClr val="2F5496"/>
                         </a:solidFill>
@@ -24277,7 +24277,7 @@
                       <a:prstGeom prst="line">
                         <a:avLst/>
                       </a:prstGeom>
-                      <a:ln w="12700" cap="flat" cmpd="sng" algn="ctr">
+                      <a:ln w="3175" cap="flat" cmpd="sng" algn="ctr">
                         <a:solidFill>
                           <a:srgbClr val="2F5496"/>
                         </a:solidFill>
@@ -24315,7 +24315,7 @@
                       <a:prstGeom prst="line">
                         <a:avLst/>
                       </a:prstGeom>
-                      <a:ln w="12700" cap="flat" cmpd="sng" algn="ctr">
+                      <a:ln w="3175" cap="flat" cmpd="sng" algn="ctr">
                         <a:solidFill>
                           <a:srgbClr val="2F5496"/>
                         </a:solidFill>
@@ -24353,7 +24353,7 @@
                       <a:prstGeom prst="line">
                         <a:avLst/>
                       </a:prstGeom>
-                      <a:ln w="12700" cap="flat" cmpd="sng" algn="ctr">
+                      <a:ln w="3175" cap="flat" cmpd="sng" algn="ctr">
                         <a:solidFill>
                           <a:srgbClr val="2F5496"/>
                         </a:solidFill>
@@ -24391,7 +24391,7 @@
                       <a:prstGeom prst="line">
                         <a:avLst/>
                       </a:prstGeom>
-                      <a:ln w="12700" cap="flat" cmpd="sng" algn="ctr">
+                      <a:ln w="3175" cap="flat" cmpd="sng" algn="ctr">
                         <a:solidFill>
                           <a:srgbClr val="2F5496"/>
                         </a:solidFill>
@@ -24429,7 +24429,7 @@
                       <a:prstGeom prst="line">
                         <a:avLst/>
                       </a:prstGeom>
-                      <a:ln w="12700" cap="flat" cmpd="sng" algn="ctr">
+                      <a:ln w="3175" cap="flat" cmpd="sng" algn="ctr">
                         <a:solidFill>
                           <a:srgbClr val="2F5496"/>
                         </a:solidFill>
@@ -24467,7 +24467,7 @@
                       <a:prstGeom prst="line">
                         <a:avLst/>
                       </a:prstGeom>
-                      <a:ln w="12700" cap="flat" cmpd="sng" algn="ctr">
+                      <a:ln w="3175" cap="flat" cmpd="sng" algn="ctr">
                         <a:solidFill>
                           <a:srgbClr val="2F5496"/>
                         </a:solidFill>
@@ -24505,7 +24505,7 @@
                       <a:prstGeom prst="line">
                         <a:avLst/>
                       </a:prstGeom>
-                      <a:ln w="12700" cap="flat" cmpd="sng" algn="ctr">
+                      <a:ln w="3175" cap="flat" cmpd="sng" algn="ctr">
                         <a:solidFill>
                           <a:srgbClr val="2F5496"/>
                         </a:solidFill>
@@ -24543,7 +24543,7 @@
                       <a:prstGeom prst="line">
                         <a:avLst/>
                       </a:prstGeom>
-                      <a:ln w="12700" cap="flat" cmpd="sng" algn="ctr">
+                      <a:ln w="3175" cap="flat" cmpd="sng" algn="ctr">
                         <a:solidFill>
                           <a:srgbClr val="2F5496"/>
                         </a:solidFill>
@@ -24581,7 +24581,7 @@
                       <a:prstGeom prst="line">
                         <a:avLst/>
                       </a:prstGeom>
-                      <a:ln w="12700" cap="flat" cmpd="sng" algn="ctr">
+                      <a:ln w="3175" cap="flat" cmpd="sng" algn="ctr">
                         <a:solidFill>
                           <a:srgbClr val="2F5496"/>
                         </a:solidFill>
@@ -24619,7 +24619,7 @@
                       <a:prstGeom prst="line">
                         <a:avLst/>
                       </a:prstGeom>
-                      <a:ln w="12700" cap="flat" cmpd="sng" algn="ctr">
+                      <a:ln w="3175" cap="flat" cmpd="sng" algn="ctr">
                         <a:solidFill>
                           <a:srgbClr val="2F5496"/>
                         </a:solidFill>
@@ -24657,7 +24657,7 @@
                       <a:prstGeom prst="line">
                         <a:avLst/>
                       </a:prstGeom>
-                      <a:ln w="12700" cap="flat" cmpd="sng" algn="ctr">
+                      <a:ln w="3175" cap="flat" cmpd="sng" algn="ctr">
                         <a:solidFill>
                           <a:srgbClr val="2F5496"/>
                         </a:solidFill>
@@ -24695,7 +24695,7 @@
                       <a:prstGeom prst="line">
                         <a:avLst/>
                       </a:prstGeom>
-                      <a:ln w="12700" cap="flat" cmpd="sng" algn="ctr">
+                      <a:ln w="3175" cap="flat" cmpd="sng" algn="ctr">
                         <a:solidFill>
                           <a:srgbClr val="2F5496"/>
                         </a:solidFill>
@@ -24733,7 +24733,7 @@
                       <a:prstGeom prst="line">
                         <a:avLst/>
                       </a:prstGeom>
-                      <a:ln w="12700" cap="flat" cmpd="sng" algn="ctr">
+                      <a:ln w="3175" cap="flat" cmpd="sng" algn="ctr">
                         <a:solidFill>
                           <a:srgbClr val="2F5496"/>
                         </a:solidFill>
@@ -24771,7 +24771,7 @@
                       <a:prstGeom prst="line">
                         <a:avLst/>
                       </a:prstGeom>
-                      <a:ln w="12700" cap="flat" cmpd="sng" algn="ctr">
+                      <a:ln w="3175" cap="flat" cmpd="sng" algn="ctr">
                         <a:solidFill>
                           <a:srgbClr val="2F5496"/>
                         </a:solidFill>
@@ -24809,7 +24809,7 @@
                       <a:prstGeom prst="line">
                         <a:avLst/>
                       </a:prstGeom>
-                      <a:ln w="12700" cap="flat" cmpd="sng" algn="ctr">
+                      <a:ln w="3175" cap="flat" cmpd="sng" algn="ctr">
                         <a:solidFill>
                           <a:srgbClr val="2F5496"/>
                         </a:solidFill>
@@ -24847,7 +24847,7 @@
                       <a:prstGeom prst="line">
                         <a:avLst/>
                       </a:prstGeom>
-                      <a:ln w="12700" cap="flat" cmpd="sng" algn="ctr">
+                      <a:ln w="3175" cap="flat" cmpd="sng" algn="ctr">
                         <a:solidFill>
                           <a:srgbClr val="2F5496"/>
                         </a:solidFill>
@@ -24885,7 +24885,7 @@
                       <a:prstGeom prst="line">
                         <a:avLst/>
                       </a:prstGeom>
-                      <a:ln w="12700" cap="flat" cmpd="sng" algn="ctr">
+                      <a:ln w="3175" cap="flat" cmpd="sng" algn="ctr">
                         <a:solidFill>
                           <a:srgbClr val="2F5496"/>
                         </a:solidFill>
@@ -24923,7 +24923,7 @@
                       <a:prstGeom prst="line">
                         <a:avLst/>
                       </a:prstGeom>
-                      <a:ln w="12700" cap="flat" cmpd="sng" algn="ctr">
+                      <a:ln w="3175" cap="flat" cmpd="sng" algn="ctr">
                         <a:solidFill>
                           <a:srgbClr val="2F5496"/>
                         </a:solidFill>
@@ -24961,7 +24961,7 @@
                       <a:prstGeom prst="line">
                         <a:avLst/>
                       </a:prstGeom>
-                      <a:ln w="12700" cap="flat" cmpd="sng" algn="ctr">
+                      <a:ln w="3175" cap="flat" cmpd="sng" algn="ctr">
                         <a:solidFill>
                           <a:srgbClr val="2F5496"/>
                         </a:solidFill>
@@ -24999,7 +24999,7 @@
                       <a:prstGeom prst="line">
                         <a:avLst/>
                       </a:prstGeom>
-                      <a:ln w="12700" cap="flat" cmpd="sng" algn="ctr">
+                      <a:ln w="3175" cap="flat" cmpd="sng" algn="ctr">
                         <a:solidFill>
                           <a:srgbClr val="2F5496"/>
                         </a:solidFill>
@@ -25037,7 +25037,7 @@
                       <a:prstGeom prst="line">
                         <a:avLst/>
                       </a:prstGeom>
-                      <a:ln w="12700" cap="flat" cmpd="sng" algn="ctr">
+                      <a:ln w="3175" cap="flat" cmpd="sng" algn="ctr">
                         <a:solidFill>
                           <a:srgbClr val="2F5496"/>
                         </a:solidFill>
@@ -25075,7 +25075,7 @@
                       <a:prstGeom prst="line">
                         <a:avLst/>
                       </a:prstGeom>
-                      <a:ln w="12700" cap="flat" cmpd="sng" algn="ctr">
+                      <a:ln w="3175" cap="flat" cmpd="sng" algn="ctr">
                         <a:solidFill>
                           <a:srgbClr val="2F5496"/>
                         </a:solidFill>
@@ -25113,7 +25113,7 @@
                       <a:prstGeom prst="line">
                         <a:avLst/>
                       </a:prstGeom>
-                      <a:ln w="12700" cap="flat" cmpd="sng" algn="ctr">
+                      <a:ln w="3175" cap="flat" cmpd="sng" algn="ctr">
                         <a:solidFill>
                           <a:srgbClr val="2F5496"/>
                         </a:solidFill>
@@ -25151,7 +25151,7 @@
                       <a:prstGeom prst="line">
                         <a:avLst/>
                       </a:prstGeom>
-                      <a:ln w="12700" cap="flat" cmpd="sng" algn="ctr">
+                      <a:ln w="3175" cap="flat" cmpd="sng" algn="ctr">
                         <a:solidFill>
                           <a:srgbClr val="2F5496"/>
                         </a:solidFill>
@@ -25189,7 +25189,7 @@
                       <a:prstGeom prst="line">
                         <a:avLst/>
                       </a:prstGeom>
-                      <a:ln w="12700" cap="flat" cmpd="sng" algn="ctr">
+                      <a:ln w="3175" cap="flat" cmpd="sng" algn="ctr">
                         <a:solidFill>
                           <a:srgbClr val="2F5496"/>
                         </a:solidFill>
@@ -25227,7 +25227,7 @@
                       <a:prstGeom prst="line">
                         <a:avLst/>
                       </a:prstGeom>
-                      <a:ln w="12700" cap="flat" cmpd="sng" algn="ctr">
+                      <a:ln w="3175" cap="flat" cmpd="sng" algn="ctr">
                         <a:solidFill>
                           <a:srgbClr val="2F5496"/>
                         </a:solidFill>
@@ -25265,7 +25265,7 @@
                       <a:prstGeom prst="line">
                         <a:avLst/>
                       </a:prstGeom>
-                      <a:ln w="12700" cap="flat" cmpd="sng" algn="ctr">
+                      <a:ln w="3175" cap="flat" cmpd="sng" algn="ctr">
                         <a:solidFill>
                           <a:srgbClr val="2F5496"/>
                         </a:solidFill>
@@ -25303,7 +25303,7 @@
                       <a:prstGeom prst="line">
                         <a:avLst/>
                       </a:prstGeom>
-                      <a:ln w="12700" cap="flat" cmpd="sng" algn="ctr">
+                      <a:ln w="3175" cap="flat" cmpd="sng" algn="ctr">
                         <a:solidFill>
                           <a:srgbClr val="2F5496"/>
                         </a:solidFill>
@@ -25341,7 +25341,7 @@
                       <a:prstGeom prst="line">
                         <a:avLst/>
                       </a:prstGeom>
-                      <a:ln w="12700" cap="flat" cmpd="sng" algn="ctr">
+                      <a:ln w="3175" cap="flat" cmpd="sng" algn="ctr">
                         <a:solidFill>
                           <a:srgbClr val="2F5496"/>
                         </a:solidFill>
@@ -25379,7 +25379,7 @@
                       <a:prstGeom prst="line">
                         <a:avLst/>
                       </a:prstGeom>
-                      <a:ln w="12700" cap="flat" cmpd="sng" algn="ctr">
+                      <a:ln w="3175" cap="flat" cmpd="sng" algn="ctr">
                         <a:solidFill>
                           <a:srgbClr val="2F5496"/>
                         </a:solidFill>
@@ -25417,7 +25417,7 @@
                       <a:prstGeom prst="line">
                         <a:avLst/>
                       </a:prstGeom>
-                      <a:ln w="12700" cap="flat" cmpd="sng" algn="ctr">
+                      <a:ln w="3175" cap="flat" cmpd="sng" algn="ctr">
                         <a:solidFill>
                           <a:srgbClr val="2F5496"/>
                         </a:solidFill>
@@ -25455,7 +25455,7 @@
                       <a:prstGeom prst="line">
                         <a:avLst/>
                       </a:prstGeom>
-                      <a:ln w="12700" cap="flat" cmpd="sng" algn="ctr">
+                      <a:ln w="3175" cap="flat" cmpd="sng" algn="ctr">
                         <a:solidFill>
                           <a:srgbClr val="2F5496"/>
                         </a:solidFill>
@@ -25493,7 +25493,7 @@
                       <a:prstGeom prst="line">
                         <a:avLst/>
                       </a:prstGeom>
-                      <a:ln w="12700" cap="flat" cmpd="sng" algn="ctr">
+                      <a:ln w="3175" cap="flat" cmpd="sng" algn="ctr">
                         <a:solidFill>
                           <a:srgbClr val="2F5496"/>
                         </a:solidFill>
@@ -25531,7 +25531,7 @@
                       <a:prstGeom prst="line">
                         <a:avLst/>
                       </a:prstGeom>
-                      <a:ln w="12700" cap="flat" cmpd="sng" algn="ctr">
+                      <a:ln w="3175" cap="flat" cmpd="sng" algn="ctr">
                         <a:solidFill>
                           <a:srgbClr val="2F5496"/>
                         </a:solidFill>
@@ -25569,7 +25569,7 @@
                       <a:prstGeom prst="line">
                         <a:avLst/>
                       </a:prstGeom>
-                      <a:ln w="12700" cap="flat" cmpd="sng" algn="ctr">
+                      <a:ln w="3175" cap="flat" cmpd="sng" algn="ctr">
                         <a:solidFill>
                           <a:srgbClr val="2F5496"/>
                         </a:solidFill>
@@ -25607,7 +25607,7 @@
                       <a:prstGeom prst="line">
                         <a:avLst/>
                       </a:prstGeom>
-                      <a:ln w="12700" cap="flat" cmpd="sng" algn="ctr">
+                      <a:ln w="3175" cap="flat" cmpd="sng" algn="ctr">
                         <a:solidFill>
                           <a:srgbClr val="2F5496"/>
                         </a:solidFill>
@@ -25645,7 +25645,7 @@
                       <a:prstGeom prst="line">
                         <a:avLst/>
                       </a:prstGeom>
-                      <a:ln w="12700" cap="flat" cmpd="sng" algn="ctr">
+                      <a:ln w="3175" cap="flat" cmpd="sng" algn="ctr">
                         <a:solidFill>
                           <a:srgbClr val="2F5496"/>
                         </a:solidFill>
@@ -25683,7 +25683,7 @@
                       <a:prstGeom prst="line">
                         <a:avLst/>
                       </a:prstGeom>
-                      <a:ln w="12700" cap="flat" cmpd="sng" algn="ctr">
+                      <a:ln w="3175" cap="flat" cmpd="sng" algn="ctr">
                         <a:solidFill>
                           <a:srgbClr val="2F5496"/>
                         </a:solidFill>
@@ -25721,7 +25721,7 @@
                       <a:prstGeom prst="line">
                         <a:avLst/>
                       </a:prstGeom>
-                      <a:ln w="12700" cap="flat" cmpd="sng" algn="ctr">
+                      <a:ln w="3175" cap="flat" cmpd="sng" algn="ctr">
                         <a:solidFill>
                           <a:srgbClr val="2F5496"/>
                         </a:solidFill>
@@ -25759,7 +25759,7 @@
                       <a:prstGeom prst="line">
                         <a:avLst/>
                       </a:prstGeom>
-                      <a:ln w="12700" cap="flat" cmpd="sng" algn="ctr">
+                      <a:ln w="3175" cap="flat" cmpd="sng" algn="ctr">
                         <a:solidFill>
                           <a:srgbClr val="2F5496"/>
                         </a:solidFill>
@@ -25797,7 +25797,7 @@
                       <a:prstGeom prst="line">
                         <a:avLst/>
                       </a:prstGeom>
-                      <a:ln w="12700" cap="flat" cmpd="sng" algn="ctr">
+                      <a:ln w="3175" cap="flat" cmpd="sng" algn="ctr">
                         <a:solidFill>
                           <a:srgbClr val="2F5496"/>
                         </a:solidFill>
@@ -25835,7 +25835,7 @@
                       <a:prstGeom prst="line">
                         <a:avLst/>
                       </a:prstGeom>
-                      <a:ln w="12700" cap="flat" cmpd="sng" algn="ctr">
+                      <a:ln w="3175" cap="flat" cmpd="sng" algn="ctr">
                         <a:solidFill>
                           <a:srgbClr val="2F5496"/>
                         </a:solidFill>
@@ -25873,7 +25873,7 @@
                       <a:prstGeom prst="line">
                         <a:avLst/>
                       </a:prstGeom>
-                      <a:ln w="12700" cap="flat" cmpd="sng" algn="ctr">
+                      <a:ln w="3175" cap="flat" cmpd="sng" algn="ctr">
                         <a:solidFill>
                           <a:srgbClr val="2F5496"/>
                         </a:solidFill>
@@ -25911,7 +25911,7 @@
                       <a:prstGeom prst="line">
                         <a:avLst/>
                       </a:prstGeom>
-                      <a:ln w="12700" cap="flat" cmpd="sng" algn="ctr">
+                      <a:ln w="3175" cap="flat" cmpd="sng" algn="ctr">
                         <a:solidFill>
                           <a:srgbClr val="2F5496"/>
                         </a:solidFill>
@@ -25949,7 +25949,7 @@
                       <a:prstGeom prst="line">
                         <a:avLst/>
                       </a:prstGeom>
-                      <a:ln w="12700" cap="flat" cmpd="sng" algn="ctr">
+                      <a:ln w="3175" cap="flat" cmpd="sng" algn="ctr">
                         <a:solidFill>
                           <a:srgbClr val="2F5496"/>
                         </a:solidFill>
@@ -25987,7 +25987,7 @@
                       <a:prstGeom prst="line">
                         <a:avLst/>
                       </a:prstGeom>
-                      <a:ln w="12700" cap="flat" cmpd="sng" algn="ctr">
+                      <a:ln w="3175" cap="flat" cmpd="sng" algn="ctr">
                         <a:solidFill>
                           <a:srgbClr val="2F5496"/>
                         </a:solidFill>
@@ -26025,7 +26025,7 @@
                       <a:prstGeom prst="line">
                         <a:avLst/>
                       </a:prstGeom>
-                      <a:ln w="12700" cap="flat" cmpd="sng" algn="ctr">
+                      <a:ln w="3175" cap="flat" cmpd="sng" algn="ctr">
                         <a:solidFill>
                           <a:srgbClr val="2F5496"/>
                         </a:solidFill>
@@ -26063,7 +26063,7 @@
                       <a:prstGeom prst="line">
                         <a:avLst/>
                       </a:prstGeom>
-                      <a:ln w="12700" cap="flat" cmpd="sng" algn="ctr">
+                      <a:ln w="3175" cap="flat" cmpd="sng" algn="ctr">
                         <a:solidFill>
                           <a:srgbClr val="2F5496"/>
                         </a:solidFill>
@@ -26101,7 +26101,7 @@
                       <a:prstGeom prst="line">
                         <a:avLst/>
                       </a:prstGeom>
-                      <a:ln w="12700" cap="flat" cmpd="sng" algn="ctr">
+                      <a:ln w="3175" cap="flat" cmpd="sng" algn="ctr">
                         <a:solidFill>
                           <a:srgbClr val="2F5496"/>
                         </a:solidFill>
@@ -26139,7 +26139,7 @@
                       <a:prstGeom prst="line">
                         <a:avLst/>
                       </a:prstGeom>
-                      <a:ln w="12700" cap="flat" cmpd="sng" algn="ctr">
+                      <a:ln w="3175" cap="flat" cmpd="sng" algn="ctr">
                         <a:solidFill>
                           <a:srgbClr val="2F5496"/>
                         </a:solidFill>
@@ -26177,7 +26177,7 @@
                       <a:prstGeom prst="line">
                         <a:avLst/>
                       </a:prstGeom>
-                      <a:ln w="12700" cap="flat" cmpd="sng" algn="ctr">
+                      <a:ln w="3175" cap="flat" cmpd="sng" algn="ctr">
                         <a:solidFill>
                           <a:srgbClr val="2F5496"/>
                         </a:solidFill>
@@ -26215,7 +26215,7 @@
                       <a:prstGeom prst="line">
                         <a:avLst/>
                       </a:prstGeom>
-                      <a:ln w="12700" cap="flat" cmpd="sng" algn="ctr">
+                      <a:ln w="3175" cap="flat" cmpd="sng" algn="ctr">
                         <a:solidFill>
                           <a:srgbClr val="2F5496"/>
                         </a:solidFill>
@@ -26253,7 +26253,7 @@
                       <a:prstGeom prst="line">
                         <a:avLst/>
                       </a:prstGeom>
-                      <a:ln w="12700" cap="flat" cmpd="sng" algn="ctr">
+                      <a:ln w="3175" cap="flat" cmpd="sng" algn="ctr">
                         <a:solidFill>
                           <a:srgbClr val="2F5496"/>
                         </a:solidFill>
@@ -26291,7 +26291,7 @@
                       <a:prstGeom prst="line">
                         <a:avLst/>
                       </a:prstGeom>
-                      <a:ln w="12700" cap="flat" cmpd="sng" algn="ctr">
+                      <a:ln w="3175" cap="flat" cmpd="sng" algn="ctr">
                         <a:solidFill>
                           <a:srgbClr val="2F5496"/>
                         </a:solidFill>
@@ -26329,7 +26329,7 @@
                       <a:prstGeom prst="line">
                         <a:avLst/>
                       </a:prstGeom>
-                      <a:ln w="12700" cap="flat" cmpd="sng" algn="ctr">
+                      <a:ln w="3175" cap="flat" cmpd="sng" algn="ctr">
                         <a:solidFill>
                           <a:srgbClr val="2F5496"/>
                         </a:solidFill>
@@ -26367,7 +26367,7 @@
                       <a:prstGeom prst="line">
                         <a:avLst/>
                       </a:prstGeom>
-                      <a:ln w="12700" cap="flat" cmpd="sng" algn="ctr">
+                      <a:ln w="3175" cap="flat" cmpd="sng" algn="ctr">
                         <a:solidFill>
                           <a:srgbClr val="2F5496"/>
                         </a:solidFill>
@@ -26405,7 +26405,7 @@
                       <a:prstGeom prst="line">
                         <a:avLst/>
                       </a:prstGeom>
-                      <a:ln w="12700" cap="flat" cmpd="sng" algn="ctr">
+                      <a:ln w="3175" cap="flat" cmpd="sng" algn="ctr">
                         <a:solidFill>
                           <a:srgbClr val="2F5496"/>
                         </a:solidFill>
@@ -26443,7 +26443,7 @@
                       <a:prstGeom prst="line">
                         <a:avLst/>
                       </a:prstGeom>
-                      <a:ln w="12700" cap="flat" cmpd="sng" algn="ctr">
+                      <a:ln w="3175" cap="flat" cmpd="sng" algn="ctr">
                         <a:solidFill>
                           <a:srgbClr val="2F5496"/>
                         </a:solidFill>
@@ -26481,7 +26481,7 @@
                       <a:prstGeom prst="line">
                         <a:avLst/>
                       </a:prstGeom>
-                      <a:ln w="12700" cap="flat" cmpd="sng" algn="ctr">
+                      <a:ln w="3175" cap="flat" cmpd="sng" algn="ctr">
                         <a:solidFill>
                           <a:srgbClr val="2F5496"/>
                         </a:solidFill>
@@ -26519,7 +26519,7 @@
                       <a:prstGeom prst="line">
                         <a:avLst/>
                       </a:prstGeom>
-                      <a:ln w="12700" cap="flat" cmpd="sng" algn="ctr">
+                      <a:ln w="3175" cap="flat" cmpd="sng" algn="ctr">
                         <a:solidFill>
                           <a:srgbClr val="2F5496"/>
                         </a:solidFill>
@@ -26557,7 +26557,7 @@
                       <a:prstGeom prst="line">
                         <a:avLst/>
                       </a:prstGeom>
-                      <a:ln w="12700" cap="flat" cmpd="sng" algn="ctr">
+                      <a:ln w="3175" cap="flat" cmpd="sng" algn="ctr">
                         <a:solidFill>
                           <a:srgbClr val="2F5496"/>
                         </a:solidFill>
@@ -26595,7 +26595,7 @@
                       <a:prstGeom prst="line">
                         <a:avLst/>
                       </a:prstGeom>
-                      <a:ln w="12700" cap="flat" cmpd="sng" algn="ctr">
+                      <a:ln w="3175" cap="flat" cmpd="sng" algn="ctr">
                         <a:solidFill>
                           <a:srgbClr val="2F5496"/>
                         </a:solidFill>
@@ -26633,7 +26633,7 @@
                       <a:prstGeom prst="line">
                         <a:avLst/>
                       </a:prstGeom>
-                      <a:ln w="12700" cap="flat" cmpd="sng" algn="ctr">
+                      <a:ln w="3175" cap="flat" cmpd="sng" algn="ctr">
                         <a:solidFill>
                           <a:srgbClr val="2F5496"/>
                         </a:solidFill>
@@ -26671,7 +26671,7 @@
                       <a:prstGeom prst="line">
                         <a:avLst/>
                       </a:prstGeom>
-                      <a:ln w="12700" cap="flat" cmpd="sng" algn="ctr">
+                      <a:ln w="3175" cap="flat" cmpd="sng" algn="ctr">
                         <a:solidFill>
                           <a:srgbClr val="2F5496"/>
                         </a:solidFill>
@@ -26709,7 +26709,7 @@
                       <a:prstGeom prst="line">
                         <a:avLst/>
                       </a:prstGeom>
-                      <a:ln w="12700" cap="flat" cmpd="sng" algn="ctr">
+                      <a:ln w="3175" cap="flat" cmpd="sng" algn="ctr">
                         <a:solidFill>
                           <a:srgbClr val="2F5496"/>
                         </a:solidFill>
@@ -26747,7 +26747,7 @@
                       <a:prstGeom prst="line">
                         <a:avLst/>
                       </a:prstGeom>
-                      <a:ln w="12700" cap="flat" cmpd="sng" algn="ctr">
+                      <a:ln w="3175" cap="flat" cmpd="sng" algn="ctr">
                         <a:solidFill>
                           <a:srgbClr val="2F5496"/>
                         </a:solidFill>
@@ -26785,7 +26785,7 @@
                       <a:prstGeom prst="line">
                         <a:avLst/>
                       </a:prstGeom>
-                      <a:ln w="12700" cap="flat" cmpd="sng" algn="ctr">
+                      <a:ln w="3175" cap="flat" cmpd="sng" algn="ctr">
                         <a:solidFill>
                           <a:srgbClr val="2F5496"/>
                         </a:solidFill>
@@ -26823,7 +26823,7 @@
                       <a:prstGeom prst="line">
                         <a:avLst/>
                       </a:prstGeom>
-                      <a:ln w="12700" cap="flat" cmpd="sng" algn="ctr">
+                      <a:ln w="3175" cap="flat" cmpd="sng" algn="ctr">
                         <a:solidFill>
                           <a:srgbClr val="2F5496"/>
                         </a:solidFill>
@@ -26861,7 +26861,7 @@
                       <a:prstGeom prst="line">
                         <a:avLst/>
                       </a:prstGeom>
-                      <a:ln w="12700" cap="flat" cmpd="sng" algn="ctr">
+                      <a:ln w="3175" cap="flat" cmpd="sng" algn="ctr">
                         <a:solidFill>
                           <a:srgbClr val="2F5496"/>
                         </a:solidFill>
@@ -26899,7 +26899,7 @@
                       <a:prstGeom prst="line">
                         <a:avLst/>
                       </a:prstGeom>
-                      <a:ln w="12700" cap="flat" cmpd="sng" algn="ctr">
+                      <a:ln w="3175" cap="flat" cmpd="sng" algn="ctr">
                         <a:solidFill>
                           <a:srgbClr val="2F5496"/>
                         </a:solidFill>
@@ -26937,7 +26937,7 @@
                       <a:prstGeom prst="line">
                         <a:avLst/>
                       </a:prstGeom>
-                      <a:ln w="12700" cap="flat" cmpd="sng" algn="ctr">
+                      <a:ln w="3175" cap="flat" cmpd="sng" algn="ctr">
                         <a:solidFill>
                           <a:srgbClr val="2F5496"/>
                         </a:solidFill>
@@ -26975,7 +26975,7 @@
                       <a:prstGeom prst="line">
                         <a:avLst/>
                       </a:prstGeom>
-                      <a:ln w="12700" cap="flat" cmpd="sng" algn="ctr">
+                      <a:ln w="3175" cap="flat" cmpd="sng" algn="ctr">
                         <a:solidFill>
                           <a:srgbClr val="2F5496"/>
                         </a:solidFill>
@@ -27013,7 +27013,7 @@
                       <a:prstGeom prst="line">
                         <a:avLst/>
                       </a:prstGeom>
-                      <a:ln w="12700" cap="flat" cmpd="sng" algn="ctr">
+                      <a:ln w="3175" cap="flat" cmpd="sng" algn="ctr">
                         <a:solidFill>
                           <a:srgbClr val="2F5496"/>
                         </a:solidFill>
@@ -27051,7 +27051,7 @@
                       <a:prstGeom prst="line">
                         <a:avLst/>
                       </a:prstGeom>
-                      <a:ln w="12700" cap="flat" cmpd="sng" algn="ctr">
+                      <a:ln w="3175" cap="flat" cmpd="sng" algn="ctr">
                         <a:solidFill>
                           <a:srgbClr val="2F5496"/>
                         </a:solidFill>
@@ -27089,7 +27089,7 @@
                       <a:prstGeom prst="line">
                         <a:avLst/>
                       </a:prstGeom>
-                      <a:ln w="12700" cap="flat" cmpd="sng" algn="ctr">
+                      <a:ln w="3175" cap="flat" cmpd="sng" algn="ctr">
                         <a:solidFill>
                           <a:srgbClr val="2F5496"/>
                         </a:solidFill>
@@ -27127,7 +27127,7 @@
                       <a:prstGeom prst="line">
                         <a:avLst/>
                       </a:prstGeom>
-                      <a:ln w="12700" cap="flat" cmpd="sng" algn="ctr">
+                      <a:ln w="3175" cap="flat" cmpd="sng" algn="ctr">
                         <a:solidFill>
                           <a:srgbClr val="2F5496"/>
                         </a:solidFill>
@@ -27165,7 +27165,7 @@
                       <a:prstGeom prst="line">
                         <a:avLst/>
                       </a:prstGeom>
-                      <a:ln w="12700" cap="flat" cmpd="sng" algn="ctr">
+                      <a:ln w="3175" cap="flat" cmpd="sng" algn="ctr">
                         <a:solidFill>
                           <a:srgbClr val="2F5496"/>
                         </a:solidFill>
@@ -27203,7 +27203,7 @@
                       <a:prstGeom prst="line">
                         <a:avLst/>
                       </a:prstGeom>
-                      <a:ln w="12700" cap="flat" cmpd="sng" algn="ctr">
+                      <a:ln w="3175" cap="flat" cmpd="sng" algn="ctr">
                         <a:solidFill>
                           <a:srgbClr val="2F5496"/>
                         </a:solidFill>
@@ -27241,7 +27241,7 @@
                       <a:prstGeom prst="line">
                         <a:avLst/>
                       </a:prstGeom>
-                      <a:ln w="12700" cap="flat" cmpd="sng" algn="ctr">
+                      <a:ln w="3175" cap="flat" cmpd="sng" algn="ctr">
                         <a:solidFill>
                           <a:srgbClr val="2F5496"/>
                         </a:solidFill>
@@ -27279,7 +27279,7 @@
                       <a:prstGeom prst="line">
                         <a:avLst/>
                       </a:prstGeom>
-                      <a:ln w="12700" cap="flat" cmpd="sng" algn="ctr">
+                      <a:ln w="3175" cap="flat" cmpd="sng" algn="ctr">
                         <a:solidFill>
                           <a:srgbClr val="2F5496"/>
                         </a:solidFill>
@@ -27317,7 +27317,7 @@
                       <a:prstGeom prst="line">
                         <a:avLst/>
                       </a:prstGeom>
-                      <a:ln w="12700" cap="flat" cmpd="sng" algn="ctr">
+                      <a:ln w="3175" cap="flat" cmpd="sng" algn="ctr">
                         <a:solidFill>
                           <a:srgbClr val="2F5496"/>
                         </a:solidFill>
@@ -27355,7 +27355,7 @@
                       <a:prstGeom prst="line">
                         <a:avLst/>
                       </a:prstGeom>
-                      <a:ln w="12700" cap="flat" cmpd="sng" algn="ctr">
+                      <a:ln w="3175" cap="flat" cmpd="sng" algn="ctr">
                         <a:solidFill>
                           <a:srgbClr val="2F5496"/>
                         </a:solidFill>
@@ -27393,7 +27393,7 @@
                       <a:prstGeom prst="line">
                         <a:avLst/>
                       </a:prstGeom>
-                      <a:ln w="12700" cap="flat" cmpd="sng" algn="ctr">
+                      <a:ln w="3175" cap="flat" cmpd="sng" algn="ctr">
                         <a:solidFill>
                           <a:srgbClr val="2F5496"/>
                         </a:solidFill>
@@ -27431,7 +27431,7 @@
                       <a:prstGeom prst="line">
                         <a:avLst/>
                       </a:prstGeom>
-                      <a:ln w="12700" cap="flat" cmpd="sng" algn="ctr">
+                      <a:ln w="3175" cap="flat" cmpd="sng" algn="ctr">
                         <a:solidFill>
                           <a:srgbClr val="2F5496"/>
                         </a:solidFill>
@@ -27469,7 +27469,7 @@
                       <a:prstGeom prst="line">
                         <a:avLst/>
                       </a:prstGeom>
-                      <a:ln w="12700" cap="flat" cmpd="sng" algn="ctr">
+                      <a:ln w="3175" cap="flat" cmpd="sng" algn="ctr">
                         <a:solidFill>
                           <a:srgbClr val="2F5496"/>
                         </a:solidFill>
@@ -27507,7 +27507,7 @@
                       <a:prstGeom prst="line">
                         <a:avLst/>
                       </a:prstGeom>
-                      <a:ln w="12700" cap="flat" cmpd="sng" algn="ctr">
+                      <a:ln w="3175" cap="flat" cmpd="sng" algn="ctr">
                         <a:solidFill>
                           <a:srgbClr val="2F5496"/>
                         </a:solidFill>
@@ -27545,7 +27545,7 @@
                       <a:prstGeom prst="line">
                         <a:avLst/>
                       </a:prstGeom>
-                      <a:ln w="12700" cap="flat" cmpd="sng" algn="ctr">
+                      <a:ln w="3175" cap="flat" cmpd="sng" algn="ctr">
                         <a:solidFill>
                           <a:srgbClr val="2F5496"/>
                         </a:solidFill>
@@ -27583,7 +27583,7 @@
                       <a:prstGeom prst="line">
                         <a:avLst/>
                       </a:prstGeom>
-                      <a:ln w="12700" cap="flat" cmpd="sng" algn="ctr">
+                      <a:ln w="3175" cap="flat" cmpd="sng" algn="ctr">
                         <a:solidFill>
                           <a:srgbClr val="2F5496"/>
                         </a:solidFill>
@@ -27621,7 +27621,7 @@
                       <a:prstGeom prst="line">
                         <a:avLst/>
                       </a:prstGeom>
-                      <a:ln w="12700" cap="flat" cmpd="sng" algn="ctr">
+                      <a:ln w="3175" cap="flat" cmpd="sng" algn="ctr">
                         <a:solidFill>
                           <a:srgbClr val="2F5496"/>
                         </a:solidFill>
@@ -27659,7 +27659,7 @@
                       <a:prstGeom prst="line">
                         <a:avLst/>
                       </a:prstGeom>
-                      <a:ln w="12700" cap="flat" cmpd="sng" algn="ctr">
+                      <a:ln w="3175" cap="flat" cmpd="sng" algn="ctr">
                         <a:solidFill>
                           <a:srgbClr val="2F5496"/>
                         </a:solidFill>
@@ -27697,7 +27697,7 @@
                       <a:prstGeom prst="line">
                         <a:avLst/>
                       </a:prstGeom>
-                      <a:ln w="12700" cap="flat" cmpd="sng" algn="ctr">
+                      <a:ln w="3175" cap="flat" cmpd="sng" algn="ctr">
                         <a:solidFill>
                           <a:srgbClr val="2F5496"/>
                         </a:solidFill>
@@ -27735,7 +27735,7 @@
                       <a:prstGeom prst="line">
                         <a:avLst/>
                       </a:prstGeom>
-                      <a:ln w="12700" cap="flat" cmpd="sng" algn="ctr">
+                      <a:ln w="3175" cap="flat" cmpd="sng" algn="ctr">
                         <a:solidFill>
                           <a:srgbClr val="2F5496"/>
                         </a:solidFill>
@@ -27773,7 +27773,7 @@
                       <a:prstGeom prst="line">
                         <a:avLst/>
                       </a:prstGeom>
-                      <a:ln w="12700" cap="flat" cmpd="sng" algn="ctr">
+                      <a:ln w="3175" cap="flat" cmpd="sng" algn="ctr">
                         <a:solidFill>
                           <a:srgbClr val="2F5496"/>
                         </a:solidFill>
@@ -27811,7 +27811,7 @@
                       <a:prstGeom prst="line">
                         <a:avLst/>
                       </a:prstGeom>
-                      <a:ln w="12700" cap="flat" cmpd="sng" algn="ctr">
+                      <a:ln w="3175" cap="flat" cmpd="sng" algn="ctr">
                         <a:solidFill>
                           <a:srgbClr val="2F5496"/>
                         </a:solidFill>
@@ -27849,7 +27849,7 @@
                       <a:prstGeom prst="line">
                         <a:avLst/>
                       </a:prstGeom>
-                      <a:ln w="12700" cap="flat" cmpd="sng" algn="ctr">
+                      <a:ln w="3175" cap="flat" cmpd="sng" algn="ctr">
                         <a:solidFill>
                           <a:srgbClr val="2F5496"/>
                         </a:solidFill>
@@ -27887,7 +27887,7 @@
                       <a:prstGeom prst="line">
                         <a:avLst/>
                       </a:prstGeom>
-                      <a:ln w="12700" cap="flat" cmpd="sng" algn="ctr">
+                      <a:ln w="3175" cap="flat" cmpd="sng" algn="ctr">
                         <a:solidFill>
                           <a:srgbClr val="2F5496"/>
                         </a:solidFill>
@@ -27925,7 +27925,7 @@
                       <a:prstGeom prst="line">
                         <a:avLst/>
                       </a:prstGeom>
-                      <a:ln w="12700" cap="flat" cmpd="sng" algn="ctr">
+                      <a:ln w="3175" cap="flat" cmpd="sng" algn="ctr">
                         <a:solidFill>
                           <a:srgbClr val="2F5496"/>
                         </a:solidFill>
@@ -27963,7 +27963,7 @@
                       <a:prstGeom prst="line">
                         <a:avLst/>
                       </a:prstGeom>
-                      <a:ln w="12700" cap="flat" cmpd="sng" algn="ctr">
+                      <a:ln w="3175" cap="flat" cmpd="sng" algn="ctr">
                         <a:solidFill>
                           <a:srgbClr val="2F5496"/>
                         </a:solidFill>
@@ -28001,7 +28001,7 @@
                       <a:prstGeom prst="line">
                         <a:avLst/>
                       </a:prstGeom>
-                      <a:ln w="12700" cap="flat" cmpd="sng" algn="ctr">
+                      <a:ln w="3175" cap="flat" cmpd="sng" algn="ctr">
                         <a:solidFill>
                           <a:srgbClr val="2F5496"/>
                         </a:solidFill>
@@ -28039,7 +28039,7 @@
                       <a:prstGeom prst="line">
                         <a:avLst/>
                       </a:prstGeom>
-                      <a:ln w="12700" cap="flat" cmpd="sng" algn="ctr">
+                      <a:ln w="3175" cap="flat" cmpd="sng" algn="ctr">
                         <a:solidFill>
                           <a:srgbClr val="2F5496"/>
                         </a:solidFill>
@@ -28077,7 +28077,7 @@
                       <a:prstGeom prst="line">
                         <a:avLst/>
                       </a:prstGeom>
-                      <a:ln w="12700" cap="flat" cmpd="sng" algn="ctr">
+                      <a:ln w="3175" cap="flat" cmpd="sng" algn="ctr">
                         <a:solidFill>
                           <a:srgbClr val="2F5496"/>
                         </a:solidFill>
@@ -28115,7 +28115,7 @@
                       <a:prstGeom prst="line">
                         <a:avLst/>
                       </a:prstGeom>
-                      <a:ln w="12700" cap="flat" cmpd="sng" algn="ctr">
+                      <a:ln w="3175" cap="flat" cmpd="sng" algn="ctr">
                         <a:solidFill>
                           <a:srgbClr val="2F5496"/>
                         </a:solidFill>
@@ -28153,7 +28153,7 @@
                       <a:prstGeom prst="line">
                         <a:avLst/>
                       </a:prstGeom>
-                      <a:ln w="12700" cap="flat" cmpd="sng" algn="ctr">
+                      <a:ln w="3175" cap="flat" cmpd="sng" algn="ctr">
                         <a:solidFill>
                           <a:srgbClr val="2F5496"/>
                         </a:solidFill>
@@ -28191,7 +28191,7 @@
                       <a:prstGeom prst="line">
                         <a:avLst/>
                       </a:prstGeom>
-                      <a:ln w="12700" cap="flat" cmpd="sng" algn="ctr">
+                      <a:ln w="3175" cap="flat" cmpd="sng" algn="ctr">
                         <a:solidFill>
                           <a:srgbClr val="2F5496"/>
                         </a:solidFill>
@@ -28229,7 +28229,7 @@
                       <a:prstGeom prst="line">
                         <a:avLst/>
                       </a:prstGeom>
-                      <a:ln w="12700" cap="flat" cmpd="sng" algn="ctr">
+                      <a:ln w="3175" cap="flat" cmpd="sng" algn="ctr">
                         <a:solidFill>
                           <a:srgbClr val="2F5496"/>
                         </a:solidFill>
@@ -28267,7 +28267,7 @@
                       <a:prstGeom prst="line">
                         <a:avLst/>
                       </a:prstGeom>
-                      <a:ln w="12700" cap="flat" cmpd="sng" algn="ctr">
+                      <a:ln w="3175" cap="flat" cmpd="sng" algn="ctr">
                         <a:solidFill>
                           <a:srgbClr val="2F5496"/>
                         </a:solidFill>
@@ -28305,7 +28305,7 @@
                       <a:prstGeom prst="line">
                         <a:avLst/>
                       </a:prstGeom>
-                      <a:ln w="12700" cap="flat" cmpd="sng" algn="ctr">
+                      <a:ln w="3175" cap="flat" cmpd="sng" algn="ctr">
                         <a:solidFill>
                           <a:srgbClr val="2F5496"/>
                         </a:solidFill>
@@ -28343,7 +28343,7 @@
                       <a:prstGeom prst="line">
                         <a:avLst/>
                       </a:prstGeom>
-                      <a:ln w="12700" cap="flat" cmpd="sng" algn="ctr">
+                      <a:ln w="3175" cap="flat" cmpd="sng" algn="ctr">
                         <a:solidFill>
                           <a:srgbClr val="2F5496"/>
                         </a:solidFill>
@@ -28398,7 +28398,7 @@
                           </a:path>
                         </a:pathLst>
                       </a:custGeom>
-                      <a:ln w="12700" cap="flat" cmpd="sng" algn="ctr">
+                      <a:ln w="3175" cap="flat" cmpd="sng" algn="ctr">
                         <a:solidFill>
                           <a:srgbClr val="2F5496"/>
                         </a:solidFill>
@@ -28453,7 +28453,7 @@
                           </a:path>
                         </a:pathLst>
                       </a:custGeom>
-                      <a:ln w="12700" cap="flat" cmpd="sng" algn="ctr">
+                      <a:ln w="3175" cap="flat" cmpd="sng" algn="ctr">
                         <a:solidFill>
                           <a:srgbClr val="2F5496"/>
                         </a:solidFill>
@@ -28508,7 +28508,7 @@
                           </a:path>
                         </a:pathLst>
                       </a:custGeom>
-                      <a:ln w="12700" cap="flat" cmpd="sng" algn="ctr">
+                      <a:ln w="3175" cap="flat" cmpd="sng" algn="ctr">
                         <a:solidFill>
                           <a:srgbClr val="2F5496"/>
                         </a:solidFill>
@@ -28546,7 +28546,7 @@
                       <a:prstGeom prst="line">
                         <a:avLst/>
                       </a:prstGeom>
-                      <a:ln w="12700" cap="flat" cmpd="sng" algn="ctr">
+                      <a:ln w="3175" cap="flat" cmpd="sng" algn="ctr">
                         <a:solidFill>
                           <a:srgbClr val="2F5496"/>
                         </a:solidFill>
@@ -28584,7 +28584,7 @@
                       <a:prstGeom prst="line">
                         <a:avLst/>
                       </a:prstGeom>
-                      <a:ln w="12700" cap="flat" cmpd="sng" algn="ctr">
+                      <a:ln w="3175" cap="flat" cmpd="sng" algn="ctr">
                         <a:solidFill>
                           <a:srgbClr val="2F5496"/>
                         </a:solidFill>
@@ -28622,7 +28622,7 @@
                       <a:prstGeom prst="line">
                         <a:avLst/>
                       </a:prstGeom>
-                      <a:ln w="12700" cap="flat" cmpd="sng" algn="ctr">
+                      <a:ln w="3175" cap="flat" cmpd="sng" algn="ctr">
                         <a:solidFill>
                           <a:srgbClr val="2F5496"/>
                         </a:solidFill>
@@ -28660,7 +28660,7 @@
                       <a:prstGeom prst="line">
                         <a:avLst/>
                       </a:prstGeom>
-                      <a:ln w="12700" cap="flat" cmpd="sng" algn="ctr">
+                      <a:ln w="3175" cap="flat" cmpd="sng" algn="ctr">
                         <a:solidFill>
                           <a:srgbClr val="2F5496"/>
                         </a:solidFill>
@@ -28810,14 +28810,14 @@
     <w:rPrDefault>
       <w:rPr>
         <w:rFonts w:asciiTheme="minorHAnsi" w:cstheme="minorBidi" w:eastAsiaTheme="minorHAnsi" w:hAnsiTheme="minorHAnsi"/>
-        <w:sz w:val="24"/>
-        <w:szCs w:val="24"/>
+        <w:sz w:val="22"/>
+        <w:szCs w:val="22"/>
         <w:lang w:bidi="ar-SA" w:eastAsia="en-US" w:val="en-US"/>
       </w:rPr>
     </w:rPrDefault>
     <w:pPrDefault>
       <w:pPr>
-        <w:spacing w:after="200"/>
+        <w:spacing w:after="160" w:line="259" w:lineRule="auto"/>
       </w:pPr>
     </w:pPrDefault>
   </w:docDefaults>
@@ -28864,7 +28864,7 @@
       <w:rFonts w:asciiTheme="majorHAnsi" w:cstheme="majorBidi" w:eastAsiaTheme="majorEastAsia" w:hAnsiTheme="majorHAnsi"/>
       <w:b/>
       <w:bCs/>
-      <w:color w:themeColor="accent1" w:themeShade="B5" w:val="345A8A"/>
+      <w:color w:themeColor="accent1" w:themeShade="B5" w:val="2E5395"/>
       <w:sz w:val="36"/>
       <w:szCs w:val="36"/>
     </w:rPr>
@@ -28920,7 +28920,7 @@
       <w:sz w:val="20"/>
       <w:szCs w:val="20"/>
       <w:b/>
-      <w:color w:val="345A8A"/>
+      <w:color w:val="2E5395"/>
       &gt;
     </w:rPr>
   </w:style>
@@ -28961,9 +28961,7 @@
     </w:pPr>
     <w:rPr>
       <w:rFonts w:asciiTheme="majorHAnsi" w:cstheme="majorBidi" w:eastAsiaTheme="majorEastAsia" w:hAnsiTheme="majorHAnsi"/>
-      <w:b/>
-      <w:bCs/>
-      <w:color w:themeColor="accent1" w:val="4F81BD"/>
+      <w:color w:themeColor="accent1" w:val="4472C4"/>
       <w:sz w:val="32"/>
       <w:szCs w:val="32"/>
     </w:rPr>
@@ -28983,9 +28981,7 @@
     </w:pPr>
     <w:rPr>
       <w:rFonts w:asciiTheme="majorHAnsi" w:cstheme="majorBidi" w:eastAsiaTheme="majorEastAsia" w:hAnsiTheme="majorHAnsi"/>
-      <w:b/>
-      <w:bCs/>
-      <w:color w:themeColor="accent1" w:val="4F81BD"/>
+      <w:color w:themeColor="accent1" w:val="4472C4"/>
       <w:sz w:val="28"/>
       <w:szCs w:val="28"/>
     </w:rPr>
@@ -29005,9 +29001,7 @@
     </w:pPr>
     <w:rPr>
       <w:rFonts w:asciiTheme="majorHAnsi" w:cstheme="majorBidi" w:eastAsiaTheme="majorEastAsia" w:hAnsiTheme="majorHAnsi"/>
-      <w:b/>
-      <w:bCs/>
-      <w:color w:themeColor="accent1" w:val="4F81BD"/>
+      <w:color w:themeColor="accent1" w:val="4472C4"/>
       <w:sz w:val="24"/>
       <w:szCs w:val="24"/>
     </w:rPr>
@@ -29027,9 +29021,7 @@
     </w:pPr>
     <w:rPr>
       <w:rFonts w:asciiTheme="majorHAnsi" w:cstheme="majorBidi" w:eastAsiaTheme="majorEastAsia" w:hAnsiTheme="majorHAnsi"/>
-      <w:i/>
-      <w:bCs/>
-      <w:color w:themeColor="accent1" w:val="4F81BD"/>
+      <w:color w:themeColor="accent1" w:val="4472C4"/>
       <w:sz w:val="24"/>
       <w:szCs w:val="24"/>
     </w:rPr>
@@ -29049,8 +29041,7 @@
     </w:pPr>
     <w:rPr>
       <w:rFonts w:asciiTheme="majorHAnsi" w:cstheme="majorBidi" w:eastAsiaTheme="majorEastAsia" w:hAnsiTheme="majorHAnsi"/>
-      <w:iCs/>
-      <w:color w:themeColor="accent1" w:val="4F81BD"/>
+      <w:color w:themeColor="accent1" w:val="4472C4"/>
       <w:sz w:val="24"/>
       <w:szCs w:val="24"/>
     </w:rPr>
@@ -29070,7 +29061,7 @@
     </w:pPr>
     <w:rPr>
       <w:rFonts w:asciiTheme="majorHAnsi" w:cstheme="majorBidi" w:eastAsiaTheme="majorEastAsia" w:hAnsiTheme="majorHAnsi"/>
-      <w:color w:themeColor="accent1" w:val="4F81BD"/>
+      <w:color w:themeColor="accent1" w:val="4472C4"/>
       <w:sz w:val="24"/>
       <w:szCs w:val="24"/>
     </w:rPr>
@@ -29090,7 +29081,7 @@
     </w:pPr>
     <w:rPr>
       <w:rFonts w:asciiTheme="majorHAnsi" w:cstheme="majorBidi" w:eastAsiaTheme="majorEastAsia" w:hAnsiTheme="majorHAnsi"/>
-      <w:color w:themeColor="accent1" w:val="4F81BD"/>
+      <w:color w:themeColor="accent1" w:val="4472C4"/>
       <w:sz w:val="24"/>
       <w:szCs w:val="24"/>
     </w:rPr>
@@ -29110,7 +29101,7 @@
     </w:pPr>
     <w:rPr>
       <w:rFonts w:asciiTheme="majorHAnsi" w:cstheme="majorBidi" w:eastAsiaTheme="majorEastAsia" w:hAnsiTheme="majorHAnsi"/>
-      <w:color w:themeColor="accent1" w:val="4F81BD"/>
+      <w:color w:themeColor="accent1" w:val="4472C4"/>
       <w:sz w:val="24"/>
       <w:szCs w:val="24"/>
     </w:rPr>
@@ -29130,7 +29121,7 @@
     </w:pPr>
     <w:rPr>
       <w:rFonts w:asciiTheme="majorHAnsi" w:cstheme="majorBidi" w:eastAsiaTheme="majorEastAsia" w:hAnsiTheme="majorHAnsi"/>
-      <w:color w:themeColor="accent1" w:val="4F81BD"/>
+      <w:color w:themeColor="accent1" w:val="4472C4"/>
       <w:sz w:val="24"/>
       <w:szCs w:val="24"/>
     </w:rPr>
@@ -29269,7 +29260,7 @@
     <w:name w:val="Hyperlink"/>
     <w:basedOn w:val="BodyTextChar"/>
     <w:rPr>
-      <w:color w:themeColor="accent1" w:val="4F81BD"/>
+      <w:color w:themeColor="accent1" w:val="4472C4"/>
     </w:rPr>
   </w:style>
   <w:style w:styleId="TOCHeading" w:type="paragraph">
@@ -29538,39 +29529,39 @@
         <a:sysClr val="window" lastClr="FFFFFF"/>
       </a:lt1>
       <a:dk2>
-        <a:srgbClr val="1F497D"/>
+        <a:srgbClr val="44546A"/>
       </a:dk2>
       <a:lt2>
-        <a:srgbClr val="EEECE1"/>
+        <a:srgbClr val="E7E6E6"/>
       </a:lt2>
       <a:accent1>
-        <a:srgbClr val="4F81BD"/>
+        <a:srgbClr val="4472C4"/>
       </a:accent1>
       <a:accent2>
-        <a:srgbClr val="C0504D"/>
+        <a:srgbClr val="ED7D31"/>
       </a:accent2>
       <a:accent3>
-        <a:srgbClr val="9BBB59"/>
+        <a:srgbClr val="A5A5A5"/>
       </a:accent3>
       <a:accent4>
-        <a:srgbClr val="8064A2"/>
+        <a:srgbClr val="FFC000"/>
       </a:accent4>
       <a:accent5>
-        <a:srgbClr val="4BACC6"/>
+        <a:srgbClr val="5B9BD5"/>
       </a:accent5>
       <a:accent6>
-        <a:srgbClr val="F79646"/>
+        <a:srgbClr val="70AD47"/>
       </a:accent6>
       <a:hlink>
-        <a:srgbClr val="0000FF"/>
+        <a:srgbClr val="0563C1"/>
       </a:hlink>
       <a:folHlink>
-        <a:srgbClr val="800080"/>
+        <a:srgbClr val="954F72"/>
       </a:folHlink>
     </a:clrScheme>
     <a:fontScheme name="Office">
       <a:majorFont>
-        <a:latin typeface="Calibri"/>
+        <a:latin typeface="Aptos Display"/>
         <a:ea typeface=""/>
         <a:cs typeface=""/>
         <a:font script="Jpan" typeface="ＭＳ ゴシック"/>
@@ -29604,7 +29595,7 @@
         <a:font script="Uigh" typeface="Microsoft Uighur"/>
       </a:majorFont>
       <a:minorFont>
-        <a:latin typeface="Cambria"/>
+        <a:latin typeface="Aptos"/>
         <a:ea typeface=""/>
         <a:cs typeface=""/>
         <a:font script="Jpan" typeface="ＭＳ 明朝"/>
